--- a/out/立体図形_まとめテスト.docx
+++ b/out/立体図形_まとめテスト.docx
@@ -2,97 +2,45 @@
 <file path=word/document.xml><?xml version="1.0" encoding="utf-8"?>
 <w:document xmlns:wpc="http://schemas.microsoft.com/office/word/2010/wordprocessingCanvas" xmlns:mo="http://schemas.microsoft.com/office/mac/office/2008/main" xmlns:mc="http://schemas.openxmlformats.org/markup-compatibility/2006" xmlns:mv="urn:schemas-microsoft-com:mac:vml" xmlns:o="urn:schemas-microsoft-com:office:office" xmlns:r="http://schemas.openxmlformats.org/officeDocument/2006/relationships" xmlns:m="http://schemas.openxmlformats.org/officeDocument/2006/math" xmlns:v="urn:schemas-microsoft-com:vml" xmlns:wp14="http://schemas.microsoft.com/office/word/2010/wordprocessingDrawing" xmlns:wp="http://schemas.openxmlformats.org/drawingml/2006/wordprocessingDrawing" xmlns:w10="urn:schemas-microsoft-com:office:word" xmlns:w="http://schemas.openxmlformats.org/wordprocessingml/2006/main" xmlns:w14="http://schemas.microsoft.com/office/word/2010/wordml" xmlns:wpg="http://schemas.microsoft.com/office/word/2010/wordprocessingGroup" xmlns:wpi="http://schemas.microsoft.com/office/word/2010/wordprocessingInk" xmlns:wne="http://schemas.microsoft.com/office/word/2006/wordml" xmlns:wps="http://schemas.microsoft.com/office/word/2010/wordprocessingShape" mc:Ignorable="w14 wp14">
   <w:body>
-    <w:tbl>
-      <w:tblPr>
-        <w:tblW w:type="auto" w:w="0"/>
-        <w:jc w:val="center"/>
-        <w:tblLayout w:type="fixed"/>
-        <w:tblLook w:firstColumn="1" w:firstRow="1" w:lastColumn="0" w:lastRow="0" w:noHBand="0" w:noVBand="1" w:val="04A0"/>
-        <w:tblLayout w:type="fixed"/>
-      </w:tblPr>
-      <w:tblGrid>
-        <w:gridCol w:w="2910"/>
-        <w:gridCol w:w="2910"/>
-        <w:gridCol w:w="2910"/>
-      </w:tblGrid>
-      <w:tr>
-        <w:tc>
-          <w:tcPr>
-            <w:tcW w:type="dxa" w:w="2041"/>
-            <w:tcBorders>
-              <w:top w:val="single" w:sz="12" w:space="0" w:color="000000"/>
-              <w:bottom w:val="single" w:sz="12" w:space="0" w:color="000000"/>
-              <w:left w:val="single" w:sz="12" w:space="0" w:color="000000"/>
-            </w:tcBorders>
-            <w:vAlign w:val="center"/>
-          </w:tcPr>
-          <w:p>
-            <w:pPr>
-              <w:jc w:val="center"/>
-            </w:pPr>
-            <w:r>
-              <w:rPr>
-                <w:rFonts w:ascii="ＭＳ 明朝" w:hAnsi="ＭＳ 明朝" w:eastAsia="ＭＳ 明朝"/>
-                <w:b/>
-                <w:sz w:val="22"/>
-              </w:rPr>
-              <w:t>テストＡ</w:t>
-            </w:r>
-          </w:p>
-        </w:tc>
-        <w:tc>
-          <w:tcPr>
-            <w:tcW w:type="dxa" w:w="4649"/>
-            <w:tcBorders>
-              <w:top w:val="single" w:sz="12" w:space="0" w:color="000000"/>
-              <w:bottom w:val="single" w:sz="12" w:space="0" w:color="000000"/>
-            </w:tcBorders>
-            <w:vAlign w:val="center"/>
-          </w:tcPr>
-          <w:p>
-            <w:pPr>
-              <w:jc w:val="center"/>
-            </w:pPr>
-            <w:r>
-              <w:rPr>
-                <w:rFonts w:ascii="ＭＳ 明朝" w:hAnsi="ＭＳ 明朝" w:eastAsia="ＭＳ 明朝"/>
-                <w:b/>
-                <w:sz w:val="44"/>
-              </w:rPr>
-              <w:t>立体図形</w:t>
-            </w:r>
-          </w:p>
-        </w:tc>
-        <w:tc>
-          <w:tcPr>
-            <w:tcW w:type="dxa" w:w="2041"/>
-            <w:tcBorders>
-              <w:top w:val="single" w:sz="12" w:space="0" w:color="000000"/>
-              <w:bottom w:val="single" w:sz="12" w:space="0" w:color="000000"/>
-              <w:right w:val="single" w:sz="12" w:space="0" w:color="000000"/>
-            </w:tcBorders>
-            <w:vAlign w:val="center"/>
-          </w:tcPr>
-          <w:p>
-            <w:pPr>
-              <w:jc w:val="center"/>
-            </w:pPr>
-            <w:r>
-              <w:rPr>
-                <w:rFonts w:ascii="ＭＳ 明朝" w:hAnsi="ＭＳ 明朝" w:eastAsia="ＭＳ 明朝"/>
-                <w:b/>
-                <w:sz w:val="22"/>
-              </w:rPr>
-              <w:t>森田修学館</w:t>
-            </w:r>
-          </w:p>
-        </w:tc>
-      </w:tr>
-    </w:tbl>
     <w:p>
       <w:pPr>
-        <w:spacing w:after="0" w:before="0"/>
+        <w:spacing w:after="120" w:before="0"/>
+        <w:jc w:val="center"/>
       </w:pPr>
+      <w:r>
+        <w:drawing>
+          <wp:inline xmlns:a="http://schemas.openxmlformats.org/drawingml/2006/main" xmlns:pic="http://schemas.openxmlformats.org/drawingml/2006/picture">
+            <wp:extent cx="5543999" cy="651532"/>
+            <wp:docPr id="1" name="Picture 1"/>
+            <wp:cNvGraphicFramePr>
+              <a:graphicFrameLocks noChangeAspect="1"/>
+            </wp:cNvGraphicFramePr>
+            <a:graphic>
+              <a:graphicData uri="http://schemas.openxmlformats.org/drawingml/2006/picture">
+                <pic:pic>
+                  <pic:nvPicPr>
+                    <pic:cNvPr id="0" name="ban_title_q.png"/>
+                    <pic:cNvPicPr/>
+                  </pic:nvPicPr>
+                  <pic:blipFill>
+                    <a:blip r:embed="rId9"/>
+                    <a:stretch>
+                      <a:fillRect/>
+                    </a:stretch>
+                  </pic:blipFill>
+                  <pic:spPr>
+                    <a:xfrm>
+                      <a:off x="0" y="0"/>
+                      <a:ext cx="5543999" cy="651532"/>
+                    </a:xfrm>
+                    <a:prstGeom prst="rect"/>
+                  </pic:spPr>
+                </pic:pic>
+              </a:graphicData>
+            </a:graphic>
+          </wp:inline>
+        </w:drawing>
+      </w:r>
     </w:p>
     <w:tbl>
       <w:tblPr>
@@ -116,7 +64,7 @@
       <w:tr>
         <w:tc>
           <w:tcPr>
-            <w:tcW w:type="dxa" w:w="6123"/>
+            <w:tcW w:type="dxa" w:w="6350"/>
           </w:tcPr>
           <w:p>
             <w:pPr>
@@ -124,7 +72,7 @@
             </w:pPr>
             <w:r>
               <w:rPr>
-                <w:rFonts w:ascii="ＭＳ 明朝" w:hAnsi="ＭＳ 明朝" w:eastAsia="ＭＳ 明朝"/>
+                <w:rFonts w:ascii="ＭＳ ゴシック" w:hAnsi="ＭＳ ゴシック" w:eastAsia="ＭＳ ゴシック"/>
                 <w:b/>
                 <w:sz w:val="20"/>
                 <w:bdr w:val="single" w:sz="6" w:space="0" w:color="000000"/>
@@ -133,9 +81,9 @@
             </w:r>
             <w:r>
               <w:rPr>
-                <w:rFonts w:ascii="ＭＳ 明朝" w:hAnsi="ＭＳ 明朝" w:eastAsia="ＭＳ 明朝"/>
+                <w:rFonts w:ascii="ＭＳ Ｐ明朝" w:hAnsi="ＭＳ Ｐ明朝" w:eastAsia="ＭＳ Ｐ明朝"/>
                 <w:b w:val="0"/>
-                <w:sz w:val="19"/>
+                <w:sz w:val="20"/>
               </w:rPr>
               <w:t xml:space="preserve">　１辺が６㎝の正四面体ＯＡＢＣがある。次の問いに答えなさい。</w:t>
             </w:r>
@@ -147,9 +95,9 @@
             </w:pPr>
             <w:r>
               <w:rPr>
-                <w:rFonts w:ascii="ＭＳ 明朝" w:hAnsi="ＭＳ 明朝" w:eastAsia="ＭＳ 明朝"/>
+                <w:rFonts w:ascii="ＭＳ Ｐ明朝" w:hAnsi="ＭＳ Ｐ明朝" w:eastAsia="ＭＳ Ｐ明朝"/>
                 <w:b w:val="0"/>
-                <w:sz w:val="19"/>
+                <w:sz w:val="20"/>
               </w:rPr>
               <w:t>⑴　ＯＢとねじれの位置にある辺を書きなさい。</w:t>
             </w:r>
@@ -161,9 +109,9 @@
             </w:pPr>
             <w:r>
               <w:rPr>
-                <w:rFonts w:ascii="ＭＳ 明朝" w:hAnsi="ＭＳ 明朝" w:eastAsia="ＭＳ 明朝"/>
+                <w:rFonts w:ascii="ＭＳ Ｐ明朝" w:hAnsi="ＭＳ Ｐ明朝" w:eastAsia="ＭＳ Ｐ明朝"/>
                 <w:b w:val="0"/>
-                <w:sz w:val="19"/>
+                <w:sz w:val="20"/>
               </w:rPr>
               <w:t>⑵　正四面体の体積を求めなさい。</w:t>
             </w:r>
@@ -175,9 +123,9 @@
             </w:pPr>
             <w:r>
               <w:rPr>
-                <w:rFonts w:ascii="ＭＳ 明朝" w:hAnsi="ＭＳ 明朝" w:eastAsia="ＭＳ 明朝"/>
+                <w:rFonts w:ascii="ＭＳ Ｐ明朝" w:hAnsi="ＭＳ Ｐ明朝" w:eastAsia="ＭＳ Ｐ明朝"/>
                 <w:b w:val="0"/>
-                <w:sz w:val="19"/>
+                <w:sz w:val="20"/>
               </w:rPr>
               <w:t>⑶　ＯＢ上に点Ｐをとり，ＡＰ＋ＰＣの長さが最も短くなるとき，その長さを求めなさい。</w:t>
             </w:r>
@@ -185,7 +133,7 @@
         </w:tc>
         <w:tc>
           <w:tcPr>
-            <w:tcW w:type="dxa" w:w="2608"/>
+            <w:tcW w:type="dxa" w:w="2381"/>
             <w:vAlign w:val="center"/>
           </w:tcPr>
           <w:p>
@@ -196,8 +144,8 @@
             <w:r>
               <w:drawing>
                 <wp:inline xmlns:a="http://schemas.openxmlformats.org/drawingml/2006/main" xmlns:pic="http://schemas.openxmlformats.org/drawingml/2006/picture">
-                  <wp:extent cx="1584000" cy="1841714"/>
-                  <wp:docPr id="1" name="Picture 1"/>
+                  <wp:extent cx="1404000" cy="1632429"/>
+                  <wp:docPr id="2" name="Picture 2"/>
                   <wp:cNvGraphicFramePr>
                     <a:graphicFrameLocks noChangeAspect="1"/>
                   </wp:cNvGraphicFramePr>
@@ -209,7 +157,7 @@
                           <pic:cNvPicPr/>
                         </pic:nvPicPr>
                         <pic:blipFill>
-                          <a:blip r:embed="rId9"/>
+                          <a:blip r:embed="rId10"/>
                           <a:stretch>
                             <a:fillRect/>
                           </a:stretch>
@@ -217,7 +165,7 @@
                         <pic:spPr>
                           <a:xfrm>
                             <a:off x="0" y="0"/>
-                            <a:ext cx="1584000" cy="1841714"/>
+                            <a:ext cx="1404000" cy="1632429"/>
                           </a:xfrm>
                           <a:prstGeom prst="rect"/>
                         </pic:spPr>
@@ -258,7 +206,7 @@
       <w:tr>
         <w:tc>
           <w:tcPr>
-            <w:tcW w:type="dxa" w:w="5896"/>
+            <w:tcW w:type="dxa" w:w="6123"/>
           </w:tcPr>
           <w:p>
             <w:pPr>
@@ -266,7 +214,7 @@
             </w:pPr>
             <w:r>
               <w:rPr>
-                <w:rFonts w:ascii="ＭＳ 明朝" w:hAnsi="ＭＳ 明朝" w:eastAsia="ＭＳ 明朝"/>
+                <w:rFonts w:ascii="ＭＳ ゴシック" w:hAnsi="ＭＳ ゴシック" w:eastAsia="ＭＳ ゴシック"/>
                 <w:b/>
                 <w:sz w:val="20"/>
                 <w:bdr w:val="single" w:sz="6" w:space="0" w:color="000000"/>
@@ -275,9 +223,9 @@
             </w:r>
             <w:r>
               <w:rPr>
-                <w:rFonts w:ascii="ＭＳ 明朝" w:hAnsi="ＭＳ 明朝" w:eastAsia="ＭＳ 明朝"/>
+                <w:rFonts w:ascii="ＭＳ Ｐ明朝" w:hAnsi="ＭＳ Ｐ明朝" w:eastAsia="ＭＳ Ｐ明朝"/>
                 <w:b w:val="0"/>
-                <w:sz w:val="19"/>
+                <w:sz w:val="20"/>
               </w:rPr>
               <w:t xml:space="preserve">　すべての辺が６㎝の正四角錐ＯＡＢＣＤがある。次の問いに答えなさい。</w:t>
             </w:r>
@@ -289,9 +237,9 @@
             </w:pPr>
             <w:r>
               <w:rPr>
-                <w:rFonts w:ascii="ＭＳ 明朝" w:hAnsi="ＭＳ 明朝" w:eastAsia="ＭＳ 明朝"/>
+                <w:rFonts w:ascii="ＭＳ Ｐ明朝" w:hAnsi="ＭＳ Ｐ明朝" w:eastAsia="ＭＳ Ｐ明朝"/>
                 <w:b w:val="0"/>
-                <w:sz w:val="19"/>
+                <w:sz w:val="20"/>
               </w:rPr>
               <w:t>⑴　ＡＢとねじれの位置にある辺はどれか。</w:t>
             </w:r>
@@ -303,9 +251,9 @@
             </w:pPr>
             <w:r>
               <w:rPr>
-                <w:rFonts w:ascii="ＭＳ 明朝" w:hAnsi="ＭＳ 明朝" w:eastAsia="ＭＳ 明朝"/>
+                <w:rFonts w:ascii="ＭＳ Ｐ明朝" w:hAnsi="ＭＳ Ｐ明朝" w:eastAsia="ＭＳ Ｐ明朝"/>
                 <w:b w:val="0"/>
-                <w:sz w:val="19"/>
+                <w:sz w:val="20"/>
               </w:rPr>
               <w:t>⑵　正四角錐の体積を求めなさい。</w:t>
             </w:r>
@@ -317,9 +265,9 @@
             </w:pPr>
             <w:r>
               <w:rPr>
-                <w:rFonts w:ascii="ＭＳ 明朝" w:hAnsi="ＭＳ 明朝" w:eastAsia="ＭＳ 明朝"/>
+                <w:rFonts w:ascii="ＭＳ Ｐ明朝" w:hAnsi="ＭＳ Ｐ明朝" w:eastAsia="ＭＳ Ｐ明朝"/>
                 <w:b w:val="0"/>
-                <w:sz w:val="19"/>
+                <w:sz w:val="20"/>
               </w:rPr>
               <w:t>⑶　ＢＣの中点をＥとする。ＯＡ上に点Ｐを，ＯＢ上に点Ｑをとり，ＤＰ＋ＰＱ＋ＱＥの長さが最も短くなるとき，その長さを求めなさい。</w:t>
             </w:r>
@@ -327,7 +275,7 @@
         </w:tc>
         <w:tc>
           <w:tcPr>
-            <w:tcW w:type="dxa" w:w="2835"/>
+            <w:tcW w:type="dxa" w:w="2608"/>
             <w:vAlign w:val="center"/>
           </w:tcPr>
           <w:p>
@@ -338,8 +286,8 @@
             <w:r>
               <w:drawing>
                 <wp:inline xmlns:a="http://schemas.openxmlformats.org/drawingml/2006/main" xmlns:pic="http://schemas.openxmlformats.org/drawingml/2006/picture">
-                  <wp:extent cx="1800000" cy="1554000"/>
-                  <wp:docPr id="2" name="Picture 2"/>
+                  <wp:extent cx="1620000" cy="1398600"/>
+                  <wp:docPr id="3" name="Picture 3"/>
                   <wp:cNvGraphicFramePr>
                     <a:graphicFrameLocks noChangeAspect="1"/>
                   </wp:cNvGraphicFramePr>
@@ -351,7 +299,7 @@
                           <pic:cNvPicPr/>
                         </pic:nvPicPr>
                         <pic:blipFill>
-                          <a:blip r:embed="rId10"/>
+                          <a:blip r:embed="rId11"/>
                           <a:stretch>
                             <a:fillRect/>
                           </a:stretch>
@@ -359,7 +307,7 @@
                         <pic:spPr>
                           <a:xfrm>
                             <a:off x="0" y="0"/>
-                            <a:ext cx="1800000" cy="1554000"/>
+                            <a:ext cx="1620000" cy="1398600"/>
                           </a:xfrm>
                           <a:prstGeom prst="rect"/>
                         </pic:spPr>
@@ -400,7 +348,7 @@
       <w:tr>
         <w:tc>
           <w:tcPr>
-            <w:tcW w:type="dxa" w:w="6463"/>
+            <w:tcW w:type="dxa" w:w="6576"/>
           </w:tcPr>
           <w:p>
             <w:pPr>
@@ -408,7 +356,7 @@
             </w:pPr>
             <w:r>
               <w:rPr>
-                <w:rFonts w:ascii="ＭＳ 明朝" w:hAnsi="ＭＳ 明朝" w:eastAsia="ＭＳ 明朝"/>
+                <w:rFonts w:ascii="ＭＳ ゴシック" w:hAnsi="ＭＳ ゴシック" w:eastAsia="ＭＳ ゴシック"/>
                 <w:b/>
                 <w:sz w:val="20"/>
                 <w:bdr w:val="single" w:sz="6" w:space="0" w:color="000000"/>
@@ -417,9 +365,9 @@
             </w:r>
             <w:r>
               <w:rPr>
-                <w:rFonts w:ascii="ＭＳ 明朝" w:hAnsi="ＭＳ 明朝" w:eastAsia="ＭＳ 明朝"/>
+                <w:rFonts w:ascii="ＭＳ Ｐ明朝" w:hAnsi="ＭＳ Ｐ明朝" w:eastAsia="ＭＳ Ｐ明朝"/>
                 <w:b w:val="0"/>
-                <w:sz w:val="19"/>
+                <w:sz w:val="20"/>
               </w:rPr>
               <w:t xml:space="preserve">　母線の長さが１２㎝，底面の円の半径が３㎝の円錐がある。次の問いに答えなさい。ただし，円周率はπとする。</w:t>
             </w:r>
@@ -431,9 +379,9 @@
             </w:pPr>
             <w:r>
               <w:rPr>
-                <w:rFonts w:ascii="ＭＳ 明朝" w:hAnsi="ＭＳ 明朝" w:eastAsia="ＭＳ 明朝"/>
+                <w:rFonts w:ascii="ＭＳ Ｐ明朝" w:hAnsi="ＭＳ Ｐ明朝" w:eastAsia="ＭＳ Ｐ明朝"/>
                 <w:b w:val="0"/>
-                <w:sz w:val="19"/>
+                <w:sz w:val="20"/>
               </w:rPr>
               <w:t>⑴　円錐の表面積を求めなさい。</w:t>
             </w:r>
@@ -445,9 +393,9 @@
             </w:pPr>
             <w:r>
               <w:rPr>
-                <w:rFonts w:ascii="ＭＳ 明朝" w:hAnsi="ＭＳ 明朝" w:eastAsia="ＭＳ 明朝"/>
+                <w:rFonts w:ascii="ＭＳ Ｐ明朝" w:hAnsi="ＭＳ Ｐ明朝" w:eastAsia="ＭＳ Ｐ明朝"/>
                 <w:b w:val="0"/>
-                <w:sz w:val="19"/>
+                <w:sz w:val="20"/>
               </w:rPr>
               <w:t>⑵　円錐の体積を求めなさい。</w:t>
             </w:r>
@@ -459,9 +407,9 @@
             </w:pPr>
             <w:r>
               <w:rPr>
-                <w:rFonts w:ascii="ＭＳ 明朝" w:hAnsi="ＭＳ 明朝" w:eastAsia="ＭＳ 明朝"/>
+                <w:rFonts w:ascii="ＭＳ Ｐ明朝" w:hAnsi="ＭＳ Ｐ明朝" w:eastAsia="ＭＳ Ｐ明朝"/>
                 <w:b w:val="0"/>
-                <w:sz w:val="19"/>
+                <w:sz w:val="20"/>
               </w:rPr>
               <w:t>⑶　ＯＡの中点をＭとし，円錐の表面を通るようにＡとＭを結ぶ。ＡＭの長さが最も短くなるとき，その長さを求めなさい。</w:t>
             </w:r>
@@ -469,7 +417,7 @@
         </w:tc>
         <w:tc>
           <w:tcPr>
-            <w:tcW w:type="dxa" w:w="2268"/>
+            <w:tcW w:type="dxa" w:w="2154"/>
             <w:vAlign w:val="center"/>
           </w:tcPr>
           <w:p>
@@ -480,8 +428,8 @@
             <w:r>
               <w:drawing>
                 <wp:inline xmlns:a="http://schemas.openxmlformats.org/drawingml/2006/main" xmlns:pic="http://schemas.openxmlformats.org/drawingml/2006/picture">
-                  <wp:extent cx="1368000" cy="1784480"/>
-                  <wp:docPr id="3" name="Picture 3"/>
+                  <wp:extent cx="1188000" cy="1549680"/>
+                  <wp:docPr id="4" name="Picture 4"/>
                   <wp:cNvGraphicFramePr>
                     <a:graphicFrameLocks noChangeAspect="1"/>
                   </wp:cNvGraphicFramePr>
@@ -493,7 +441,7 @@
                           <pic:cNvPicPr/>
                         </pic:nvPicPr>
                         <pic:blipFill>
-                          <a:blip r:embed="rId11"/>
+                          <a:blip r:embed="rId12"/>
                           <a:stretch>
                             <a:fillRect/>
                           </a:stretch>
@@ -501,7 +449,7 @@
                         <pic:spPr>
                           <a:xfrm>
                             <a:off x="0" y="0"/>
-                            <a:ext cx="1368000" cy="1784480"/>
+                            <a:ext cx="1188000" cy="1549680"/>
                           </a:xfrm>
                           <a:prstGeom prst="rect"/>
                         </pic:spPr>
@@ -542,7 +490,7 @@
       <w:tr>
         <w:tc>
           <w:tcPr>
-            <w:tcW w:type="dxa" w:w="6009"/>
+            <w:tcW w:type="dxa" w:w="6236"/>
           </w:tcPr>
           <w:p>
             <w:pPr>
@@ -550,7 +498,7 @@
             </w:pPr>
             <w:r>
               <w:rPr>
-                <w:rFonts w:ascii="ＭＳ 明朝" w:hAnsi="ＭＳ 明朝" w:eastAsia="ＭＳ 明朝"/>
+                <w:rFonts w:ascii="ＭＳ ゴシック" w:hAnsi="ＭＳ ゴシック" w:eastAsia="ＭＳ ゴシック"/>
                 <w:b/>
                 <w:sz w:val="20"/>
                 <w:bdr w:val="single" w:sz="6" w:space="0" w:color="000000"/>
@@ -559,9 +507,9 @@
             </w:r>
             <w:r>
               <w:rPr>
-                <w:rFonts w:ascii="ＭＳ 明朝" w:hAnsi="ＭＳ 明朝" w:eastAsia="ＭＳ 明朝"/>
+                <w:rFonts w:ascii="ＭＳ Ｐ明朝" w:hAnsi="ＭＳ Ｐ明朝" w:eastAsia="ＭＳ Ｐ明朝"/>
                 <w:b w:val="0"/>
-                <w:sz w:val="19"/>
+                <w:sz w:val="20"/>
               </w:rPr>
               <w:t xml:space="preserve">　右の図は，底面が直角二等辺三角形の三角柱である。ＢＣ＝８㎝，ＢＥ＝４㎝のとき，次の問いに答えなさい。</w:t>
             </w:r>
@@ -573,9 +521,9 @@
             </w:pPr>
             <w:r>
               <w:rPr>
-                <w:rFonts w:ascii="ＭＳ 明朝" w:hAnsi="ＭＳ 明朝" w:eastAsia="ＭＳ 明朝"/>
+                <w:rFonts w:ascii="ＭＳ Ｐ明朝" w:hAnsi="ＭＳ Ｐ明朝" w:eastAsia="ＭＳ Ｐ明朝"/>
                 <w:b w:val="0"/>
-                <w:sz w:val="19"/>
+                <w:sz w:val="20"/>
               </w:rPr>
               <w:t>⑴　辺ＢＣ上に点Ｐをとり，ＡＰ＋ＰＦの長さがもっとも短くなるとき，その長さを求めなさい。</w:t>
             </w:r>
@@ -587,9 +535,9 @@
             </w:pPr>
             <w:r>
               <w:rPr>
-                <w:rFonts w:ascii="ＭＳ 明朝" w:hAnsi="ＭＳ 明朝" w:eastAsia="ＭＳ 明朝"/>
+                <w:rFonts w:ascii="ＭＳ Ｐ明朝" w:hAnsi="ＭＳ Ｐ明朝" w:eastAsia="ＭＳ Ｐ明朝"/>
                 <w:b w:val="0"/>
-                <w:sz w:val="19"/>
+                <w:sz w:val="20"/>
               </w:rPr>
               <w:t>⑵　ＡＢの中点をＭとし，辺ＢＣ上に点Ｑをとり，ＭＱ＋ＱＦの長さがもっとも短くなるとき，その長さを求めなさい。</w:t>
             </w:r>
@@ -601,9 +549,9 @@
             </w:pPr>
             <w:r>
               <w:rPr>
-                <w:rFonts w:ascii="ＭＳ 明朝" w:hAnsi="ＭＳ 明朝" w:eastAsia="ＭＳ 明朝"/>
+                <w:rFonts w:ascii="ＭＳ Ｐ明朝" w:hAnsi="ＭＳ Ｐ明朝" w:eastAsia="ＭＳ Ｐ明朝"/>
                 <w:b w:val="0"/>
-                <w:sz w:val="19"/>
+                <w:sz w:val="20"/>
               </w:rPr>
               <w:t>⑶　⑴，⑵で求めた線分で短い方の答えを書きなさい。</w:t>
             </w:r>
@@ -611,7 +559,7 @@
         </w:tc>
         <w:tc>
           <w:tcPr>
-            <w:tcW w:type="dxa" w:w="2721"/>
+            <w:tcW w:type="dxa" w:w="2494"/>
             <w:vAlign w:val="center"/>
           </w:tcPr>
           <w:p>
@@ -622,8 +570,8 @@
             <w:r>
               <w:drawing>
                 <wp:inline xmlns:a="http://schemas.openxmlformats.org/drawingml/2006/main" xmlns:pic="http://schemas.openxmlformats.org/drawingml/2006/picture">
-                  <wp:extent cx="1728000" cy="1245885"/>
-                  <wp:docPr id="4" name="Picture 4"/>
+                  <wp:extent cx="1548000" cy="1116106"/>
+                  <wp:docPr id="5" name="Picture 5"/>
                   <wp:cNvGraphicFramePr>
                     <a:graphicFrameLocks noChangeAspect="1"/>
                   </wp:cNvGraphicFramePr>
@@ -635,7 +583,7 @@
                           <pic:cNvPicPr/>
                         </pic:nvPicPr>
                         <pic:blipFill>
-                          <a:blip r:embed="rId12"/>
+                          <a:blip r:embed="rId13"/>
                           <a:stretch>
                             <a:fillRect/>
                           </a:stretch>
@@ -643,7 +591,7 @@
                         <pic:spPr>
                           <a:xfrm>
                             <a:off x="0" y="0"/>
-                            <a:ext cx="1728000" cy="1245885"/>
+                            <a:ext cx="1548000" cy="1116106"/>
                           </a:xfrm>
                           <a:prstGeom prst="rect"/>
                         </pic:spPr>
@@ -659,33 +607,43 @@
     </w:tbl>
     <w:p>
       <w:pPr>
-        <w:spacing w:after="0" w:before="0"/>
-      </w:pPr>
-    </w:p>
-    <w:p>
-      <w:pPr>
         <w:pageBreakBefore/>
-        <w:spacing w:after="0" w:before="0" w:lineRule="exact" w:line="20"/>
+        <w:spacing w:after="120" w:before="0"/>
+        <w:jc w:val="center"/>
       </w:pPr>
       <w:r>
-        <w:rPr>
-          <w:sz w:val="2"/>
-        </w:rPr>
-        <w:t xml:space="preserve"> </w:t>
-      </w:r>
-    </w:p>
-    <w:p>
-      <w:pPr>
-        <w:spacing w:after="80" w:before="0"/>
-        <w:jc w:val="right"/>
-      </w:pPr>
-      <w:r>
-        <w:rPr>
-          <w:rFonts w:ascii="ＭＳ 明朝" w:hAnsi="ＭＳ 明朝" w:eastAsia="ＭＳ 明朝"/>
-          <w:b w:val="0"/>
-          <w:sz w:val="18"/>
-        </w:rPr>
-        <w:t>テストＡ　立体図形　－２－</w:t>
+        <w:drawing>
+          <wp:inline xmlns:a="http://schemas.openxmlformats.org/drawingml/2006/main" xmlns:pic="http://schemas.openxmlformats.org/drawingml/2006/picture">
+            <wp:extent cx="5543999" cy="612727"/>
+            <wp:docPr id="6" name="Picture 6"/>
+            <wp:cNvGraphicFramePr>
+              <a:graphicFrameLocks noChangeAspect="1"/>
+            </wp:cNvGraphicFramePr>
+            <a:graphic>
+              <a:graphicData uri="http://schemas.openxmlformats.org/drawingml/2006/picture">
+                <pic:pic>
+                  <pic:nvPicPr>
+                    <pic:cNvPr id="0" name="ban_name_q.png"/>
+                    <pic:cNvPicPr/>
+                  </pic:nvPicPr>
+                  <pic:blipFill>
+                    <a:blip r:embed="rId14"/>
+                    <a:stretch>
+                      <a:fillRect/>
+                    </a:stretch>
+                  </pic:blipFill>
+                  <pic:spPr>
+                    <a:xfrm>
+                      <a:off x="0" y="0"/>
+                      <a:ext cx="5543999" cy="612727"/>
+                    </a:xfrm>
+                    <a:prstGeom prst="rect"/>
+                  </pic:spPr>
+                </pic:pic>
+              </a:graphicData>
+            </a:graphic>
+          </wp:inline>
+        </w:drawing>
       </w:r>
     </w:p>
     <w:tbl>
@@ -714,7 +672,7 @@
           <w:p>
             <w:r>
               <w:rPr>
-                <w:rFonts w:ascii="ＭＳ 明朝" w:hAnsi="ＭＳ 明朝" w:eastAsia="ＭＳ 明朝"/>
+                <w:rFonts w:ascii="ＭＳ ゴシック" w:hAnsi="ＭＳ ゴシック" w:eastAsia="ＭＳ ゴシック"/>
                 <w:b/>
                 <w:sz w:val="20"/>
                 <w:bdr w:val="single" w:sz="6" w:space="0" w:color="000000"/>
@@ -723,9 +681,9 @@
             </w:r>
             <w:r>
               <w:rPr>
-                <w:rFonts w:ascii="ＭＳ 明朝" w:hAnsi="ＭＳ 明朝" w:eastAsia="ＭＳ 明朝"/>
+                <w:rFonts w:ascii="ＭＳ Ｐ明朝" w:hAnsi="ＭＳ Ｐ明朝" w:eastAsia="ＭＳ Ｐ明朝"/>
                 <w:b w:val="0"/>
-                <w:sz w:val="19"/>
+                <w:sz w:val="20"/>
               </w:rPr>
               <w:t xml:space="preserve">　下の図は，１辺が１２㎝の立方体を次の点を通るように切断したものです。切断面の名称と切断面の面積を求めなさい。</w:t>
             </w:r>
@@ -769,7 +727,7 @@
             </w:pPr>
             <w:r>
               <w:rPr>
-                <w:rFonts w:ascii="ＭＳ 明朝" w:hAnsi="ＭＳ 明朝" w:eastAsia="ＭＳ 明朝"/>
+                <w:rFonts w:ascii="ＭＳ Ｐ明朝" w:hAnsi="ＭＳ Ｐ明朝" w:eastAsia="ＭＳ Ｐ明朝"/>
                 <w:b w:val="0"/>
                 <w:sz w:val="18"/>
               </w:rPr>
@@ -787,7 +745,7 @@
             </w:pPr>
             <w:r>
               <w:rPr>
-                <w:rFonts w:ascii="ＭＳ 明朝" w:hAnsi="ＭＳ 明朝" w:eastAsia="ＭＳ 明朝"/>
+                <w:rFonts w:ascii="ＭＳ Ｐ明朝" w:hAnsi="ＭＳ Ｐ明朝" w:eastAsia="ＭＳ Ｐ明朝"/>
                 <w:b w:val="0"/>
                 <w:sz w:val="18"/>
               </w:rPr>
@@ -805,7 +763,7 @@
             </w:pPr>
             <w:r>
               <w:rPr>
-                <w:rFonts w:ascii="ＭＳ 明朝" w:hAnsi="ＭＳ 明朝" w:eastAsia="ＭＳ 明朝"/>
+                <w:rFonts w:ascii="ＭＳ Ｐ明朝" w:hAnsi="ＭＳ Ｐ明朝" w:eastAsia="ＭＳ Ｐ明朝"/>
                 <w:b w:val="0"/>
                 <w:sz w:val="18"/>
               </w:rPr>
@@ -827,8 +785,8 @@
             <w:r>
               <w:drawing>
                 <wp:inline xmlns:a="http://schemas.openxmlformats.org/drawingml/2006/main" xmlns:pic="http://schemas.openxmlformats.org/drawingml/2006/picture">
-                  <wp:extent cx="1548000" cy="1414263"/>
-                  <wp:docPr id="5" name="Picture 5"/>
+                  <wp:extent cx="1404000" cy="1282704"/>
+                  <wp:docPr id="7" name="Picture 7"/>
                   <wp:cNvGraphicFramePr>
                     <a:graphicFrameLocks noChangeAspect="1"/>
                   </wp:cNvGraphicFramePr>
@@ -840,7 +798,7 @@
                           <pic:cNvPicPr/>
                         </pic:nvPicPr>
                         <pic:blipFill>
-                          <a:blip r:embed="rId13"/>
+                          <a:blip r:embed="rId15"/>
                           <a:stretch>
                             <a:fillRect/>
                           </a:stretch>
@@ -848,7 +806,7 @@
                         <pic:spPr>
                           <a:xfrm>
                             <a:off x="0" y="0"/>
-                            <a:ext cx="1548000" cy="1414263"/>
+                            <a:ext cx="1404000" cy="1282704"/>
                           </a:xfrm>
                           <a:prstGeom prst="rect"/>
                         </pic:spPr>
@@ -872,8 +830,8 @@
             <w:r>
               <w:drawing>
                 <wp:inline xmlns:a="http://schemas.openxmlformats.org/drawingml/2006/main" xmlns:pic="http://schemas.openxmlformats.org/drawingml/2006/picture">
-                  <wp:extent cx="1548000" cy="1498407"/>
-                  <wp:docPr id="6" name="Picture 6"/>
+                  <wp:extent cx="1404000" cy="1359021"/>
+                  <wp:docPr id="8" name="Picture 8"/>
                   <wp:cNvGraphicFramePr>
                     <a:graphicFrameLocks noChangeAspect="1"/>
                   </wp:cNvGraphicFramePr>
@@ -885,7 +843,7 @@
                           <pic:cNvPicPr/>
                         </pic:nvPicPr>
                         <pic:blipFill>
-                          <a:blip r:embed="rId14"/>
+                          <a:blip r:embed="rId16"/>
                           <a:stretch>
                             <a:fillRect/>
                           </a:stretch>
@@ -893,7 +851,7 @@
                         <pic:spPr>
                           <a:xfrm>
                             <a:off x="0" y="0"/>
-                            <a:ext cx="1548000" cy="1498407"/>
+                            <a:ext cx="1404000" cy="1359021"/>
                           </a:xfrm>
                           <a:prstGeom prst="rect"/>
                         </pic:spPr>
@@ -917,8 +875,8 @@
             <w:r>
               <w:drawing>
                 <wp:inline xmlns:a="http://schemas.openxmlformats.org/drawingml/2006/main" xmlns:pic="http://schemas.openxmlformats.org/drawingml/2006/picture">
-                  <wp:extent cx="1548000" cy="1548000"/>
-                  <wp:docPr id="7" name="Picture 7"/>
+                  <wp:extent cx="1404000" cy="1404000"/>
+                  <wp:docPr id="9" name="Picture 9"/>
                   <wp:cNvGraphicFramePr>
                     <a:graphicFrameLocks noChangeAspect="1"/>
                   </wp:cNvGraphicFramePr>
@@ -930,7 +888,7 @@
                           <pic:cNvPicPr/>
                         </pic:nvPicPr>
                         <pic:blipFill>
-                          <a:blip r:embed="rId15"/>
+                          <a:blip r:embed="rId17"/>
                           <a:stretch>
                             <a:fillRect/>
                           </a:stretch>
@@ -938,7 +896,7 @@
                         <pic:spPr>
                           <a:xfrm>
                             <a:off x="0" y="0"/>
-                            <a:ext cx="1548000" cy="1548000"/>
+                            <a:ext cx="1404000" cy="1404000"/>
                           </a:xfrm>
                           <a:prstGeom prst="rect"/>
                         </pic:spPr>
@@ -962,7 +920,7 @@
             </w:pPr>
             <w:r>
               <w:rPr>
-                <w:rFonts w:ascii="ＭＳ 明朝" w:hAnsi="ＭＳ 明朝" w:eastAsia="ＭＳ 明朝"/>
+                <w:rFonts w:ascii="ＭＳ Ｐ明朝" w:hAnsi="ＭＳ Ｐ明朝" w:eastAsia="ＭＳ Ｐ明朝"/>
                 <w:b w:val="0"/>
                 <w:sz w:val="18"/>
               </w:rPr>
@@ -980,7 +938,7 @@
             </w:pPr>
             <w:r>
               <w:rPr>
-                <w:rFonts w:ascii="ＭＳ 明朝" w:hAnsi="ＭＳ 明朝" w:eastAsia="ＭＳ 明朝"/>
+                <w:rFonts w:ascii="ＭＳ Ｐ明朝" w:hAnsi="ＭＳ Ｐ明朝" w:eastAsia="ＭＳ Ｐ明朝"/>
                 <w:b w:val="0"/>
                 <w:sz w:val="18"/>
               </w:rPr>
@@ -998,7 +956,7 @@
             </w:pPr>
             <w:r>
               <w:rPr>
-                <w:rFonts w:ascii="ＭＳ 明朝" w:hAnsi="ＭＳ 明朝" w:eastAsia="ＭＳ 明朝"/>
+                <w:rFonts w:ascii="ＭＳ Ｐ明朝" w:hAnsi="ＭＳ Ｐ明朝" w:eastAsia="ＭＳ Ｐ明朝"/>
                 <w:b w:val="0"/>
                 <w:sz w:val="18"/>
               </w:rPr>
@@ -1020,8 +978,8 @@
             <w:r>
               <w:drawing>
                 <wp:inline xmlns:a="http://schemas.openxmlformats.org/drawingml/2006/main" xmlns:pic="http://schemas.openxmlformats.org/drawingml/2006/picture">
-                  <wp:extent cx="1548000" cy="1646809"/>
-                  <wp:docPr id="8" name="Picture 8"/>
+                  <wp:extent cx="1404000" cy="1493617"/>
+                  <wp:docPr id="10" name="Picture 10"/>
                   <wp:cNvGraphicFramePr>
                     <a:graphicFrameLocks noChangeAspect="1"/>
                   </wp:cNvGraphicFramePr>
@@ -1033,7 +991,7 @@
                           <pic:cNvPicPr/>
                         </pic:nvPicPr>
                         <pic:blipFill>
-                          <a:blip r:embed="rId16"/>
+                          <a:blip r:embed="rId18"/>
                           <a:stretch>
                             <a:fillRect/>
                           </a:stretch>
@@ -1041,7 +999,7 @@
                         <pic:spPr>
                           <a:xfrm>
                             <a:off x="0" y="0"/>
-                            <a:ext cx="1548000" cy="1646809"/>
+                            <a:ext cx="1404000" cy="1493617"/>
                           </a:xfrm>
                           <a:prstGeom prst="rect"/>
                         </pic:spPr>
@@ -1065,8 +1023,8 @@
             <w:r>
               <w:drawing>
                 <wp:inline xmlns:a="http://schemas.openxmlformats.org/drawingml/2006/main" xmlns:pic="http://schemas.openxmlformats.org/drawingml/2006/picture">
-                  <wp:extent cx="1548000" cy="1448461"/>
-                  <wp:docPr id="9" name="Picture 9"/>
+                  <wp:extent cx="1404000" cy="1313721"/>
+                  <wp:docPr id="11" name="Picture 11"/>
                   <wp:cNvGraphicFramePr>
                     <a:graphicFrameLocks noChangeAspect="1"/>
                   </wp:cNvGraphicFramePr>
@@ -1078,7 +1036,7 @@
                           <pic:cNvPicPr/>
                         </pic:nvPicPr>
                         <pic:blipFill>
-                          <a:blip r:embed="rId17"/>
+                          <a:blip r:embed="rId19"/>
                           <a:stretch>
                             <a:fillRect/>
                           </a:stretch>
@@ -1086,7 +1044,7 @@
                         <pic:spPr>
                           <a:xfrm>
                             <a:off x="0" y="0"/>
-                            <a:ext cx="1548000" cy="1448461"/>
+                            <a:ext cx="1404000" cy="1313721"/>
                           </a:xfrm>
                           <a:prstGeom prst="rect"/>
                         </pic:spPr>
@@ -1110,8 +1068,8 @@
             <w:r>
               <w:drawing>
                 <wp:inline xmlns:a="http://schemas.openxmlformats.org/drawingml/2006/main" xmlns:pic="http://schemas.openxmlformats.org/drawingml/2006/picture">
-                  <wp:extent cx="1548000" cy="1499840"/>
-                  <wp:docPr id="10" name="Picture 10"/>
+                  <wp:extent cx="1404000" cy="1360320"/>
+                  <wp:docPr id="12" name="Picture 12"/>
                   <wp:cNvGraphicFramePr>
                     <a:graphicFrameLocks noChangeAspect="1"/>
                   </wp:cNvGraphicFramePr>
@@ -1123,7 +1081,7 @@
                           <pic:cNvPicPr/>
                         </pic:nvPicPr>
                         <pic:blipFill>
-                          <a:blip r:embed="rId18"/>
+                          <a:blip r:embed="rId20"/>
                           <a:stretch>
                             <a:fillRect/>
                           </a:stretch>
@@ -1131,7 +1089,7 @@
                         <pic:spPr>
                           <a:xfrm>
                             <a:off x="0" y="0"/>
-                            <a:ext cx="1548000" cy="1499840"/>
+                            <a:ext cx="1404000" cy="1360320"/>
                           </a:xfrm>
                           <a:prstGeom prst="rect"/>
                         </pic:spPr>
@@ -1172,7 +1130,7 @@
       <w:tr>
         <w:tc>
           <w:tcPr>
-            <w:tcW w:type="dxa" w:w="6123"/>
+            <w:tcW w:type="dxa" w:w="6350"/>
           </w:tcPr>
           <w:p>
             <w:pPr>
@@ -1180,7 +1138,7 @@
             </w:pPr>
             <w:r>
               <w:rPr>
-                <w:rFonts w:ascii="ＭＳ 明朝" w:hAnsi="ＭＳ 明朝" w:eastAsia="ＭＳ 明朝"/>
+                <w:rFonts w:ascii="ＭＳ ゴシック" w:hAnsi="ＭＳ ゴシック" w:eastAsia="ＭＳ ゴシック"/>
                 <w:b/>
                 <w:sz w:val="20"/>
                 <w:bdr w:val="single" w:sz="6" w:space="0" w:color="000000"/>
@@ -1189,9 +1147,9 @@
             </w:r>
             <w:r>
               <w:rPr>
-                <w:rFonts w:ascii="ＭＳ 明朝" w:hAnsi="ＭＳ 明朝" w:eastAsia="ＭＳ 明朝"/>
+                <w:rFonts w:ascii="ＭＳ Ｐ明朝" w:hAnsi="ＭＳ Ｐ明朝" w:eastAsia="ＭＳ Ｐ明朝"/>
                 <w:b w:val="0"/>
-                <w:sz w:val="19"/>
+                <w:sz w:val="20"/>
               </w:rPr>
               <w:t xml:space="preserve">　次の立体の太線の長さを求めなさい。</w:t>
             </w:r>
@@ -1203,9 +1161,9 @@
             </w:pPr>
             <w:r>
               <w:rPr>
-                <w:rFonts w:ascii="ＭＳ 明朝" w:hAnsi="ＭＳ 明朝" w:eastAsia="ＭＳ 明朝"/>
+                <w:rFonts w:ascii="ＭＳ Ｐ明朝" w:hAnsi="ＭＳ Ｐ明朝" w:eastAsia="ＭＳ Ｐ明朝"/>
                 <w:b w:val="0"/>
-                <w:sz w:val="19"/>
+                <w:sz w:val="20"/>
               </w:rPr>
               <w:t xml:space="preserve">　１辺が１５㎝の立方体　※ＩはＤＪ上の点，ＪはＥＦの中点</w:t>
             </w:r>
@@ -1213,7 +1171,7 @@
         </w:tc>
         <w:tc>
           <w:tcPr>
-            <w:tcW w:type="dxa" w:w="2608"/>
+            <w:tcW w:type="dxa" w:w="2381"/>
             <w:vAlign w:val="center"/>
           </w:tcPr>
           <w:p>
@@ -1224,8 +1182,8 @@
             <w:r>
               <w:drawing>
                 <wp:inline xmlns:a="http://schemas.openxmlformats.org/drawingml/2006/main" xmlns:pic="http://schemas.openxmlformats.org/drawingml/2006/picture">
-                  <wp:extent cx="1440000" cy="1393867"/>
-                  <wp:docPr id="11" name="Picture 11"/>
+                  <wp:extent cx="1260000" cy="1219634"/>
+                  <wp:docPr id="13" name="Picture 13"/>
                   <wp:cNvGraphicFramePr>
                     <a:graphicFrameLocks noChangeAspect="1"/>
                   </wp:cNvGraphicFramePr>
@@ -1237,7 +1195,7 @@
                           <pic:cNvPicPr/>
                         </pic:nvPicPr>
                         <pic:blipFill>
-                          <a:blip r:embed="rId19"/>
+                          <a:blip r:embed="rId21"/>
                           <a:stretch>
                             <a:fillRect/>
                           </a:stretch>
@@ -1245,7 +1203,7 @@
                         <pic:spPr>
                           <a:xfrm>
                             <a:off x="0" y="0"/>
-                            <a:ext cx="1440000" cy="1393867"/>
+                            <a:ext cx="1260000" cy="1219634"/>
                           </a:xfrm>
                           <a:prstGeom prst="rect"/>
                         </pic:spPr>
@@ -1286,7 +1244,7 @@
       <w:tr>
         <w:tc>
           <w:tcPr>
-            <w:tcW w:type="dxa" w:w="6009"/>
+            <w:tcW w:type="dxa" w:w="6463"/>
           </w:tcPr>
           <w:p>
             <w:pPr>
@@ -1294,7 +1252,7 @@
             </w:pPr>
             <w:r>
               <w:rPr>
-                <w:rFonts w:ascii="ＭＳ 明朝" w:hAnsi="ＭＳ 明朝" w:eastAsia="ＭＳ 明朝"/>
+                <w:rFonts w:ascii="ＭＳ ゴシック" w:hAnsi="ＭＳ ゴシック" w:eastAsia="ＭＳ ゴシック"/>
                 <w:b/>
                 <w:sz w:val="20"/>
                 <w:bdr w:val="single" w:sz="6" w:space="0" w:color="000000"/>
@@ -1303,9 +1261,9 @@
             </w:r>
             <w:r>
               <w:rPr>
-                <w:rFonts w:ascii="ＭＳ 明朝" w:hAnsi="ＭＳ 明朝" w:eastAsia="ＭＳ 明朝"/>
+                <w:rFonts w:ascii="ＭＳ Ｐ明朝" w:hAnsi="ＭＳ Ｐ明朝" w:eastAsia="ＭＳ Ｐ明朝"/>
                 <w:b w:val="0"/>
-                <w:sz w:val="19"/>
+                <w:sz w:val="20"/>
               </w:rPr>
               <w:t xml:space="preserve">　右図のように，すべての辺が１０㎝の正四面体ＯＡＢＣがある。ＯＣ上に点Ｐを，△ＡＰＢの面積が最小になるようにとるとき，△ＡＰＢの面積を求めなさい。</w:t>
             </w:r>
@@ -1313,7 +1271,7 @@
         </w:tc>
         <w:tc>
           <w:tcPr>
-            <w:tcW w:type="dxa" w:w="2721"/>
+            <w:tcW w:type="dxa" w:w="2268"/>
             <w:vAlign w:val="center"/>
           </w:tcPr>
           <w:p>
@@ -1324,8 +1282,8 @@
             <w:r>
               <w:drawing>
                 <wp:inline xmlns:a="http://schemas.openxmlformats.org/drawingml/2006/main" xmlns:pic="http://schemas.openxmlformats.org/drawingml/2006/picture">
-                  <wp:extent cx="1548000" cy="1754201"/>
-                  <wp:docPr id="12" name="Picture 12"/>
+                  <wp:extent cx="1296000" cy="1468633"/>
+                  <wp:docPr id="14" name="Picture 14"/>
                   <wp:cNvGraphicFramePr>
                     <a:graphicFrameLocks noChangeAspect="1"/>
                   </wp:cNvGraphicFramePr>
@@ -1337,7 +1295,7 @@
                           <pic:cNvPicPr/>
                         </pic:nvPicPr>
                         <pic:blipFill>
-                          <a:blip r:embed="rId20"/>
+                          <a:blip r:embed="rId22"/>
                           <a:stretch>
                             <a:fillRect/>
                           </a:stretch>
@@ -1345,7 +1303,7 @@
                         <pic:spPr>
                           <a:xfrm>
                             <a:off x="0" y="0"/>
-                            <a:ext cx="1548000" cy="1754201"/>
+                            <a:ext cx="1296000" cy="1468633"/>
                           </a:xfrm>
                           <a:prstGeom prst="rect"/>
                         </pic:spPr>
@@ -1361,34 +1319,9 @@
     </w:tbl>
     <w:p>
       <w:pPr>
-        <w:spacing w:after="0" w:before="0"/>
+        <w:pageBreakBefore/>
+        <w:spacing w:after="120" w:before="0"/>
       </w:pPr>
-    </w:p>
-    <w:p>
-      <w:pPr>
-        <w:pageBreakBefore/>
-        <w:spacing w:after="0" w:before="0" w:lineRule="exact" w:line="20"/>
-      </w:pPr>
-      <w:r>
-        <w:rPr>
-          <w:sz w:val="2"/>
-        </w:rPr>
-        <w:t xml:space="preserve"> </w:t>
-      </w:r>
-    </w:p>
-    <w:p>
-      <w:pPr>
-        <w:spacing w:after="80" w:before="0"/>
-        <w:jc w:val="right"/>
-      </w:pPr>
-      <w:r>
-        <w:rPr>
-          <w:rFonts w:ascii="ＭＳ 明朝" w:hAnsi="ＭＳ 明朝" w:eastAsia="ＭＳ 明朝"/>
-          <w:b w:val="0"/>
-          <w:sz w:val="18"/>
-        </w:rPr>
-        <w:t>テストＡ　立体図形　－３－</w:t>
-      </w:r>
     </w:p>
     <w:tbl>
       <w:tblPr>
@@ -1420,7 +1353,7 @@
             </w:pPr>
             <w:r>
               <w:rPr>
-                <w:rFonts w:ascii="ＭＳ 明朝" w:hAnsi="ＭＳ 明朝" w:eastAsia="ＭＳ 明朝"/>
+                <w:rFonts w:ascii="ＭＳ ゴシック" w:hAnsi="ＭＳ ゴシック" w:eastAsia="ＭＳ ゴシック"/>
                 <w:b/>
                 <w:sz w:val="20"/>
                 <w:bdr w:val="single" w:sz="6" w:space="0" w:color="000000"/>
@@ -1429,9 +1362,9 @@
             </w:r>
             <w:r>
               <w:rPr>
-                <w:rFonts w:ascii="ＭＳ 明朝" w:hAnsi="ＭＳ 明朝" w:eastAsia="ＭＳ 明朝"/>
+                <w:rFonts w:ascii="ＭＳ Ｐ明朝" w:hAnsi="ＭＳ Ｐ明朝" w:eastAsia="ＭＳ Ｐ明朝"/>
                 <w:b w:val="0"/>
-                <w:sz w:val="19"/>
+                <w:sz w:val="20"/>
               </w:rPr>
               <w:t xml:space="preserve">　右の図は，すべての辺が９㎝の正四角錐である。辺ＡＢ，辺ＤＣの中点をそれぞれＭ，Ｎとする。点ＯとＮを結ぶとき，点Ｍと直線ＯＮの距離を求めなさい。</w:t>
             </w:r>
@@ -1451,7 +1384,7 @@
               <w:drawing>
                 <wp:inline xmlns:a="http://schemas.openxmlformats.org/drawingml/2006/main" xmlns:pic="http://schemas.openxmlformats.org/drawingml/2006/picture">
                   <wp:extent cx="1944000" cy="1632960"/>
-                  <wp:docPr id="13" name="Picture 13"/>
+                  <wp:docPr id="15" name="Picture 15"/>
                   <wp:cNvGraphicFramePr>
                     <a:graphicFrameLocks noChangeAspect="1"/>
                   </wp:cNvGraphicFramePr>
@@ -1463,7 +1396,7 @@
                           <pic:cNvPicPr/>
                         </pic:nvPicPr>
                         <pic:blipFill>
-                          <a:blip r:embed="rId21"/>
+                          <a:blip r:embed="rId23"/>
                           <a:stretch>
                             <a:fillRect/>
                           </a:stretch>
@@ -1520,7 +1453,7 @@
             </w:pPr>
             <w:r>
               <w:rPr>
-                <w:rFonts w:ascii="ＭＳ 明朝" w:hAnsi="ＭＳ 明朝" w:eastAsia="ＭＳ 明朝"/>
+                <w:rFonts w:ascii="ＭＳ ゴシック" w:hAnsi="ＭＳ ゴシック" w:eastAsia="ＭＳ ゴシック"/>
                 <w:b/>
                 <w:sz w:val="20"/>
                 <w:bdr w:val="single" w:sz="6" w:space="0" w:color="000000"/>
@@ -1529,7 +1462,7 @@
             </w:r>
             <w:r>
               <w:rPr>
-                <w:rFonts w:ascii="ＭＳ 明朝" w:hAnsi="ＭＳ 明朝" w:eastAsia="ＭＳ 明朝"/>
+                <w:rFonts w:ascii="ＭＳ Ｐ明朝" w:hAnsi="ＭＳ Ｐ明朝" w:eastAsia="ＭＳ Ｐ明朝"/>
                 <w:b w:val="0"/>
                 <w:sz w:val="18"/>
               </w:rPr>
@@ -1543,7 +1476,7 @@
             </w:pPr>
             <w:r>
               <w:rPr>
-                <w:rFonts w:ascii="ＭＳ 明朝" w:hAnsi="ＭＳ 明朝" w:eastAsia="ＭＳ 明朝"/>
+                <w:rFonts w:ascii="ＭＳ Ｐ明朝" w:hAnsi="ＭＳ Ｐ明朝" w:eastAsia="ＭＳ Ｐ明朝"/>
                 <w:b w:val="0"/>
                 <w:sz w:val="18"/>
               </w:rPr>
@@ -1557,7 +1490,7 @@
             </w:pPr>
             <w:r>
               <w:rPr>
-                <w:rFonts w:ascii="ＭＳ 明朝" w:hAnsi="ＭＳ 明朝" w:eastAsia="ＭＳ 明朝"/>
+                <w:rFonts w:ascii="ＭＳ Ｐ明朝" w:hAnsi="ＭＳ Ｐ明朝" w:eastAsia="ＭＳ Ｐ明朝"/>
                 <w:b w:val="0"/>
                 <w:sz w:val="18"/>
               </w:rPr>
@@ -1571,7 +1504,7 @@
             </w:pPr>
             <w:r>
               <w:rPr>
-                <w:rFonts w:ascii="ＭＳ 明朝" w:hAnsi="ＭＳ 明朝" w:eastAsia="ＭＳ 明朝"/>
+                <w:rFonts w:ascii="ＭＳ Ｐ明朝" w:hAnsi="ＭＳ Ｐ明朝" w:eastAsia="ＭＳ Ｐ明朝"/>
                 <w:b w:val="0"/>
                 <w:sz w:val="18"/>
               </w:rPr>
@@ -1585,7 +1518,7 @@
             </w:pPr>
             <w:r>
               <w:rPr>
-                <w:rFonts w:ascii="ＭＳ 明朝" w:hAnsi="ＭＳ 明朝" w:eastAsia="ＭＳ 明朝"/>
+                <w:rFonts w:ascii="ＭＳ Ｐ明朝" w:hAnsi="ＭＳ Ｐ明朝" w:eastAsia="ＭＳ Ｐ明朝"/>
                 <w:b w:val="0"/>
                 <w:sz w:val="18"/>
               </w:rPr>
@@ -1599,7 +1532,7 @@
             </w:pPr>
             <w:r>
               <w:rPr>
-                <w:rFonts w:ascii="ＭＳ 明朝" w:hAnsi="ＭＳ 明朝" w:eastAsia="ＭＳ 明朝"/>
+                <w:rFonts w:ascii="ＭＳ Ｐ明朝" w:hAnsi="ＭＳ Ｐ明朝" w:eastAsia="ＭＳ Ｐ明朝"/>
                 <w:b w:val="0"/>
                 <w:sz w:val="18"/>
               </w:rPr>
@@ -1613,7 +1546,7 @@
             </w:pPr>
             <w:r>
               <w:rPr>
-                <w:rFonts w:ascii="ＭＳ 明朝" w:hAnsi="ＭＳ 明朝" w:eastAsia="ＭＳ 明朝"/>
+                <w:rFonts w:ascii="ＭＳ Ｐ明朝" w:hAnsi="ＭＳ Ｐ明朝" w:eastAsia="ＭＳ Ｐ明朝"/>
                 <w:b w:val="0"/>
                 <w:sz w:val="18"/>
               </w:rPr>
@@ -1635,7 +1568,7 @@
               <w:drawing>
                 <wp:inline xmlns:a="http://schemas.openxmlformats.org/drawingml/2006/main" xmlns:pic="http://schemas.openxmlformats.org/drawingml/2006/picture">
                   <wp:extent cx="2592000" cy="1777285"/>
-                  <wp:docPr id="14" name="Picture 14"/>
+                  <wp:docPr id="16" name="Picture 16"/>
                   <wp:cNvGraphicFramePr>
                     <a:graphicFrameLocks noChangeAspect="1"/>
                   </wp:cNvGraphicFramePr>
@@ -1647,7 +1580,7 @@
                           <pic:cNvPicPr/>
                         </pic:nvPicPr>
                         <pic:blipFill>
-                          <a:blip r:embed="rId22"/>
+                          <a:blip r:embed="rId24"/>
                           <a:stretch>
                             <a:fillRect/>
                           </a:stretch>
@@ -1704,7 +1637,7 @@
             </w:pPr>
             <w:r>
               <w:rPr>
-                <w:rFonts w:ascii="ＭＳ 明朝" w:hAnsi="ＭＳ 明朝" w:eastAsia="ＭＳ 明朝"/>
+                <w:rFonts w:ascii="ＭＳ ゴシック" w:hAnsi="ＭＳ ゴシック" w:eastAsia="ＭＳ ゴシック"/>
                 <w:b/>
                 <w:sz w:val="20"/>
                 <w:bdr w:val="single" w:sz="6" w:space="0" w:color="000000"/>
@@ -1713,7 +1646,7 @@
             </w:r>
             <w:r>
               <w:rPr>
-                <w:rFonts w:ascii="ＭＳ 明朝" w:hAnsi="ＭＳ 明朝" w:eastAsia="ＭＳ 明朝"/>
+                <w:rFonts w:ascii="ＭＳ Ｐ明朝" w:hAnsi="ＭＳ Ｐ明朝" w:eastAsia="ＭＳ Ｐ明朝"/>
                 <w:b w:val="0"/>
                 <w:sz w:val="18"/>
               </w:rPr>
@@ -1727,7 +1660,7 @@
             </w:pPr>
             <w:r>
               <w:rPr>
-                <w:rFonts w:ascii="ＭＳ 明朝" w:hAnsi="ＭＳ 明朝" w:eastAsia="ＭＳ 明朝"/>
+                <w:rFonts w:ascii="ＭＳ Ｐ明朝" w:hAnsi="ＭＳ Ｐ明朝" w:eastAsia="ＭＳ Ｐ明朝"/>
                 <w:b w:val="0"/>
                 <w:sz w:val="18"/>
               </w:rPr>
@@ -1741,7 +1674,7 @@
             </w:pPr>
             <w:r>
               <w:rPr>
-                <w:rFonts w:ascii="ＭＳ 明朝" w:hAnsi="ＭＳ 明朝" w:eastAsia="ＭＳ 明朝"/>
+                <w:rFonts w:ascii="ＭＳ Ｐ明朝" w:hAnsi="ＭＳ Ｐ明朝" w:eastAsia="ＭＳ Ｐ明朝"/>
                 <w:b w:val="0"/>
                 <w:sz w:val="18"/>
               </w:rPr>
@@ -1755,7 +1688,7 @@
             </w:pPr>
             <w:r>
               <w:rPr>
-                <w:rFonts w:ascii="ＭＳ 明朝" w:hAnsi="ＭＳ 明朝" w:eastAsia="ＭＳ 明朝"/>
+                <w:rFonts w:ascii="ＭＳ Ｐ明朝" w:hAnsi="ＭＳ Ｐ明朝" w:eastAsia="ＭＳ Ｐ明朝"/>
                 <w:b w:val="0"/>
                 <w:sz w:val="18"/>
               </w:rPr>
@@ -1769,7 +1702,7 @@
             </w:pPr>
             <w:r>
               <w:rPr>
-                <w:rFonts w:ascii="ＭＳ 明朝" w:hAnsi="ＭＳ 明朝" w:eastAsia="ＭＳ 明朝"/>
+                <w:rFonts w:ascii="ＭＳ Ｐ明朝" w:hAnsi="ＭＳ Ｐ明朝" w:eastAsia="ＭＳ Ｐ明朝"/>
                 <w:b w:val="0"/>
                 <w:sz w:val="18"/>
               </w:rPr>
@@ -1783,7 +1716,7 @@
             </w:pPr>
             <w:r>
               <w:rPr>
-                <w:rFonts w:ascii="ＭＳ 明朝" w:hAnsi="ＭＳ 明朝" w:eastAsia="ＭＳ 明朝"/>
+                <w:rFonts w:ascii="ＭＳ Ｐ明朝" w:hAnsi="ＭＳ Ｐ明朝" w:eastAsia="ＭＳ Ｐ明朝"/>
                 <w:b w:val="0"/>
                 <w:sz w:val="18"/>
               </w:rPr>
@@ -1805,7 +1738,7 @@
               <w:drawing>
                 <wp:inline xmlns:a="http://schemas.openxmlformats.org/drawingml/2006/main" xmlns:pic="http://schemas.openxmlformats.org/drawingml/2006/picture">
                   <wp:extent cx="2088000" cy="1417992"/>
-                  <wp:docPr id="15" name="Picture 15"/>
+                  <wp:docPr id="17" name="Picture 17"/>
                   <wp:cNvGraphicFramePr>
                     <a:graphicFrameLocks noChangeAspect="1"/>
                   </wp:cNvGraphicFramePr>
@@ -1817,7 +1750,7 @@
                           <pic:cNvPicPr/>
                         </pic:nvPicPr>
                         <pic:blipFill>
-                          <a:blip r:embed="rId23"/>
+                          <a:blip r:embed="rId25"/>
                           <a:stretch>
                             <a:fillRect/>
                           </a:stretch>
@@ -1841,150 +1774,84 @@
     </w:tbl>
     <w:p>
       <w:pPr>
-        <w:spacing w:after="0" w:before="0"/>
+        <w:pageBreakBefore/>
+        <w:spacing w:after="120" w:before="0"/>
+        <w:jc w:val="center"/>
       </w:pPr>
+      <w:r>
+        <w:drawing>
+          <wp:inline xmlns:a="http://schemas.openxmlformats.org/drawingml/2006/main" xmlns:pic="http://schemas.openxmlformats.org/drawingml/2006/picture">
+            <wp:extent cx="5543999" cy="612727"/>
+            <wp:docPr id="18" name="Picture 18"/>
+            <wp:cNvGraphicFramePr>
+              <a:graphicFrameLocks noChangeAspect="1"/>
+            </wp:cNvGraphicFramePr>
+            <a:graphic>
+              <a:graphicData uri="http://schemas.openxmlformats.org/drawingml/2006/picture">
+                <pic:pic>
+                  <pic:nvPicPr>
+                    <pic:cNvPr id="0" name="ban_name_q.png"/>
+                    <pic:cNvPicPr/>
+                  </pic:nvPicPr>
+                  <pic:blipFill>
+                    <a:blip r:embed="rId14"/>
+                    <a:stretch>
+                      <a:fillRect/>
+                    </a:stretch>
+                  </pic:blipFill>
+                  <pic:spPr>
+                    <a:xfrm>
+                      <a:off x="0" y="0"/>
+                      <a:ext cx="5543999" cy="612727"/>
+                    </a:xfrm>
+                    <a:prstGeom prst="rect"/>
+                  </pic:spPr>
+                </pic:pic>
+              </a:graphicData>
+            </a:graphic>
+          </wp:inline>
+        </w:drawing>
+      </w:r>
     </w:p>
     <w:p>
       <w:pPr>
-        <w:pageBreakBefore/>
-        <w:spacing w:after="0" w:before="0" w:lineRule="exact" w:line="20"/>
+        <w:spacing w:after="120" w:before="0"/>
+        <w:jc w:val="center"/>
       </w:pPr>
       <w:r>
-        <w:rPr>
-          <w:sz w:val="2"/>
-        </w:rPr>
-        <w:t xml:space="preserve"> </w:t>
+        <w:drawing>
+          <wp:inline xmlns:a="http://schemas.openxmlformats.org/drawingml/2006/main" xmlns:pic="http://schemas.openxmlformats.org/drawingml/2006/picture">
+            <wp:extent cx="5543999" cy="493871"/>
+            <wp:docPr id="19" name="Picture 19"/>
+            <wp:cNvGraphicFramePr>
+              <a:graphicFrameLocks noChangeAspect="1"/>
+            </wp:cNvGraphicFramePr>
+            <a:graphic>
+              <a:graphicData uri="http://schemas.openxmlformats.org/drawingml/2006/picture">
+                <pic:pic>
+                  <pic:nvPicPr>
+                    <pic:cNvPr id="0" name="ban_ans_q.png"/>
+                    <pic:cNvPicPr/>
+                  </pic:nvPicPr>
+                  <pic:blipFill>
+                    <a:blip r:embed="rId26"/>
+                    <a:stretch>
+                      <a:fillRect/>
+                    </a:stretch>
+                  </pic:blipFill>
+                  <pic:spPr>
+                    <a:xfrm>
+                      <a:off x="0" y="0"/>
+                      <a:ext cx="5543999" cy="493871"/>
+                    </a:xfrm>
+                    <a:prstGeom prst="rect"/>
+                  </pic:spPr>
+                </pic:pic>
+              </a:graphicData>
+            </a:graphic>
+          </wp:inline>
+        </w:drawing>
       </w:r>
-    </w:p>
-    <w:tbl>
-      <w:tblPr>
-        <w:tblW w:type="auto" w:w="0"/>
-        <w:tblLayout w:type="fixed"/>
-        <w:tblLook w:firstColumn="1" w:firstRow="1" w:lastColumn="0" w:lastRow="0" w:noHBand="0" w:noVBand="1" w:val="04A0"/>
-        <w:tblLayout w:type="fixed"/>
-      </w:tblPr>
-      <w:tblGrid>
-        <w:gridCol w:w="4365"/>
-        <w:gridCol w:w="4365"/>
-      </w:tblGrid>
-      <w:tr>
-        <w:tc>
-          <w:tcPr>
-            <w:tcW w:type="dxa" w:w="6463"/>
-            <w:tcBorders>
-              <w:bottom w:val="single" w:sz="18" w:space="0" w:color="000000"/>
-            </w:tcBorders>
-          </w:tcPr>
-          <w:p>
-            <w:r>
-              <w:rPr>
-                <w:rFonts w:ascii="ＭＳ 明朝" w:hAnsi="ＭＳ 明朝" w:eastAsia="ＭＳ 明朝"/>
-                <w:b/>
-                <w:sz w:val="22"/>
-              </w:rPr>
-              <w:t>中３　　　　クラス　　　　番　　氏名</w:t>
-            </w:r>
-          </w:p>
-        </w:tc>
-        <w:tc>
-          <w:tcPr>
-            <w:tcW w:type="dxa" w:w="2268"/>
-            <w:tcBorders>
-              <w:bottom w:val="single" w:sz="18" w:space="0" w:color="000000"/>
-              <w:right w:val="single" w:sz="18" w:space="0" w:color="000000"/>
-              <w:top w:val="single" w:sz="18" w:space="0" w:color="000000"/>
-              <w:left w:val="single" w:sz="18" w:space="0" w:color="000000"/>
-            </w:tcBorders>
-          </w:tcPr>
-          <w:p>
-            <w:pPr>
-              <w:jc w:val="right"/>
-            </w:pPr>
-            <w:r>
-              <w:rPr>
-                <w:rFonts w:ascii="ＭＳ 明朝" w:hAnsi="ＭＳ 明朝" w:eastAsia="ＭＳ 明朝"/>
-                <w:b/>
-                <w:sz w:val="22"/>
-              </w:rPr>
-              <w:t>点</w:t>
-            </w:r>
-          </w:p>
-        </w:tc>
-      </w:tr>
-    </w:tbl>
-    <w:p>
-      <w:pPr>
-        <w:spacing w:after="0" w:before="0"/>
-      </w:pPr>
-    </w:p>
-    <w:tbl>
-      <w:tblPr>
-        <w:tblW w:type="auto" w:w="0"/>
-        <w:tblLayout w:type="fixed"/>
-        <w:tblLook w:firstColumn="1" w:firstRow="1" w:lastColumn="0" w:lastRow="0" w:noHBand="0" w:noVBand="1" w:val="04A0"/>
-        <w:tblBorders>
-          <w:top w:val="nil"/>
-          <w:left w:val="nil"/>
-          <w:bottom w:val="nil"/>
-          <w:right w:val="nil"/>
-          <w:insideH w:val="nil"/>
-          <w:insideV w:val="nil"/>
-        </w:tblBorders>
-        <w:tblLayout w:type="fixed"/>
-      </w:tblPr>
-      <w:tblGrid>
-        <w:gridCol w:w="4365"/>
-        <w:gridCol w:w="4365"/>
-      </w:tblGrid>
-      <w:tr>
-        <w:tc>
-          <w:tcPr>
-            <w:tcW w:type="dxa" w:w="2268"/>
-            <w:tcBorders>
-              <w:top w:val="single" w:sz="12" w:space="0" w:color="000000"/>
-              <w:bottom w:val="single" w:sz="12" w:space="0" w:color="000000"/>
-              <w:left w:val="single" w:sz="12" w:space="0" w:color="000000"/>
-              <w:right w:val="single" w:sz="12" w:space="0" w:color="000000"/>
-            </w:tcBorders>
-          </w:tcPr>
-          <w:p>
-            <w:pPr>
-              <w:jc w:val="center"/>
-            </w:pPr>
-            <w:r>
-              <w:rPr>
-                <w:rFonts w:ascii="ＭＳ 明朝" w:hAnsi="ＭＳ 明朝" w:eastAsia="ＭＳ 明朝"/>
-                <w:b/>
-                <w:sz w:val="26"/>
-              </w:rPr>
-              <w:t>解　答　欄</w:t>
-            </w:r>
-          </w:p>
-        </w:tc>
-        <w:tc>
-          <w:tcPr>
-            <w:tcW w:type="dxa" w:w="6463"/>
-          </w:tcPr>
-          <w:p>
-            <w:pPr>
-              <w:jc w:val="right"/>
-            </w:pPr>
-            <w:r>
-              <w:rPr>
-                <w:rFonts w:ascii="ＭＳ 明朝" w:hAnsi="ＭＳ 明朝" w:eastAsia="ＭＳ 明朝"/>
-                <w:b w:val="0"/>
-                <w:sz w:val="18"/>
-              </w:rPr>
-              <w:t>配点　太枠各４点，ほか３点</w:t>
-            </w:r>
-          </w:p>
-        </w:tc>
-      </w:tr>
-    </w:tbl>
-    <w:p>
-      <w:pPr>
-        <w:spacing w:after="0" w:before="0"/>
-      </w:pPr>
     </w:p>
     <w:tbl>
       <w:tblPr>
@@ -2010,7 +1877,7 @@
           <w:p>
             <w:r>
               <w:rPr>
-                <w:rFonts w:ascii="ＭＳ 明朝" w:hAnsi="ＭＳ 明朝" w:eastAsia="ＭＳ 明朝"/>
+                <w:rFonts w:ascii="ＭＳ ゴシック" w:hAnsi="ＭＳ ゴシック" w:eastAsia="ＭＳ ゴシック"/>
                 <w:b/>
                 <w:sz w:val="20"/>
                 <w:bdr w:val="single" w:sz="6" w:space="0" w:color="000000"/>
@@ -2032,7 +1899,7 @@
           <w:p>
             <w:r>
               <w:rPr>
-                <w:rFonts w:ascii="ＭＳ 明朝" w:hAnsi="ＭＳ 明朝" w:eastAsia="ＭＳ 明朝"/>
+                <w:rFonts w:ascii="ＭＳ Ｐ明朝" w:hAnsi="ＭＳ Ｐ明朝" w:eastAsia="ＭＳ Ｐ明朝"/>
                 <w:b w:val="0"/>
                 <w:sz w:val="18"/>
               </w:rPr>
@@ -2058,7 +1925,7 @@
           <w:p>
             <w:r>
               <w:rPr>
-                <w:rFonts w:ascii="ＭＳ 明朝" w:hAnsi="ＭＳ 明朝" w:eastAsia="ＭＳ 明朝"/>
+                <w:rFonts w:ascii="ＭＳ Ｐ明朝" w:hAnsi="ＭＳ Ｐ明朝" w:eastAsia="ＭＳ Ｐ明朝"/>
                 <w:b w:val="0"/>
                 <w:sz w:val="18"/>
               </w:rPr>
@@ -2076,7 +1943,7 @@
             </w:pPr>
             <w:r>
               <w:rPr>
-                <w:rFonts w:ascii="ＭＳ 明朝" w:hAnsi="ＭＳ 明朝" w:eastAsia="ＭＳ 明朝"/>
+                <w:rFonts w:ascii="ＭＳ Ｐ明朝" w:hAnsi="ＭＳ Ｐ明朝" w:eastAsia="ＭＳ Ｐ明朝"/>
                 <w:b w:val="0"/>
                 <w:sz w:val="16"/>
               </w:rPr>
@@ -2097,7 +1964,7 @@
           <w:p>
             <w:r>
               <w:rPr>
-                <w:rFonts w:ascii="ＭＳ 明朝" w:hAnsi="ＭＳ 明朝" w:eastAsia="ＭＳ 明朝"/>
+                <w:rFonts w:ascii="ＭＳ Ｐ明朝" w:hAnsi="ＭＳ Ｐ明朝" w:eastAsia="ＭＳ Ｐ明朝"/>
                 <w:b w:val="0"/>
                 <w:sz w:val="18"/>
               </w:rPr>
@@ -2115,7 +1982,7 @@
             </w:pPr>
             <w:r>
               <w:rPr>
-                <w:rFonts w:ascii="ＭＳ 明朝" w:hAnsi="ＭＳ 明朝" w:eastAsia="ＭＳ 明朝"/>
+                <w:rFonts w:ascii="ＭＳ Ｐ明朝" w:hAnsi="ＭＳ Ｐ明朝" w:eastAsia="ＭＳ Ｐ明朝"/>
                 <w:b w:val="0"/>
                 <w:sz w:val="16"/>
               </w:rPr>
@@ -2135,7 +2002,7 @@
           <w:p>
             <w:r>
               <w:rPr>
-                <w:rFonts w:ascii="ＭＳ 明朝" w:hAnsi="ＭＳ 明朝" w:eastAsia="ＭＳ 明朝"/>
+                <w:rFonts w:ascii="ＭＳ ゴシック" w:hAnsi="ＭＳ ゴシック" w:eastAsia="ＭＳ ゴシック"/>
                 <w:b/>
                 <w:sz w:val="20"/>
                 <w:bdr w:val="single" w:sz="6" w:space="0" w:color="000000"/>
@@ -2157,7 +2024,7 @@
           <w:p>
             <w:r>
               <w:rPr>
-                <w:rFonts w:ascii="ＭＳ 明朝" w:hAnsi="ＭＳ 明朝" w:eastAsia="ＭＳ 明朝"/>
+                <w:rFonts w:ascii="ＭＳ Ｐ明朝" w:hAnsi="ＭＳ Ｐ明朝" w:eastAsia="ＭＳ Ｐ明朝"/>
                 <w:b w:val="0"/>
                 <w:sz w:val="18"/>
               </w:rPr>
@@ -2183,7 +2050,7 @@
           <w:p>
             <w:r>
               <w:rPr>
-                <w:rFonts w:ascii="ＭＳ 明朝" w:hAnsi="ＭＳ 明朝" w:eastAsia="ＭＳ 明朝"/>
+                <w:rFonts w:ascii="ＭＳ Ｐ明朝" w:hAnsi="ＭＳ Ｐ明朝" w:eastAsia="ＭＳ Ｐ明朝"/>
                 <w:b w:val="0"/>
                 <w:sz w:val="18"/>
               </w:rPr>
@@ -2201,7 +2068,7 @@
             </w:pPr>
             <w:r>
               <w:rPr>
-                <w:rFonts w:ascii="ＭＳ 明朝" w:hAnsi="ＭＳ 明朝" w:eastAsia="ＭＳ 明朝"/>
+                <w:rFonts w:ascii="ＭＳ Ｐ明朝" w:hAnsi="ＭＳ Ｐ明朝" w:eastAsia="ＭＳ Ｐ明朝"/>
                 <w:b w:val="0"/>
                 <w:sz w:val="16"/>
               </w:rPr>
@@ -2222,7 +2089,7 @@
           <w:p>
             <w:r>
               <w:rPr>
-                <w:rFonts w:ascii="ＭＳ 明朝" w:hAnsi="ＭＳ 明朝" w:eastAsia="ＭＳ 明朝"/>
+                <w:rFonts w:ascii="ＭＳ Ｐ明朝" w:hAnsi="ＭＳ Ｐ明朝" w:eastAsia="ＭＳ Ｐ明朝"/>
                 <w:b w:val="0"/>
                 <w:sz w:val="18"/>
               </w:rPr>
@@ -2240,7 +2107,7 @@
             </w:pPr>
             <w:r>
               <w:rPr>
-                <w:rFonts w:ascii="ＭＳ 明朝" w:hAnsi="ＭＳ 明朝" w:eastAsia="ＭＳ 明朝"/>
+                <w:rFonts w:ascii="ＭＳ Ｐ明朝" w:hAnsi="ＭＳ Ｐ明朝" w:eastAsia="ＭＳ Ｐ明朝"/>
                 <w:b w:val="0"/>
                 <w:sz w:val="16"/>
               </w:rPr>
@@ -2260,7 +2127,7 @@
           <w:p>
             <w:r>
               <w:rPr>
-                <w:rFonts w:ascii="ＭＳ 明朝" w:hAnsi="ＭＳ 明朝" w:eastAsia="ＭＳ 明朝"/>
+                <w:rFonts w:ascii="ＭＳ ゴシック" w:hAnsi="ＭＳ ゴシック" w:eastAsia="ＭＳ ゴシック"/>
                 <w:b/>
                 <w:sz w:val="20"/>
                 <w:bdr w:val="single" w:sz="6" w:space="0" w:color="000000"/>
@@ -2282,7 +2149,7 @@
           <w:p>
             <w:r>
               <w:rPr>
-                <w:rFonts w:ascii="ＭＳ 明朝" w:hAnsi="ＭＳ 明朝" w:eastAsia="ＭＳ 明朝"/>
+                <w:rFonts w:ascii="ＭＳ Ｐ明朝" w:hAnsi="ＭＳ Ｐ明朝" w:eastAsia="ＭＳ Ｐ明朝"/>
                 <w:b w:val="0"/>
                 <w:sz w:val="18"/>
               </w:rPr>
@@ -2300,7 +2167,7 @@
             </w:pPr>
             <w:r>
               <w:rPr>
-                <w:rFonts w:ascii="ＭＳ 明朝" w:hAnsi="ＭＳ 明朝" w:eastAsia="ＭＳ 明朝"/>
+                <w:rFonts w:ascii="ＭＳ Ｐ明朝" w:hAnsi="ＭＳ Ｐ明朝" w:eastAsia="ＭＳ Ｐ明朝"/>
                 <w:b w:val="0"/>
                 <w:sz w:val="16"/>
               </w:rPr>
@@ -2321,7 +2188,7 @@
           <w:p>
             <w:r>
               <w:rPr>
-                <w:rFonts w:ascii="ＭＳ 明朝" w:hAnsi="ＭＳ 明朝" w:eastAsia="ＭＳ 明朝"/>
+                <w:rFonts w:ascii="ＭＳ Ｐ明朝" w:hAnsi="ＭＳ Ｐ明朝" w:eastAsia="ＭＳ Ｐ明朝"/>
                 <w:b w:val="0"/>
                 <w:sz w:val="18"/>
               </w:rPr>
@@ -2339,7 +2206,7 @@
             </w:pPr>
             <w:r>
               <w:rPr>
-                <w:rFonts w:ascii="ＭＳ 明朝" w:hAnsi="ＭＳ 明朝" w:eastAsia="ＭＳ 明朝"/>
+                <w:rFonts w:ascii="ＭＳ Ｐ明朝" w:hAnsi="ＭＳ Ｐ明朝" w:eastAsia="ＭＳ Ｐ明朝"/>
                 <w:b w:val="0"/>
                 <w:sz w:val="16"/>
               </w:rPr>
@@ -2360,7 +2227,7 @@
           <w:p>
             <w:r>
               <w:rPr>
-                <w:rFonts w:ascii="ＭＳ 明朝" w:hAnsi="ＭＳ 明朝" w:eastAsia="ＭＳ 明朝"/>
+                <w:rFonts w:ascii="ＭＳ Ｐ明朝" w:hAnsi="ＭＳ Ｐ明朝" w:eastAsia="ＭＳ Ｐ明朝"/>
                 <w:b w:val="0"/>
                 <w:sz w:val="18"/>
               </w:rPr>
@@ -2378,7 +2245,7 @@
             </w:pPr>
             <w:r>
               <w:rPr>
-                <w:rFonts w:ascii="ＭＳ 明朝" w:hAnsi="ＭＳ 明朝" w:eastAsia="ＭＳ 明朝"/>
+                <w:rFonts w:ascii="ＭＳ Ｐ明朝" w:hAnsi="ＭＳ Ｐ明朝" w:eastAsia="ＭＳ Ｐ明朝"/>
                 <w:b w:val="0"/>
                 <w:sz w:val="16"/>
               </w:rPr>
@@ -2398,7 +2265,7 @@
           <w:p>
             <w:r>
               <w:rPr>
-                <w:rFonts w:ascii="ＭＳ 明朝" w:hAnsi="ＭＳ 明朝" w:eastAsia="ＭＳ 明朝"/>
+                <w:rFonts w:ascii="ＭＳ ゴシック" w:hAnsi="ＭＳ ゴシック" w:eastAsia="ＭＳ ゴシック"/>
                 <w:b/>
                 <w:sz w:val="20"/>
                 <w:bdr w:val="single" w:sz="6" w:space="0" w:color="000000"/>
@@ -2420,7 +2287,7 @@
           <w:p>
             <w:r>
               <w:rPr>
-                <w:rFonts w:ascii="ＭＳ 明朝" w:hAnsi="ＭＳ 明朝" w:eastAsia="ＭＳ 明朝"/>
+                <w:rFonts w:ascii="ＭＳ Ｐ明朝" w:hAnsi="ＭＳ Ｐ明朝" w:eastAsia="ＭＳ Ｐ明朝"/>
                 <w:b w:val="0"/>
                 <w:sz w:val="18"/>
               </w:rPr>
@@ -2438,7 +2305,7 @@
             </w:pPr>
             <w:r>
               <w:rPr>
-                <w:rFonts w:ascii="ＭＳ 明朝" w:hAnsi="ＭＳ 明朝" w:eastAsia="ＭＳ 明朝"/>
+                <w:rFonts w:ascii="ＭＳ Ｐ明朝" w:hAnsi="ＭＳ Ｐ明朝" w:eastAsia="ＭＳ Ｐ明朝"/>
                 <w:b w:val="0"/>
                 <w:sz w:val="16"/>
               </w:rPr>
@@ -2459,7 +2326,7 @@
           <w:p>
             <w:r>
               <w:rPr>
-                <w:rFonts w:ascii="ＭＳ 明朝" w:hAnsi="ＭＳ 明朝" w:eastAsia="ＭＳ 明朝"/>
+                <w:rFonts w:ascii="ＭＳ Ｐ明朝" w:hAnsi="ＭＳ Ｐ明朝" w:eastAsia="ＭＳ Ｐ明朝"/>
                 <w:b w:val="0"/>
                 <w:sz w:val="18"/>
               </w:rPr>
@@ -2477,7 +2344,7 @@
             </w:pPr>
             <w:r>
               <w:rPr>
-                <w:rFonts w:ascii="ＭＳ 明朝" w:hAnsi="ＭＳ 明朝" w:eastAsia="ＭＳ 明朝"/>
+                <w:rFonts w:ascii="ＭＳ Ｐ明朝" w:hAnsi="ＭＳ Ｐ明朝" w:eastAsia="ＭＳ Ｐ明朝"/>
                 <w:b w:val="0"/>
                 <w:sz w:val="16"/>
               </w:rPr>
@@ -2498,7 +2365,7 @@
           <w:p>
             <w:r>
               <w:rPr>
-                <w:rFonts w:ascii="ＭＳ 明朝" w:hAnsi="ＭＳ 明朝" w:eastAsia="ＭＳ 明朝"/>
+                <w:rFonts w:ascii="ＭＳ Ｐ明朝" w:hAnsi="ＭＳ Ｐ明朝" w:eastAsia="ＭＳ Ｐ明朝"/>
                 <w:b w:val="0"/>
                 <w:sz w:val="18"/>
               </w:rPr>
@@ -2516,7 +2383,7 @@
             </w:pPr>
             <w:r>
               <w:rPr>
-                <w:rFonts w:ascii="ＭＳ 明朝" w:hAnsi="ＭＳ 明朝" w:eastAsia="ＭＳ 明朝"/>
+                <w:rFonts w:ascii="ＭＳ Ｐ明朝" w:hAnsi="ＭＳ Ｐ明朝" w:eastAsia="ＭＳ Ｐ明朝"/>
                 <w:b w:val="0"/>
                 <w:sz w:val="16"/>
               </w:rPr>
@@ -2536,7 +2403,7 @@
           <w:p>
             <w:r>
               <w:rPr>
-                <w:rFonts w:ascii="ＭＳ 明朝" w:hAnsi="ＭＳ 明朝" w:eastAsia="ＭＳ 明朝"/>
+                <w:rFonts w:ascii="ＭＳ ゴシック" w:hAnsi="ＭＳ ゴシック" w:eastAsia="ＭＳ ゴシック"/>
                 <w:b/>
                 <w:sz w:val="20"/>
                 <w:bdr w:val="single" w:sz="6" w:space="0" w:color="000000"/>
@@ -2558,7 +2425,7 @@
           <w:p>
             <w:r>
               <w:rPr>
-                <w:rFonts w:ascii="ＭＳ 明朝" w:hAnsi="ＭＳ 明朝" w:eastAsia="ＭＳ 明朝"/>
+                <w:rFonts w:ascii="ＭＳ Ｐ明朝" w:hAnsi="ＭＳ Ｐ明朝" w:eastAsia="ＭＳ Ｐ明朝"/>
                 <w:b w:val="0"/>
                 <w:sz w:val="18"/>
               </w:rPr>
@@ -2568,7 +2435,7 @@
           <w:p>
             <w:r>
               <w:rPr>
-                <w:rFonts w:ascii="ＭＳ 明朝" w:hAnsi="ＭＳ 明朝" w:eastAsia="ＭＳ 明朝"/>
+                <w:rFonts w:ascii="ＭＳ Ｐ明朝" w:hAnsi="ＭＳ Ｐ明朝" w:eastAsia="ＭＳ Ｐ明朝"/>
                 <w:b w:val="0"/>
                 <w:sz w:val="18"/>
               </w:rPr>
@@ -2578,7 +2445,7 @@
           <w:p>
             <w:r>
               <w:rPr>
-                <w:rFonts w:ascii="ＭＳ 明朝" w:hAnsi="ＭＳ 明朝" w:eastAsia="ＭＳ 明朝"/>
+                <w:rFonts w:ascii="ＭＳ Ｐ明朝" w:hAnsi="ＭＳ Ｐ明朝" w:eastAsia="ＭＳ Ｐ明朝"/>
                 <w:b w:val="0"/>
                 <w:sz w:val="18"/>
               </w:rPr>
@@ -2586,7 +2453,7 @@
             </w:r>
             <w:r>
               <w:rPr>
-                <w:rFonts w:ascii="ＭＳ 明朝" w:hAnsi="ＭＳ 明朝" w:eastAsia="ＭＳ 明朝"/>
+                <w:rFonts w:ascii="ＭＳ Ｐ明朝" w:hAnsi="ＭＳ Ｐ明朝" w:eastAsia="ＭＳ Ｐ明朝"/>
                 <w:b w:val="0"/>
                 <w:sz w:val="16"/>
               </w:rPr>
@@ -2607,7 +2474,7 @@
           <w:p>
             <w:r>
               <w:rPr>
-                <w:rFonts w:ascii="ＭＳ 明朝" w:hAnsi="ＭＳ 明朝" w:eastAsia="ＭＳ 明朝"/>
+                <w:rFonts w:ascii="ＭＳ Ｐ明朝" w:hAnsi="ＭＳ Ｐ明朝" w:eastAsia="ＭＳ Ｐ明朝"/>
                 <w:b w:val="0"/>
                 <w:sz w:val="18"/>
               </w:rPr>
@@ -2617,7 +2484,7 @@
           <w:p>
             <w:r>
               <w:rPr>
-                <w:rFonts w:ascii="ＭＳ 明朝" w:hAnsi="ＭＳ 明朝" w:eastAsia="ＭＳ 明朝"/>
+                <w:rFonts w:ascii="ＭＳ Ｐ明朝" w:hAnsi="ＭＳ Ｐ明朝" w:eastAsia="ＭＳ Ｐ明朝"/>
                 <w:b w:val="0"/>
                 <w:sz w:val="18"/>
               </w:rPr>
@@ -2627,7 +2494,7 @@
           <w:p>
             <w:r>
               <w:rPr>
-                <w:rFonts w:ascii="ＭＳ 明朝" w:hAnsi="ＭＳ 明朝" w:eastAsia="ＭＳ 明朝"/>
+                <w:rFonts w:ascii="ＭＳ Ｐ明朝" w:hAnsi="ＭＳ Ｐ明朝" w:eastAsia="ＭＳ Ｐ明朝"/>
                 <w:b w:val="0"/>
                 <w:sz w:val="18"/>
               </w:rPr>
@@ -2635,7 +2502,7 @@
             </w:r>
             <w:r>
               <w:rPr>
-                <w:rFonts w:ascii="ＭＳ 明朝" w:hAnsi="ＭＳ 明朝" w:eastAsia="ＭＳ 明朝"/>
+                <w:rFonts w:ascii="ＭＳ Ｐ明朝" w:hAnsi="ＭＳ Ｐ明朝" w:eastAsia="ＭＳ Ｐ明朝"/>
                 <w:b w:val="0"/>
                 <w:sz w:val="16"/>
               </w:rPr>
@@ -2656,7 +2523,7 @@
           <w:p>
             <w:r>
               <w:rPr>
-                <w:rFonts w:ascii="ＭＳ 明朝" w:hAnsi="ＭＳ 明朝" w:eastAsia="ＭＳ 明朝"/>
+                <w:rFonts w:ascii="ＭＳ Ｐ明朝" w:hAnsi="ＭＳ Ｐ明朝" w:eastAsia="ＭＳ Ｐ明朝"/>
                 <w:b w:val="0"/>
                 <w:sz w:val="18"/>
               </w:rPr>
@@ -2666,7 +2533,7 @@
           <w:p>
             <w:r>
               <w:rPr>
-                <w:rFonts w:ascii="ＭＳ 明朝" w:hAnsi="ＭＳ 明朝" w:eastAsia="ＭＳ 明朝"/>
+                <w:rFonts w:ascii="ＭＳ Ｐ明朝" w:hAnsi="ＭＳ Ｐ明朝" w:eastAsia="ＭＳ Ｐ明朝"/>
                 <w:b w:val="0"/>
                 <w:sz w:val="18"/>
               </w:rPr>
@@ -2676,7 +2543,7 @@
           <w:p>
             <w:r>
               <w:rPr>
-                <w:rFonts w:ascii="ＭＳ 明朝" w:hAnsi="ＭＳ 明朝" w:eastAsia="ＭＳ 明朝"/>
+                <w:rFonts w:ascii="ＭＳ Ｐ明朝" w:hAnsi="ＭＳ Ｐ明朝" w:eastAsia="ＭＳ Ｐ明朝"/>
                 <w:b w:val="0"/>
                 <w:sz w:val="18"/>
               </w:rPr>
@@ -2684,7 +2551,7 @@
             </w:r>
             <w:r>
               <w:rPr>
-                <w:rFonts w:ascii="ＭＳ 明朝" w:hAnsi="ＭＳ 明朝" w:eastAsia="ＭＳ 明朝"/>
+                <w:rFonts w:ascii="ＭＳ Ｐ明朝" w:hAnsi="ＭＳ Ｐ明朝" w:eastAsia="ＭＳ Ｐ明朝"/>
                 <w:b w:val="0"/>
                 <w:sz w:val="16"/>
               </w:rPr>
@@ -2716,7 +2583,7 @@
           <w:p>
             <w:r>
               <w:rPr>
-                <w:rFonts w:ascii="ＭＳ 明朝" w:hAnsi="ＭＳ 明朝" w:eastAsia="ＭＳ 明朝"/>
+                <w:rFonts w:ascii="ＭＳ Ｐ明朝" w:hAnsi="ＭＳ Ｐ明朝" w:eastAsia="ＭＳ Ｐ明朝"/>
                 <w:b w:val="0"/>
                 <w:sz w:val="18"/>
               </w:rPr>
@@ -2726,7 +2593,7 @@
           <w:p>
             <w:r>
               <w:rPr>
-                <w:rFonts w:ascii="ＭＳ 明朝" w:hAnsi="ＭＳ 明朝" w:eastAsia="ＭＳ 明朝"/>
+                <w:rFonts w:ascii="ＭＳ Ｐ明朝" w:hAnsi="ＭＳ Ｐ明朝" w:eastAsia="ＭＳ Ｐ明朝"/>
                 <w:b w:val="0"/>
                 <w:sz w:val="18"/>
               </w:rPr>
@@ -2736,7 +2603,7 @@
           <w:p>
             <w:r>
               <w:rPr>
-                <w:rFonts w:ascii="ＭＳ 明朝" w:hAnsi="ＭＳ 明朝" w:eastAsia="ＭＳ 明朝"/>
+                <w:rFonts w:ascii="ＭＳ Ｐ明朝" w:hAnsi="ＭＳ Ｐ明朝" w:eastAsia="ＭＳ Ｐ明朝"/>
                 <w:b w:val="0"/>
                 <w:sz w:val="18"/>
               </w:rPr>
@@ -2744,7 +2611,7 @@
             </w:r>
             <w:r>
               <w:rPr>
-                <w:rFonts w:ascii="ＭＳ 明朝" w:hAnsi="ＭＳ 明朝" w:eastAsia="ＭＳ 明朝"/>
+                <w:rFonts w:ascii="ＭＳ Ｐ明朝" w:hAnsi="ＭＳ Ｐ明朝" w:eastAsia="ＭＳ Ｐ明朝"/>
                 <w:b w:val="0"/>
                 <w:sz w:val="16"/>
               </w:rPr>
@@ -2765,7 +2632,7 @@
           <w:p>
             <w:r>
               <w:rPr>
-                <w:rFonts w:ascii="ＭＳ 明朝" w:hAnsi="ＭＳ 明朝" w:eastAsia="ＭＳ 明朝"/>
+                <w:rFonts w:ascii="ＭＳ Ｐ明朝" w:hAnsi="ＭＳ Ｐ明朝" w:eastAsia="ＭＳ Ｐ明朝"/>
                 <w:b w:val="0"/>
                 <w:sz w:val="18"/>
               </w:rPr>
@@ -2775,7 +2642,7 @@
           <w:p>
             <w:r>
               <w:rPr>
-                <w:rFonts w:ascii="ＭＳ 明朝" w:hAnsi="ＭＳ 明朝" w:eastAsia="ＭＳ 明朝"/>
+                <w:rFonts w:ascii="ＭＳ Ｐ明朝" w:hAnsi="ＭＳ Ｐ明朝" w:eastAsia="ＭＳ Ｐ明朝"/>
                 <w:b w:val="0"/>
                 <w:sz w:val="18"/>
               </w:rPr>
@@ -2785,7 +2652,7 @@
           <w:p>
             <w:r>
               <w:rPr>
-                <w:rFonts w:ascii="ＭＳ 明朝" w:hAnsi="ＭＳ 明朝" w:eastAsia="ＭＳ 明朝"/>
+                <w:rFonts w:ascii="ＭＳ Ｐ明朝" w:hAnsi="ＭＳ Ｐ明朝" w:eastAsia="ＭＳ Ｐ明朝"/>
                 <w:b w:val="0"/>
                 <w:sz w:val="18"/>
               </w:rPr>
@@ -2793,7 +2660,7 @@
             </w:r>
             <w:r>
               <w:rPr>
-                <w:rFonts w:ascii="ＭＳ 明朝" w:hAnsi="ＭＳ 明朝" w:eastAsia="ＭＳ 明朝"/>
+                <w:rFonts w:ascii="ＭＳ Ｐ明朝" w:hAnsi="ＭＳ Ｐ明朝" w:eastAsia="ＭＳ Ｐ明朝"/>
                 <w:b w:val="0"/>
                 <w:sz w:val="16"/>
               </w:rPr>
@@ -2814,7 +2681,7 @@
           <w:p>
             <w:r>
               <w:rPr>
-                <w:rFonts w:ascii="ＭＳ 明朝" w:hAnsi="ＭＳ 明朝" w:eastAsia="ＭＳ 明朝"/>
+                <w:rFonts w:ascii="ＭＳ Ｐ明朝" w:hAnsi="ＭＳ Ｐ明朝" w:eastAsia="ＭＳ Ｐ明朝"/>
                 <w:b w:val="0"/>
                 <w:sz w:val="18"/>
               </w:rPr>
@@ -2824,7 +2691,7 @@
           <w:p>
             <w:r>
               <w:rPr>
-                <w:rFonts w:ascii="ＭＳ 明朝" w:hAnsi="ＭＳ 明朝" w:eastAsia="ＭＳ 明朝"/>
+                <w:rFonts w:ascii="ＭＳ Ｐ明朝" w:hAnsi="ＭＳ Ｐ明朝" w:eastAsia="ＭＳ Ｐ明朝"/>
                 <w:b w:val="0"/>
                 <w:sz w:val="18"/>
               </w:rPr>
@@ -2834,7 +2701,7 @@
           <w:p>
             <w:r>
               <w:rPr>
-                <w:rFonts w:ascii="ＭＳ 明朝" w:hAnsi="ＭＳ 明朝" w:eastAsia="ＭＳ 明朝"/>
+                <w:rFonts w:ascii="ＭＳ Ｐ明朝" w:hAnsi="ＭＳ Ｐ明朝" w:eastAsia="ＭＳ Ｐ明朝"/>
                 <w:b w:val="0"/>
                 <w:sz w:val="18"/>
               </w:rPr>
@@ -2842,7 +2709,7 @@
             </w:r>
             <w:r>
               <w:rPr>
-                <w:rFonts w:ascii="ＭＳ 明朝" w:hAnsi="ＭＳ 明朝" w:eastAsia="ＭＳ 明朝"/>
+                <w:rFonts w:ascii="ＭＳ Ｐ明朝" w:hAnsi="ＭＳ Ｐ明朝" w:eastAsia="ＭＳ Ｐ明朝"/>
                 <w:b w:val="0"/>
                 <w:sz w:val="16"/>
               </w:rPr>
@@ -2874,7 +2741,7 @@
           <w:p>
             <w:r>
               <w:rPr>
-                <w:rFonts w:ascii="ＭＳ 明朝" w:hAnsi="ＭＳ 明朝" w:eastAsia="ＭＳ 明朝"/>
+                <w:rFonts w:ascii="ＭＳ ゴシック" w:hAnsi="ＭＳ ゴシック" w:eastAsia="ＭＳ ゴシック"/>
                 <w:b/>
                 <w:sz w:val="20"/>
                 <w:bdr w:val="single" w:sz="6" w:space="0" w:color="000000"/>
@@ -2893,7 +2760,7 @@
             </w:pPr>
             <w:r>
               <w:rPr>
-                <w:rFonts w:ascii="ＭＳ 明朝" w:hAnsi="ＭＳ 明朝" w:eastAsia="ＭＳ 明朝"/>
+                <w:rFonts w:ascii="ＭＳ Ｐ明朝" w:hAnsi="ＭＳ Ｐ明朝" w:eastAsia="ＭＳ Ｐ明朝"/>
                 <w:b w:val="0"/>
                 <w:sz w:val="16"/>
               </w:rPr>
@@ -2914,7 +2781,7 @@
           <w:p>
             <w:r>
               <w:rPr>
-                <w:rFonts w:ascii="ＭＳ 明朝" w:hAnsi="ＭＳ 明朝" w:eastAsia="ＭＳ 明朝"/>
+                <w:rFonts w:ascii="ＭＳ ゴシック" w:hAnsi="ＭＳ ゴシック" w:eastAsia="ＭＳ ゴシック"/>
                 <w:b/>
                 <w:sz w:val="20"/>
                 <w:bdr w:val="single" w:sz="6" w:space="0" w:color="000000"/>
@@ -2933,7 +2800,7 @@
             </w:pPr>
             <w:r>
               <w:rPr>
-                <w:rFonts w:ascii="ＭＳ 明朝" w:hAnsi="ＭＳ 明朝" w:eastAsia="ＭＳ 明朝"/>
+                <w:rFonts w:ascii="ＭＳ Ｐ明朝" w:hAnsi="ＭＳ Ｐ明朝" w:eastAsia="ＭＳ Ｐ明朝"/>
                 <w:b w:val="0"/>
                 <w:sz w:val="16"/>
               </w:rPr>
@@ -2954,7 +2821,7 @@
           <w:p>
             <w:r>
               <w:rPr>
-                <w:rFonts w:ascii="ＭＳ 明朝" w:hAnsi="ＭＳ 明朝" w:eastAsia="ＭＳ 明朝"/>
+                <w:rFonts w:ascii="ＭＳ ゴシック" w:hAnsi="ＭＳ ゴシック" w:eastAsia="ＭＳ ゴシック"/>
                 <w:b/>
                 <w:sz w:val="20"/>
                 <w:bdr w:val="single" w:sz="6" w:space="0" w:color="000000"/>
@@ -2973,7 +2840,7 @@
             </w:pPr>
             <w:r>
               <w:rPr>
-                <w:rFonts w:ascii="ＭＳ 明朝" w:hAnsi="ＭＳ 明朝" w:eastAsia="ＭＳ 明朝"/>
+                <w:rFonts w:ascii="ＭＳ Ｐ明朝" w:hAnsi="ＭＳ Ｐ明朝" w:eastAsia="ＭＳ Ｐ明朝"/>
                 <w:b w:val="0"/>
                 <w:sz w:val="16"/>
               </w:rPr>
@@ -2993,7 +2860,7 @@
           <w:p>
             <w:r>
               <w:rPr>
-                <w:rFonts w:ascii="ＭＳ 明朝" w:hAnsi="ＭＳ 明朝" w:eastAsia="ＭＳ 明朝"/>
+                <w:rFonts w:ascii="ＭＳ ゴシック" w:hAnsi="ＭＳ ゴシック" w:eastAsia="ＭＳ ゴシック"/>
                 <w:b/>
                 <w:sz w:val="20"/>
                 <w:bdr w:val="single" w:sz="6" w:space="0" w:color="000000"/>
@@ -3015,7 +2882,7 @@
           <w:p>
             <w:r>
               <w:rPr>
-                <w:rFonts w:ascii="ＭＳ 明朝" w:hAnsi="ＭＳ 明朝" w:eastAsia="ＭＳ 明朝"/>
+                <w:rFonts w:ascii="ＭＳ Ｐ明朝" w:hAnsi="ＭＳ Ｐ明朝" w:eastAsia="ＭＳ Ｐ明朝"/>
                 <w:b w:val="0"/>
                 <w:sz w:val="18"/>
               </w:rPr>
@@ -3033,7 +2900,7 @@
             </w:pPr>
             <w:r>
               <w:rPr>
-                <w:rFonts w:ascii="ＭＳ 明朝" w:hAnsi="ＭＳ 明朝" w:eastAsia="ＭＳ 明朝"/>
+                <w:rFonts w:ascii="ＭＳ Ｐ明朝" w:hAnsi="ＭＳ Ｐ明朝" w:eastAsia="ＭＳ Ｐ明朝"/>
                 <w:b w:val="0"/>
                 <w:sz w:val="16"/>
               </w:rPr>
@@ -3054,7 +2921,7 @@
           <w:p>
             <w:r>
               <w:rPr>
-                <w:rFonts w:ascii="ＭＳ 明朝" w:hAnsi="ＭＳ 明朝" w:eastAsia="ＭＳ 明朝"/>
+                <w:rFonts w:ascii="ＭＳ Ｐ明朝" w:hAnsi="ＭＳ Ｐ明朝" w:eastAsia="ＭＳ Ｐ明朝"/>
                 <w:b w:val="0"/>
                 <w:sz w:val="18"/>
               </w:rPr>
@@ -3072,7 +2939,7 @@
             </w:pPr>
             <w:r>
               <w:rPr>
-                <w:rFonts w:ascii="ＭＳ 明朝" w:hAnsi="ＭＳ 明朝" w:eastAsia="ＭＳ 明朝"/>
+                <w:rFonts w:ascii="ＭＳ Ｐ明朝" w:hAnsi="ＭＳ Ｐ明朝" w:eastAsia="ＭＳ Ｐ明朝"/>
                 <w:b w:val="0"/>
                 <w:sz w:val="16"/>
               </w:rPr>
@@ -3093,7 +2960,7 @@
           <w:p>
             <w:r>
               <w:rPr>
-                <w:rFonts w:ascii="ＭＳ 明朝" w:hAnsi="ＭＳ 明朝" w:eastAsia="ＭＳ 明朝"/>
+                <w:rFonts w:ascii="ＭＳ Ｐ明朝" w:hAnsi="ＭＳ Ｐ明朝" w:eastAsia="ＭＳ Ｐ明朝"/>
                 <w:b w:val="0"/>
                 <w:sz w:val="18"/>
               </w:rPr>
@@ -3111,7 +2978,7 @@
             </w:pPr>
             <w:r>
               <w:rPr>
-                <w:rFonts w:ascii="ＭＳ 明朝" w:hAnsi="ＭＳ 明朝" w:eastAsia="ＭＳ 明朝"/>
+                <w:rFonts w:ascii="ＭＳ Ｐ明朝" w:hAnsi="ＭＳ Ｐ明朝" w:eastAsia="ＭＳ Ｐ明朝"/>
                 <w:b w:val="0"/>
                 <w:sz w:val="16"/>
               </w:rPr>
@@ -3143,7 +3010,7 @@
           <w:p>
             <w:r>
               <w:rPr>
-                <w:rFonts w:ascii="ＭＳ 明朝" w:hAnsi="ＭＳ 明朝" w:eastAsia="ＭＳ 明朝"/>
+                <w:rFonts w:ascii="ＭＳ Ｐ明朝" w:hAnsi="ＭＳ Ｐ明朝" w:eastAsia="ＭＳ Ｐ明朝"/>
                 <w:b w:val="0"/>
                 <w:sz w:val="18"/>
               </w:rPr>
@@ -3161,7 +3028,7 @@
             </w:pPr>
             <w:r>
               <w:rPr>
-                <w:rFonts w:ascii="ＭＳ 明朝" w:hAnsi="ＭＳ 明朝" w:eastAsia="ＭＳ 明朝"/>
+                <w:rFonts w:ascii="ＭＳ Ｐ明朝" w:hAnsi="ＭＳ Ｐ明朝" w:eastAsia="ＭＳ Ｐ明朝"/>
                 <w:b w:val="0"/>
                 <w:sz w:val="16"/>
               </w:rPr>
@@ -3182,7 +3049,7 @@
           <w:p>
             <w:r>
               <w:rPr>
-                <w:rFonts w:ascii="ＭＳ 明朝" w:hAnsi="ＭＳ 明朝" w:eastAsia="ＭＳ 明朝"/>
+                <w:rFonts w:ascii="ＭＳ Ｐ明朝" w:hAnsi="ＭＳ Ｐ明朝" w:eastAsia="ＭＳ Ｐ明朝"/>
                 <w:b w:val="0"/>
                 <w:sz w:val="18"/>
               </w:rPr>
@@ -3200,7 +3067,7 @@
             </w:pPr>
             <w:r>
               <w:rPr>
-                <w:rFonts w:ascii="ＭＳ 明朝" w:hAnsi="ＭＳ 明朝" w:eastAsia="ＭＳ 明朝"/>
+                <w:rFonts w:ascii="ＭＳ Ｐ明朝" w:hAnsi="ＭＳ Ｐ明朝" w:eastAsia="ＭＳ Ｐ明朝"/>
                 <w:b w:val="0"/>
                 <w:sz w:val="16"/>
               </w:rPr>
@@ -3221,7 +3088,7 @@
           <w:p>
             <w:r>
               <w:rPr>
-                <w:rFonts w:ascii="ＭＳ 明朝" w:hAnsi="ＭＳ 明朝" w:eastAsia="ＭＳ 明朝"/>
+                <w:rFonts w:ascii="ＭＳ Ｐ明朝" w:hAnsi="ＭＳ Ｐ明朝" w:eastAsia="ＭＳ Ｐ明朝"/>
                 <w:b w:val="0"/>
                 <w:sz w:val="18"/>
               </w:rPr>
@@ -3239,7 +3106,7 @@
             </w:pPr>
             <w:r>
               <w:rPr>
-                <w:rFonts w:ascii="ＭＳ 明朝" w:hAnsi="ＭＳ 明朝" w:eastAsia="ＭＳ 明朝"/>
+                <w:rFonts w:ascii="ＭＳ Ｐ明朝" w:hAnsi="ＭＳ Ｐ明朝" w:eastAsia="ＭＳ Ｐ明朝"/>
                 <w:b w:val="0"/>
                 <w:sz w:val="16"/>
               </w:rPr>
@@ -3259,7 +3126,7 @@
           <w:p>
             <w:r>
               <w:rPr>
-                <w:rFonts w:ascii="ＭＳ 明朝" w:hAnsi="ＭＳ 明朝" w:eastAsia="ＭＳ 明朝"/>
+                <w:rFonts w:ascii="ＭＳ ゴシック" w:hAnsi="ＭＳ ゴシック" w:eastAsia="ＭＳ ゴシック"/>
                 <w:b/>
                 <w:sz w:val="20"/>
                 <w:bdr w:val="single" w:sz="6" w:space="0" w:color="000000"/>
@@ -3281,7 +3148,7 @@
           <w:p>
             <w:r>
               <w:rPr>
-                <w:rFonts w:ascii="ＭＳ 明朝" w:hAnsi="ＭＳ 明朝" w:eastAsia="ＭＳ 明朝"/>
+                <w:rFonts w:ascii="ＭＳ Ｐ明朝" w:hAnsi="ＭＳ Ｐ明朝" w:eastAsia="ＭＳ Ｐ明朝"/>
                 <w:b w:val="0"/>
                 <w:sz w:val="18"/>
               </w:rPr>
@@ -3299,7 +3166,7 @@
             </w:pPr>
             <w:r>
               <w:rPr>
-                <w:rFonts w:ascii="ＭＳ 明朝" w:hAnsi="ＭＳ 明朝" w:eastAsia="ＭＳ 明朝"/>
+                <w:rFonts w:ascii="ＭＳ Ｐ明朝" w:hAnsi="ＭＳ Ｐ明朝" w:eastAsia="ＭＳ Ｐ明朝"/>
                 <w:b w:val="0"/>
                 <w:sz w:val="16"/>
               </w:rPr>
@@ -3320,7 +3187,7 @@
           <w:p>
             <w:r>
               <w:rPr>
-                <w:rFonts w:ascii="ＭＳ 明朝" w:hAnsi="ＭＳ 明朝" w:eastAsia="ＭＳ 明朝"/>
+                <w:rFonts w:ascii="ＭＳ Ｐ明朝" w:hAnsi="ＭＳ Ｐ明朝" w:eastAsia="ＭＳ Ｐ明朝"/>
                 <w:b w:val="0"/>
                 <w:sz w:val="18"/>
               </w:rPr>
@@ -3338,7 +3205,7 @@
             </w:pPr>
             <w:r>
               <w:rPr>
-                <w:rFonts w:ascii="ＭＳ 明朝" w:hAnsi="ＭＳ 明朝" w:eastAsia="ＭＳ 明朝"/>
+                <w:rFonts w:ascii="ＭＳ Ｐ明朝" w:hAnsi="ＭＳ Ｐ明朝" w:eastAsia="ＭＳ Ｐ明朝"/>
                 <w:b w:val="0"/>
                 <w:sz w:val="16"/>
               </w:rPr>
@@ -3359,7 +3226,7 @@
           <w:p>
             <w:r>
               <w:rPr>
-                <w:rFonts w:ascii="ＭＳ 明朝" w:hAnsi="ＭＳ 明朝" w:eastAsia="ＭＳ 明朝"/>
+                <w:rFonts w:ascii="ＭＳ Ｐ明朝" w:hAnsi="ＭＳ Ｐ明朝" w:eastAsia="ＭＳ Ｐ明朝"/>
                 <w:b w:val="0"/>
                 <w:sz w:val="18"/>
               </w:rPr>
@@ -3377,7 +3244,7 @@
             </w:pPr>
             <w:r>
               <w:rPr>
-                <w:rFonts w:ascii="ＭＳ 明朝" w:hAnsi="ＭＳ 明朝" w:eastAsia="ＭＳ 明朝"/>
+                <w:rFonts w:ascii="ＭＳ Ｐ明朝" w:hAnsi="ＭＳ Ｐ明朝" w:eastAsia="ＭＳ Ｐ明朝"/>
                 <w:b w:val="0"/>
                 <w:sz w:val="16"/>
               </w:rPr>
@@ -3409,7 +3276,7 @@
           <w:p>
             <w:r>
               <w:rPr>
-                <w:rFonts w:ascii="ＭＳ 明朝" w:hAnsi="ＭＳ 明朝" w:eastAsia="ＭＳ 明朝"/>
+                <w:rFonts w:ascii="ＭＳ Ｐ明朝" w:hAnsi="ＭＳ Ｐ明朝" w:eastAsia="ＭＳ Ｐ明朝"/>
                 <w:b w:val="0"/>
                 <w:sz w:val="18"/>
               </w:rPr>
@@ -3427,7 +3294,7 @@
             </w:pPr>
             <w:r>
               <w:rPr>
-                <w:rFonts w:ascii="ＭＳ 明朝" w:hAnsi="ＭＳ 明朝" w:eastAsia="ＭＳ 明朝"/>
+                <w:rFonts w:ascii="ＭＳ Ｐ明朝" w:hAnsi="ＭＳ Ｐ明朝" w:eastAsia="ＭＳ Ｐ明朝"/>
                 <w:b w:val="0"/>
                 <w:sz w:val="16"/>
               </w:rPr>
@@ -3448,7 +3315,7 @@
           <w:p>
             <w:r>
               <w:rPr>
-                <w:rFonts w:ascii="ＭＳ 明朝" w:hAnsi="ＭＳ 明朝" w:eastAsia="ＭＳ 明朝"/>
+                <w:rFonts w:ascii="ＭＳ Ｐ明朝" w:hAnsi="ＭＳ Ｐ明朝" w:eastAsia="ＭＳ Ｐ明朝"/>
                 <w:b w:val="0"/>
                 <w:sz w:val="18"/>
               </w:rPr>
@@ -3466,7 +3333,7 @@
             </w:pPr>
             <w:r>
               <w:rPr>
-                <w:rFonts w:ascii="ＭＳ 明朝" w:hAnsi="ＭＳ 明朝" w:eastAsia="ＭＳ 明朝"/>
+                <w:rFonts w:ascii="ＭＳ Ｐ明朝" w:hAnsi="ＭＳ Ｐ明朝" w:eastAsia="ＭＳ Ｐ明朝"/>
                 <w:b w:val="0"/>
                 <w:sz w:val="16"/>
               </w:rPr>
@@ -3485,144 +3352,83 @@
     <w:p>
       <w:pPr>
         <w:pageBreakBefore/>
-        <w:spacing w:after="0" w:before="0" w:lineRule="exact" w:line="20"/>
+        <w:spacing w:after="80" w:before="0"/>
+        <w:jc w:val="center"/>
       </w:pPr>
       <w:r>
-        <w:rPr>
-          <w:sz w:val="2"/>
-        </w:rPr>
-        <w:t xml:space="preserve"> </w:t>
+        <w:drawing>
+          <wp:inline xmlns:a="http://schemas.openxmlformats.org/drawingml/2006/main" xmlns:pic="http://schemas.openxmlformats.org/drawingml/2006/picture">
+            <wp:extent cx="5543999" cy="651532"/>
+            <wp:docPr id="20" name="Picture 20"/>
+            <wp:cNvGraphicFramePr>
+              <a:graphicFrameLocks noChangeAspect="1"/>
+            </wp:cNvGraphicFramePr>
+            <a:graphic>
+              <a:graphicData uri="http://schemas.openxmlformats.org/drawingml/2006/picture">
+                <pic:pic>
+                  <pic:nvPicPr>
+                    <pic:cNvPr id="0" name="ban_title_a.png"/>
+                    <pic:cNvPicPr/>
+                  </pic:nvPicPr>
+                  <pic:blipFill>
+                    <a:blip r:embed="rId27"/>
+                    <a:stretch>
+                      <a:fillRect/>
+                    </a:stretch>
+                  </pic:blipFill>
+                  <pic:spPr>
+                    <a:xfrm>
+                      <a:off x="0" y="0"/>
+                      <a:ext cx="5543999" cy="651532"/>
+                    </a:xfrm>
+                    <a:prstGeom prst="rect"/>
+                  </pic:spPr>
+                </pic:pic>
+              </a:graphicData>
+            </a:graphic>
+          </wp:inline>
+        </w:drawing>
       </w:r>
     </w:p>
-    <w:tbl>
-      <w:tblPr>
-        <w:tblW w:type="auto" w:w="0"/>
-        <w:tblLayout w:type="fixed"/>
-        <w:tblLook w:firstColumn="1" w:firstRow="1" w:lastColumn="0" w:lastRow="0" w:noHBand="0" w:noVBand="1" w:val="04A0"/>
-        <w:tblLayout w:type="fixed"/>
-      </w:tblPr>
-      <w:tblGrid>
-        <w:gridCol w:w="4365"/>
-        <w:gridCol w:w="4365"/>
-      </w:tblGrid>
-      <w:tr>
-        <w:tc>
-          <w:tcPr>
-            <w:tcW w:type="dxa" w:w="6463"/>
-            <w:tcBorders>
-              <w:bottom w:val="single" w:sz="18" w:space="0" w:color="000000"/>
-            </w:tcBorders>
-          </w:tcPr>
-          <w:p>
-            <w:r>
-              <w:rPr>
-                <w:rFonts w:ascii="ＭＳ 明朝" w:hAnsi="ＭＳ 明朝" w:eastAsia="ＭＳ 明朝"/>
-                <w:b/>
-                <w:sz w:val="22"/>
-              </w:rPr>
-              <w:t>中３　　　　クラス　　　　番　　氏名</w:t>
-            </w:r>
-          </w:p>
-        </w:tc>
-        <w:tc>
-          <w:tcPr>
-            <w:tcW w:type="dxa" w:w="2268"/>
-            <w:tcBorders>
-              <w:bottom w:val="single" w:sz="18" w:space="0" w:color="000000"/>
-              <w:right w:val="single" w:sz="18" w:space="0" w:color="000000"/>
-              <w:top w:val="single" w:sz="18" w:space="0" w:color="000000"/>
-              <w:left w:val="single" w:sz="18" w:space="0" w:color="000000"/>
-            </w:tcBorders>
-          </w:tcPr>
-          <w:p>
-            <w:pPr>
-              <w:jc w:val="right"/>
-            </w:pPr>
-            <w:r>
-              <w:rPr>
-                <w:rFonts w:ascii="ＭＳ 明朝" w:hAnsi="ＭＳ 明朝" w:eastAsia="ＭＳ 明朝"/>
-                <w:b/>
-                <w:sz w:val="22"/>
-              </w:rPr>
-              <w:t>点</w:t>
-            </w:r>
-          </w:p>
-        </w:tc>
-      </w:tr>
-    </w:tbl>
     <w:p>
       <w:pPr>
-        <w:spacing w:after="0" w:before="0"/>
+        <w:spacing w:after="120" w:before="0"/>
+        <w:jc w:val="center"/>
       </w:pPr>
-    </w:p>
-    <w:tbl>
-      <w:tblPr>
-        <w:tblW w:type="auto" w:w="0"/>
-        <w:tblLayout w:type="fixed"/>
-        <w:tblLook w:firstColumn="1" w:firstRow="1" w:lastColumn="0" w:lastRow="0" w:noHBand="0" w:noVBand="1" w:val="04A0"/>
-        <w:tblBorders>
-          <w:top w:val="nil"/>
-          <w:left w:val="nil"/>
-          <w:bottom w:val="nil"/>
-          <w:right w:val="nil"/>
-          <w:insideH w:val="nil"/>
-          <w:insideV w:val="nil"/>
-        </w:tblBorders>
-        <w:tblLayout w:type="fixed"/>
-      </w:tblPr>
-      <w:tblGrid>
-        <w:gridCol w:w="4365"/>
-        <w:gridCol w:w="4365"/>
-      </w:tblGrid>
-      <w:tr>
-        <w:tc>
-          <w:tcPr>
-            <w:tcW w:type="dxa" w:w="2268"/>
-            <w:tcBorders>
-              <w:top w:val="single" w:sz="12" w:space="0" w:color="000000"/>
-              <w:bottom w:val="single" w:sz="12" w:space="0" w:color="000000"/>
-              <w:left w:val="single" w:sz="12" w:space="0" w:color="000000"/>
-              <w:right w:val="single" w:sz="12" w:space="0" w:color="000000"/>
-            </w:tcBorders>
-          </w:tcPr>
-          <w:p>
-            <w:pPr>
-              <w:jc w:val="center"/>
-            </w:pPr>
-            <w:r>
-              <w:rPr>
-                <w:rFonts w:ascii="ＭＳ 明朝" w:hAnsi="ＭＳ 明朝" w:eastAsia="ＭＳ 明朝"/>
-                <w:b/>
-                <w:sz w:val="26"/>
-              </w:rPr>
-              <w:t>模範解答</w:t>
-            </w:r>
-          </w:p>
-        </w:tc>
-        <w:tc>
-          <w:tcPr>
-            <w:tcW w:type="dxa" w:w="6463"/>
-          </w:tcPr>
-          <w:p>
-            <w:pPr>
-              <w:jc w:val="right"/>
-            </w:pPr>
-            <w:r>
-              <w:rPr>
-                <w:rFonts w:ascii="ＭＳ 明朝" w:hAnsi="ＭＳ 明朝" w:eastAsia="ＭＳ 明朝"/>
-                <w:b w:val="0"/>
-                <w:sz w:val="18"/>
-              </w:rPr>
-              <w:t>配点　太枠各４点，ほか３点</w:t>
-            </w:r>
-          </w:p>
-        </w:tc>
-      </w:tr>
-    </w:tbl>
-    <w:p>
-      <w:pPr>
-        <w:spacing w:after="0" w:before="0"/>
-      </w:pPr>
+      <w:r>
+        <w:drawing>
+          <wp:inline xmlns:a="http://schemas.openxmlformats.org/drawingml/2006/main" xmlns:pic="http://schemas.openxmlformats.org/drawingml/2006/picture">
+            <wp:extent cx="5543999" cy="493871"/>
+            <wp:docPr id="21" name="Picture 21"/>
+            <wp:cNvGraphicFramePr>
+              <a:graphicFrameLocks noChangeAspect="1"/>
+            </wp:cNvGraphicFramePr>
+            <a:graphic>
+              <a:graphicData uri="http://schemas.openxmlformats.org/drawingml/2006/picture">
+                <pic:pic>
+                  <pic:nvPicPr>
+                    <pic:cNvPr id="0" name="ban_ans_q.png"/>
+                    <pic:cNvPicPr/>
+                  </pic:nvPicPr>
+                  <pic:blipFill>
+                    <a:blip r:embed="rId26"/>
+                    <a:stretch>
+                      <a:fillRect/>
+                    </a:stretch>
+                  </pic:blipFill>
+                  <pic:spPr>
+                    <a:xfrm>
+                      <a:off x="0" y="0"/>
+                      <a:ext cx="5543999" cy="493871"/>
+                    </a:xfrm>
+                    <a:prstGeom prst="rect"/>
+                  </pic:spPr>
+                </pic:pic>
+              </a:graphicData>
+            </a:graphic>
+          </wp:inline>
+        </w:drawing>
+      </w:r>
     </w:p>
     <w:tbl>
       <w:tblPr>
@@ -3648,7 +3454,7 @@
           <w:p>
             <w:r>
               <w:rPr>
-                <w:rFonts w:ascii="ＭＳ 明朝" w:hAnsi="ＭＳ 明朝" w:eastAsia="ＭＳ 明朝"/>
+                <w:rFonts w:ascii="ＭＳ ゴシック" w:hAnsi="ＭＳ ゴシック" w:eastAsia="ＭＳ ゴシック"/>
                 <w:b/>
                 <w:sz w:val="20"/>
                 <w:bdr w:val="single" w:sz="6" w:space="0" w:color="000000"/>
@@ -3670,7 +3476,7 @@
           <w:p>
             <w:r>
               <w:rPr>
-                <w:rFonts w:ascii="ＭＳ 明朝" w:hAnsi="ＭＳ 明朝" w:eastAsia="ＭＳ 明朝"/>
+                <w:rFonts w:ascii="ＭＳ Ｐ明朝" w:hAnsi="ＭＳ Ｐ明朝" w:eastAsia="ＭＳ Ｐ明朝"/>
                 <w:b w:val="0"/>
                 <w:sz w:val="18"/>
               </w:rPr>
@@ -3683,9 +3489,8 @@
             </w:pPr>
             <w:r>
               <w:rPr>
-                <w:rFonts w:ascii="ＭＳ 明朝" w:hAnsi="ＭＳ 明朝" w:eastAsia="ＭＳ 明朝"/>
+                <w:rFonts w:ascii="ＭＳ Ｐ明朝" w:hAnsi="ＭＳ Ｐ明朝" w:eastAsia="ＭＳ Ｐ明朝"/>
                 <w:b/>
-                <w:color w:val="C00000"/>
                 <w:sz w:val="24"/>
               </w:rPr>
               <w:t>辺ＡＣ</w:t>
@@ -3705,7 +3510,7 @@
           <w:p>
             <w:r>
               <w:rPr>
-                <w:rFonts w:ascii="ＭＳ 明朝" w:hAnsi="ＭＳ 明朝" w:eastAsia="ＭＳ 明朝"/>
+                <w:rFonts w:ascii="ＭＳ Ｐ明朝" w:hAnsi="ＭＳ Ｐ明朝" w:eastAsia="ＭＳ Ｐ明朝"/>
                 <w:b w:val="0"/>
                 <w:sz w:val="18"/>
               </w:rPr>
@@ -3718,9 +3523,8 @@
             </w:pPr>
             <w:r>
               <w:rPr>
-                <w:rFonts w:ascii="ＭＳ 明朝" w:hAnsi="ＭＳ 明朝" w:eastAsia="ＭＳ 明朝"/>
+                <w:rFonts w:ascii="ＭＳ Ｐ明朝" w:hAnsi="ＭＳ Ｐ明朝" w:eastAsia="ＭＳ Ｐ明朝"/>
                 <w:b/>
-                <w:color w:val="C00000"/>
                 <w:sz w:val="24"/>
               </w:rPr>
               <w:t>18√2</w:t>
@@ -3732,7 +3536,7 @@
             </w:pPr>
             <w:r>
               <w:rPr>
-                <w:rFonts w:ascii="ＭＳ 明朝" w:hAnsi="ＭＳ 明朝" w:eastAsia="ＭＳ 明朝"/>
+                <w:rFonts w:ascii="ＭＳ Ｐ明朝" w:hAnsi="ＭＳ Ｐ明朝" w:eastAsia="ＭＳ Ｐ明朝"/>
                 <w:b w:val="0"/>
                 <w:sz w:val="16"/>
               </w:rPr>
@@ -3753,7 +3557,7 @@
           <w:p>
             <w:r>
               <w:rPr>
-                <w:rFonts w:ascii="ＭＳ 明朝" w:hAnsi="ＭＳ 明朝" w:eastAsia="ＭＳ 明朝"/>
+                <w:rFonts w:ascii="ＭＳ Ｐ明朝" w:hAnsi="ＭＳ Ｐ明朝" w:eastAsia="ＭＳ Ｐ明朝"/>
                 <w:b w:val="0"/>
                 <w:sz w:val="18"/>
               </w:rPr>
@@ -3766,9 +3570,8 @@
             </w:pPr>
             <w:r>
               <w:rPr>
-                <w:rFonts w:ascii="ＭＳ 明朝" w:hAnsi="ＭＳ 明朝" w:eastAsia="ＭＳ 明朝"/>
+                <w:rFonts w:ascii="ＭＳ Ｐ明朝" w:hAnsi="ＭＳ Ｐ明朝" w:eastAsia="ＭＳ Ｐ明朝"/>
                 <w:b/>
-                <w:color w:val="C00000"/>
                 <w:sz w:val="24"/>
               </w:rPr>
               <w:t>6√3</w:t>
@@ -3780,7 +3583,7 @@
             </w:pPr>
             <w:r>
               <w:rPr>
-                <w:rFonts w:ascii="ＭＳ 明朝" w:hAnsi="ＭＳ 明朝" w:eastAsia="ＭＳ 明朝"/>
+                <w:rFonts w:ascii="ＭＳ Ｐ明朝" w:hAnsi="ＭＳ Ｐ明朝" w:eastAsia="ＭＳ Ｐ明朝"/>
                 <w:b w:val="0"/>
                 <w:sz w:val="16"/>
               </w:rPr>
@@ -3800,7 +3603,7 @@
           <w:p>
             <w:r>
               <w:rPr>
-                <w:rFonts w:ascii="ＭＳ 明朝" w:hAnsi="ＭＳ 明朝" w:eastAsia="ＭＳ 明朝"/>
+                <w:rFonts w:ascii="ＭＳ ゴシック" w:hAnsi="ＭＳ ゴシック" w:eastAsia="ＭＳ ゴシック"/>
                 <w:b/>
                 <w:sz w:val="20"/>
                 <w:bdr w:val="single" w:sz="6" w:space="0" w:color="000000"/>
@@ -3822,7 +3625,7 @@
           <w:p>
             <w:r>
               <w:rPr>
-                <w:rFonts w:ascii="ＭＳ 明朝" w:hAnsi="ＭＳ 明朝" w:eastAsia="ＭＳ 明朝"/>
+                <w:rFonts w:ascii="ＭＳ Ｐ明朝" w:hAnsi="ＭＳ Ｐ明朝" w:eastAsia="ＭＳ Ｐ明朝"/>
                 <w:b w:val="0"/>
                 <w:sz w:val="18"/>
               </w:rPr>
@@ -3835,9 +3638,8 @@
             </w:pPr>
             <w:r>
               <w:rPr>
-                <w:rFonts w:ascii="ＭＳ 明朝" w:hAnsi="ＭＳ 明朝" w:eastAsia="ＭＳ 明朝"/>
+                <w:rFonts w:ascii="ＭＳ Ｐ明朝" w:hAnsi="ＭＳ Ｐ明朝" w:eastAsia="ＭＳ Ｐ明朝"/>
                 <w:b/>
-                <w:color w:val="C00000"/>
                 <w:sz w:val="24"/>
               </w:rPr>
               <w:t>辺ＯＣ，辺ＯＤ</w:t>
@@ -3857,7 +3659,7 @@
           <w:p>
             <w:r>
               <w:rPr>
-                <w:rFonts w:ascii="ＭＳ 明朝" w:hAnsi="ＭＳ 明朝" w:eastAsia="ＭＳ 明朝"/>
+                <w:rFonts w:ascii="ＭＳ Ｐ明朝" w:hAnsi="ＭＳ Ｐ明朝" w:eastAsia="ＭＳ Ｐ明朝"/>
                 <w:b w:val="0"/>
                 <w:sz w:val="18"/>
               </w:rPr>
@@ -3870,9 +3672,8 @@
             </w:pPr>
             <w:r>
               <w:rPr>
-                <w:rFonts w:ascii="ＭＳ 明朝" w:hAnsi="ＭＳ 明朝" w:eastAsia="ＭＳ 明朝"/>
+                <w:rFonts w:ascii="ＭＳ Ｐ明朝" w:hAnsi="ＭＳ Ｐ明朝" w:eastAsia="ＭＳ Ｐ明朝"/>
                 <w:b/>
-                <w:color w:val="C00000"/>
                 <w:sz w:val="24"/>
               </w:rPr>
               <w:t>36√2</w:t>
@@ -3884,7 +3685,7 @@
             </w:pPr>
             <w:r>
               <w:rPr>
-                <w:rFonts w:ascii="ＭＳ 明朝" w:hAnsi="ＭＳ 明朝" w:eastAsia="ＭＳ 明朝"/>
+                <w:rFonts w:ascii="ＭＳ Ｐ明朝" w:hAnsi="ＭＳ Ｐ明朝" w:eastAsia="ＭＳ Ｐ明朝"/>
                 <w:b w:val="0"/>
                 <w:sz w:val="16"/>
               </w:rPr>
@@ -3905,7 +3706,7 @@
           <w:p>
             <w:r>
               <w:rPr>
-                <w:rFonts w:ascii="ＭＳ 明朝" w:hAnsi="ＭＳ 明朝" w:eastAsia="ＭＳ 明朝"/>
+                <w:rFonts w:ascii="ＭＳ Ｐ明朝" w:hAnsi="ＭＳ Ｐ明朝" w:eastAsia="ＭＳ Ｐ明朝"/>
                 <w:b w:val="0"/>
                 <w:sz w:val="18"/>
               </w:rPr>
@@ -3918,9 +3719,8 @@
             </w:pPr>
             <w:r>
               <w:rPr>
-                <w:rFonts w:ascii="ＭＳ 明朝" w:hAnsi="ＭＳ 明朝" w:eastAsia="ＭＳ 明朝"/>
+                <w:rFonts w:ascii="ＭＳ Ｐ明朝" w:hAnsi="ＭＳ Ｐ明朝" w:eastAsia="ＭＳ Ｐ明朝"/>
                 <w:b/>
-                <w:color w:val="C00000"/>
                 <w:sz w:val="24"/>
               </w:rPr>
               <w:t>3√13</w:t>
@@ -3932,7 +3732,7 @@
             </w:pPr>
             <w:r>
               <w:rPr>
-                <w:rFonts w:ascii="ＭＳ 明朝" w:hAnsi="ＭＳ 明朝" w:eastAsia="ＭＳ 明朝"/>
+                <w:rFonts w:ascii="ＭＳ Ｐ明朝" w:hAnsi="ＭＳ Ｐ明朝" w:eastAsia="ＭＳ Ｐ明朝"/>
                 <w:b w:val="0"/>
                 <w:sz w:val="16"/>
               </w:rPr>
@@ -3952,7 +3752,7 @@
           <w:p>
             <w:r>
               <w:rPr>
-                <w:rFonts w:ascii="ＭＳ 明朝" w:hAnsi="ＭＳ 明朝" w:eastAsia="ＭＳ 明朝"/>
+                <w:rFonts w:ascii="ＭＳ ゴシック" w:hAnsi="ＭＳ ゴシック" w:eastAsia="ＭＳ ゴシック"/>
                 <w:b/>
                 <w:sz w:val="20"/>
                 <w:bdr w:val="single" w:sz="6" w:space="0" w:color="000000"/>
@@ -3974,7 +3774,7 @@
           <w:p>
             <w:r>
               <w:rPr>
-                <w:rFonts w:ascii="ＭＳ 明朝" w:hAnsi="ＭＳ 明朝" w:eastAsia="ＭＳ 明朝"/>
+                <w:rFonts w:ascii="ＭＳ Ｐ明朝" w:hAnsi="ＭＳ Ｐ明朝" w:eastAsia="ＭＳ Ｐ明朝"/>
                 <w:b w:val="0"/>
                 <w:sz w:val="18"/>
               </w:rPr>
@@ -3987,9 +3787,8 @@
             </w:pPr>
             <w:r>
               <w:rPr>
-                <w:rFonts w:ascii="ＭＳ 明朝" w:hAnsi="ＭＳ 明朝" w:eastAsia="ＭＳ 明朝"/>
+                <w:rFonts w:ascii="ＭＳ Ｐ明朝" w:hAnsi="ＭＳ Ｐ明朝" w:eastAsia="ＭＳ Ｐ明朝"/>
                 <w:b/>
-                <w:color w:val="C00000"/>
                 <w:sz w:val="24"/>
               </w:rPr>
               <w:t>45π</w:t>
@@ -4001,7 +3800,7 @@
             </w:pPr>
             <w:r>
               <w:rPr>
-                <w:rFonts w:ascii="ＭＳ 明朝" w:hAnsi="ＭＳ 明朝" w:eastAsia="ＭＳ 明朝"/>
+                <w:rFonts w:ascii="ＭＳ Ｐ明朝" w:hAnsi="ＭＳ Ｐ明朝" w:eastAsia="ＭＳ Ｐ明朝"/>
                 <w:b w:val="0"/>
                 <w:sz w:val="16"/>
               </w:rPr>
@@ -4022,7 +3821,7 @@
           <w:p>
             <w:r>
               <w:rPr>
-                <w:rFonts w:ascii="ＭＳ 明朝" w:hAnsi="ＭＳ 明朝" w:eastAsia="ＭＳ 明朝"/>
+                <w:rFonts w:ascii="ＭＳ Ｐ明朝" w:hAnsi="ＭＳ Ｐ明朝" w:eastAsia="ＭＳ Ｐ明朝"/>
                 <w:b w:val="0"/>
                 <w:sz w:val="18"/>
               </w:rPr>
@@ -4035,9 +3834,8 @@
             </w:pPr>
             <w:r>
               <w:rPr>
-                <w:rFonts w:ascii="ＭＳ 明朝" w:hAnsi="ＭＳ 明朝" w:eastAsia="ＭＳ 明朝"/>
+                <w:rFonts w:ascii="ＭＳ Ｐ明朝" w:hAnsi="ＭＳ Ｐ明朝" w:eastAsia="ＭＳ Ｐ明朝"/>
                 <w:b/>
-                <w:color w:val="C00000"/>
                 <w:sz w:val="24"/>
               </w:rPr>
               <w:t>9√15π</w:t>
@@ -4049,7 +3847,7 @@
             </w:pPr>
             <w:r>
               <w:rPr>
-                <w:rFonts w:ascii="ＭＳ 明朝" w:hAnsi="ＭＳ 明朝" w:eastAsia="ＭＳ 明朝"/>
+                <w:rFonts w:ascii="ＭＳ Ｐ明朝" w:hAnsi="ＭＳ Ｐ明朝" w:eastAsia="ＭＳ Ｐ明朝"/>
                 <w:b w:val="0"/>
                 <w:sz w:val="16"/>
               </w:rPr>
@@ -4070,7 +3868,7 @@
           <w:p>
             <w:r>
               <w:rPr>
-                <w:rFonts w:ascii="ＭＳ 明朝" w:hAnsi="ＭＳ 明朝" w:eastAsia="ＭＳ 明朝"/>
+                <w:rFonts w:ascii="ＭＳ Ｐ明朝" w:hAnsi="ＭＳ Ｐ明朝" w:eastAsia="ＭＳ Ｐ明朝"/>
                 <w:b w:val="0"/>
                 <w:sz w:val="18"/>
               </w:rPr>
@@ -4083,9 +3881,8 @@
             </w:pPr>
             <w:r>
               <w:rPr>
-                <w:rFonts w:ascii="ＭＳ 明朝" w:hAnsi="ＭＳ 明朝" w:eastAsia="ＭＳ 明朝"/>
+                <w:rFonts w:ascii="ＭＳ Ｐ明朝" w:hAnsi="ＭＳ Ｐ明朝" w:eastAsia="ＭＳ Ｐ明朝"/>
                 <w:b/>
-                <w:color w:val="C00000"/>
                 <w:sz w:val="24"/>
               </w:rPr>
               <w:t>6√5</w:t>
@@ -4097,7 +3894,7 @@
             </w:pPr>
             <w:r>
               <w:rPr>
-                <w:rFonts w:ascii="ＭＳ 明朝" w:hAnsi="ＭＳ 明朝" w:eastAsia="ＭＳ 明朝"/>
+                <w:rFonts w:ascii="ＭＳ Ｐ明朝" w:hAnsi="ＭＳ Ｐ明朝" w:eastAsia="ＭＳ Ｐ明朝"/>
                 <w:b w:val="0"/>
                 <w:sz w:val="16"/>
               </w:rPr>
@@ -4117,7 +3914,7 @@
           <w:p>
             <w:r>
               <w:rPr>
-                <w:rFonts w:ascii="ＭＳ 明朝" w:hAnsi="ＭＳ 明朝" w:eastAsia="ＭＳ 明朝"/>
+                <w:rFonts w:ascii="ＭＳ ゴシック" w:hAnsi="ＭＳ ゴシック" w:eastAsia="ＭＳ ゴシック"/>
                 <w:b/>
                 <w:sz w:val="20"/>
                 <w:bdr w:val="single" w:sz="6" w:space="0" w:color="000000"/>
@@ -4139,7 +3936,7 @@
           <w:p>
             <w:r>
               <w:rPr>
-                <w:rFonts w:ascii="ＭＳ 明朝" w:hAnsi="ＭＳ 明朝" w:eastAsia="ＭＳ 明朝"/>
+                <w:rFonts w:ascii="ＭＳ Ｐ明朝" w:hAnsi="ＭＳ Ｐ明朝" w:eastAsia="ＭＳ Ｐ明朝"/>
                 <w:b w:val="0"/>
                 <w:sz w:val="18"/>
               </w:rPr>
@@ -4152,9 +3949,8 @@
             </w:pPr>
             <w:r>
               <w:rPr>
-                <w:rFonts w:ascii="ＭＳ 明朝" w:hAnsi="ＭＳ 明朝" w:eastAsia="ＭＳ 明朝"/>
+                <w:rFonts w:ascii="ＭＳ Ｐ明朝" w:hAnsi="ＭＳ Ｐ明朝" w:eastAsia="ＭＳ Ｐ明朝"/>
                 <w:b/>
-                <w:color w:val="C00000"/>
                 <w:sz w:val="24"/>
               </w:rPr>
               <w:t>4√5</w:t>
@@ -4166,7 +3962,7 @@
             </w:pPr>
             <w:r>
               <w:rPr>
-                <w:rFonts w:ascii="ＭＳ 明朝" w:hAnsi="ＭＳ 明朝" w:eastAsia="ＭＳ 明朝"/>
+                <w:rFonts w:ascii="ＭＳ Ｐ明朝" w:hAnsi="ＭＳ Ｐ明朝" w:eastAsia="ＭＳ Ｐ明朝"/>
                 <w:b w:val="0"/>
                 <w:sz w:val="16"/>
               </w:rPr>
@@ -4187,7 +3983,7 @@
           <w:p>
             <w:r>
               <w:rPr>
-                <w:rFonts w:ascii="ＭＳ 明朝" w:hAnsi="ＭＳ 明朝" w:eastAsia="ＭＳ 明朝"/>
+                <w:rFonts w:ascii="ＭＳ Ｐ明朝" w:hAnsi="ＭＳ Ｐ明朝" w:eastAsia="ＭＳ Ｐ明朝"/>
                 <w:b w:val="0"/>
                 <w:sz w:val="18"/>
               </w:rPr>
@@ -4200,9 +3996,8 @@
             </w:pPr>
             <w:r>
               <w:rPr>
-                <w:rFonts w:ascii="ＭＳ 明朝" w:hAnsi="ＭＳ 明朝" w:eastAsia="ＭＳ 明朝"/>
+                <w:rFonts w:ascii="ＭＳ Ｐ明朝" w:hAnsi="ＭＳ Ｐ明朝" w:eastAsia="ＭＳ Ｐ明朝"/>
                 <w:b/>
-                <w:color w:val="C00000"/>
                 <w:sz w:val="24"/>
               </w:rPr>
               <w:t>6√2</w:t>
@@ -4214,7 +4009,7 @@
             </w:pPr>
             <w:r>
               <w:rPr>
-                <w:rFonts w:ascii="ＭＳ 明朝" w:hAnsi="ＭＳ 明朝" w:eastAsia="ＭＳ 明朝"/>
+                <w:rFonts w:ascii="ＭＳ Ｐ明朝" w:hAnsi="ＭＳ Ｐ明朝" w:eastAsia="ＭＳ Ｐ明朝"/>
                 <w:b w:val="0"/>
                 <w:sz w:val="16"/>
               </w:rPr>
@@ -4235,7 +4030,7 @@
           <w:p>
             <w:r>
               <w:rPr>
-                <w:rFonts w:ascii="ＭＳ 明朝" w:hAnsi="ＭＳ 明朝" w:eastAsia="ＭＳ 明朝"/>
+                <w:rFonts w:ascii="ＭＳ Ｐ明朝" w:hAnsi="ＭＳ Ｐ明朝" w:eastAsia="ＭＳ Ｐ明朝"/>
                 <w:b w:val="0"/>
                 <w:sz w:val="18"/>
               </w:rPr>
@@ -4248,9 +4043,8 @@
             </w:pPr>
             <w:r>
               <w:rPr>
-                <w:rFonts w:ascii="ＭＳ 明朝" w:hAnsi="ＭＳ 明朝" w:eastAsia="ＭＳ 明朝"/>
+                <w:rFonts w:ascii="ＭＳ Ｐ明朝" w:hAnsi="ＭＳ Ｐ明朝" w:eastAsia="ＭＳ Ｐ明朝"/>
                 <w:b/>
-                <w:color w:val="C00000"/>
                 <w:sz w:val="24"/>
               </w:rPr>
               <w:t>6√2</w:t>
@@ -4262,7 +4056,7 @@
             </w:pPr>
             <w:r>
               <w:rPr>
-                <w:rFonts w:ascii="ＭＳ 明朝" w:hAnsi="ＭＳ 明朝" w:eastAsia="ＭＳ 明朝"/>
+                <w:rFonts w:ascii="ＭＳ Ｐ明朝" w:hAnsi="ＭＳ Ｐ明朝" w:eastAsia="ＭＳ Ｐ明朝"/>
                 <w:b w:val="0"/>
                 <w:sz w:val="16"/>
               </w:rPr>
@@ -4282,7 +4076,7 @@
           <w:p>
             <w:r>
               <w:rPr>
-                <w:rFonts w:ascii="ＭＳ 明朝" w:hAnsi="ＭＳ 明朝" w:eastAsia="ＭＳ 明朝"/>
+                <w:rFonts w:ascii="ＭＳ ゴシック" w:hAnsi="ＭＳ ゴシック" w:eastAsia="ＭＳ ゴシック"/>
                 <w:b/>
                 <w:sz w:val="20"/>
                 <w:bdr w:val="single" w:sz="6" w:space="0" w:color="000000"/>
@@ -4304,7 +4098,7 @@
           <w:p>
             <w:r>
               <w:rPr>
-                <w:rFonts w:ascii="ＭＳ 明朝" w:hAnsi="ＭＳ 明朝" w:eastAsia="ＭＳ 明朝"/>
+                <w:rFonts w:ascii="ＭＳ Ｐ明朝" w:hAnsi="ＭＳ Ｐ明朝" w:eastAsia="ＭＳ Ｐ明朝"/>
                 <w:b w:val="0"/>
                 <w:sz w:val="18"/>
               </w:rPr>
@@ -4314,7 +4108,7 @@
           <w:p>
             <w:r>
               <w:rPr>
-                <w:rFonts w:ascii="ＭＳ 明朝" w:hAnsi="ＭＳ 明朝" w:eastAsia="ＭＳ 明朝"/>
+                <w:rFonts w:ascii="ＭＳ Ｐ明朝" w:hAnsi="ＭＳ Ｐ明朝" w:eastAsia="ＭＳ Ｐ明朝"/>
                 <w:b w:val="0"/>
                 <w:sz w:val="18"/>
               </w:rPr>
@@ -4322,9 +4116,8 @@
             </w:r>
             <w:r>
               <w:rPr>
-                <w:rFonts w:ascii="ＭＳ 明朝" w:hAnsi="ＭＳ 明朝" w:eastAsia="ＭＳ 明朝"/>
+                <w:rFonts w:ascii="ＭＳ Ｐ明朝" w:hAnsi="ＭＳ Ｐ明朝" w:eastAsia="ＭＳ Ｐ明朝"/>
                 <w:b/>
-                <w:color w:val="C00000"/>
                 <w:sz w:val="22"/>
               </w:rPr>
               <w:t>ひし形</w:t>
@@ -4333,7 +4126,7 @@
           <w:p>
             <w:r>
               <w:rPr>
-                <w:rFonts w:ascii="ＭＳ 明朝" w:hAnsi="ＭＳ 明朝" w:eastAsia="ＭＳ 明朝"/>
+                <w:rFonts w:ascii="ＭＳ Ｐ明朝" w:hAnsi="ＭＳ Ｐ明朝" w:eastAsia="ＭＳ Ｐ明朝"/>
                 <w:b w:val="0"/>
                 <w:sz w:val="18"/>
               </w:rPr>
@@ -4341,16 +4134,15 @@
             </w:r>
             <w:r>
               <w:rPr>
-                <w:rFonts w:ascii="ＭＳ 明朝" w:hAnsi="ＭＳ 明朝" w:eastAsia="ＭＳ 明朝"/>
+                <w:rFonts w:ascii="ＭＳ Ｐ明朝" w:hAnsi="ＭＳ Ｐ明朝" w:eastAsia="ＭＳ Ｐ明朝"/>
                 <w:b/>
-                <w:color w:val="C00000"/>
                 <w:sz w:val="22"/>
               </w:rPr>
               <w:t>72√6</w:t>
             </w:r>
             <w:r>
               <w:rPr>
-                <w:rFonts w:ascii="ＭＳ 明朝" w:hAnsi="ＭＳ 明朝" w:eastAsia="ＭＳ 明朝"/>
+                <w:rFonts w:ascii="ＭＳ Ｐ明朝" w:hAnsi="ＭＳ Ｐ明朝" w:eastAsia="ＭＳ Ｐ明朝"/>
                 <w:b w:val="0"/>
                 <w:sz w:val="16"/>
               </w:rPr>
@@ -4371,7 +4163,7 @@
           <w:p>
             <w:r>
               <w:rPr>
-                <w:rFonts w:ascii="ＭＳ 明朝" w:hAnsi="ＭＳ 明朝" w:eastAsia="ＭＳ 明朝"/>
+                <w:rFonts w:ascii="ＭＳ Ｐ明朝" w:hAnsi="ＭＳ Ｐ明朝" w:eastAsia="ＭＳ Ｐ明朝"/>
                 <w:b w:val="0"/>
                 <w:sz w:val="18"/>
               </w:rPr>
@@ -4381,7 +4173,7 @@
           <w:p>
             <w:r>
               <w:rPr>
-                <w:rFonts w:ascii="ＭＳ 明朝" w:hAnsi="ＭＳ 明朝" w:eastAsia="ＭＳ 明朝"/>
+                <w:rFonts w:ascii="ＭＳ Ｐ明朝" w:hAnsi="ＭＳ Ｐ明朝" w:eastAsia="ＭＳ Ｐ明朝"/>
                 <w:b w:val="0"/>
                 <w:sz w:val="18"/>
               </w:rPr>
@@ -4389,9 +4181,8 @@
             </w:r>
             <w:r>
               <w:rPr>
-                <w:rFonts w:ascii="ＭＳ 明朝" w:hAnsi="ＭＳ 明朝" w:eastAsia="ＭＳ 明朝"/>
+                <w:rFonts w:ascii="ＭＳ Ｐ明朝" w:hAnsi="ＭＳ Ｐ明朝" w:eastAsia="ＭＳ Ｐ明朝"/>
                 <w:b/>
-                <w:color w:val="C00000"/>
                 <w:sz w:val="22"/>
               </w:rPr>
               <w:t>二等辺三角形</w:t>
@@ -4400,7 +4191,7 @@
           <w:p>
             <w:r>
               <w:rPr>
-                <w:rFonts w:ascii="ＭＳ 明朝" w:hAnsi="ＭＳ 明朝" w:eastAsia="ＭＳ 明朝"/>
+                <w:rFonts w:ascii="ＭＳ Ｐ明朝" w:hAnsi="ＭＳ Ｐ明朝" w:eastAsia="ＭＳ Ｐ明朝"/>
                 <w:b w:val="0"/>
                 <w:sz w:val="18"/>
               </w:rPr>
@@ -4408,16 +4199,15 @@
             </w:r>
             <w:r>
               <w:rPr>
-                <w:rFonts w:ascii="ＭＳ 明朝" w:hAnsi="ＭＳ 明朝" w:eastAsia="ＭＳ 明朝"/>
+                <w:rFonts w:ascii="ＭＳ Ｐ明朝" w:hAnsi="ＭＳ Ｐ明朝" w:eastAsia="ＭＳ Ｐ明朝"/>
                 <w:b/>
-                <w:color w:val="C00000"/>
                 <w:sz w:val="22"/>
               </w:rPr>
               <w:t>54</w:t>
             </w:r>
             <w:r>
               <w:rPr>
-                <w:rFonts w:ascii="ＭＳ 明朝" w:hAnsi="ＭＳ 明朝" w:eastAsia="ＭＳ 明朝"/>
+                <w:rFonts w:ascii="ＭＳ Ｐ明朝" w:hAnsi="ＭＳ Ｐ明朝" w:eastAsia="ＭＳ Ｐ明朝"/>
                 <w:b w:val="0"/>
                 <w:sz w:val="16"/>
               </w:rPr>
@@ -4438,7 +4228,7 @@
           <w:p>
             <w:r>
               <w:rPr>
-                <w:rFonts w:ascii="ＭＳ 明朝" w:hAnsi="ＭＳ 明朝" w:eastAsia="ＭＳ 明朝"/>
+                <w:rFonts w:ascii="ＭＳ Ｐ明朝" w:hAnsi="ＭＳ Ｐ明朝" w:eastAsia="ＭＳ Ｐ明朝"/>
                 <w:b w:val="0"/>
                 <w:sz w:val="18"/>
               </w:rPr>
@@ -4448,7 +4238,7 @@
           <w:p>
             <w:r>
               <w:rPr>
-                <w:rFonts w:ascii="ＭＳ 明朝" w:hAnsi="ＭＳ 明朝" w:eastAsia="ＭＳ 明朝"/>
+                <w:rFonts w:ascii="ＭＳ Ｐ明朝" w:hAnsi="ＭＳ Ｐ明朝" w:eastAsia="ＭＳ Ｐ明朝"/>
                 <w:b w:val="0"/>
                 <w:sz w:val="18"/>
               </w:rPr>
@@ -4456,9 +4246,8 @@
             </w:r>
             <w:r>
               <w:rPr>
-                <w:rFonts w:ascii="ＭＳ 明朝" w:hAnsi="ＭＳ 明朝" w:eastAsia="ＭＳ 明朝"/>
+                <w:rFonts w:ascii="ＭＳ Ｐ明朝" w:hAnsi="ＭＳ Ｐ明朝" w:eastAsia="ＭＳ Ｐ明朝"/>
                 <w:b/>
-                <w:color w:val="C00000"/>
                 <w:sz w:val="22"/>
               </w:rPr>
               <w:t>正六角形</w:t>
@@ -4467,7 +4256,7 @@
           <w:p>
             <w:r>
               <w:rPr>
-                <w:rFonts w:ascii="ＭＳ 明朝" w:hAnsi="ＭＳ 明朝" w:eastAsia="ＭＳ 明朝"/>
+                <w:rFonts w:ascii="ＭＳ Ｐ明朝" w:hAnsi="ＭＳ Ｐ明朝" w:eastAsia="ＭＳ Ｐ明朝"/>
                 <w:b w:val="0"/>
                 <w:sz w:val="18"/>
               </w:rPr>
@@ -4475,16 +4264,15 @@
             </w:r>
             <w:r>
               <w:rPr>
-                <w:rFonts w:ascii="ＭＳ 明朝" w:hAnsi="ＭＳ 明朝" w:eastAsia="ＭＳ 明朝"/>
+                <w:rFonts w:ascii="ＭＳ Ｐ明朝" w:hAnsi="ＭＳ Ｐ明朝" w:eastAsia="ＭＳ Ｐ明朝"/>
                 <w:b/>
-                <w:color w:val="C00000"/>
                 <w:sz w:val="22"/>
               </w:rPr>
               <w:t>108√3</w:t>
             </w:r>
             <w:r>
               <w:rPr>
-                <w:rFonts w:ascii="ＭＳ 明朝" w:hAnsi="ＭＳ 明朝" w:eastAsia="ＭＳ 明朝"/>
+                <w:rFonts w:ascii="ＭＳ Ｐ明朝" w:hAnsi="ＭＳ Ｐ明朝" w:eastAsia="ＭＳ Ｐ明朝"/>
                 <w:b w:val="0"/>
                 <w:sz w:val="16"/>
               </w:rPr>
@@ -4516,7 +4304,7 @@
           <w:p>
             <w:r>
               <w:rPr>
-                <w:rFonts w:ascii="ＭＳ 明朝" w:hAnsi="ＭＳ 明朝" w:eastAsia="ＭＳ 明朝"/>
+                <w:rFonts w:ascii="ＭＳ Ｐ明朝" w:hAnsi="ＭＳ Ｐ明朝" w:eastAsia="ＭＳ Ｐ明朝"/>
                 <w:b w:val="0"/>
                 <w:sz w:val="18"/>
               </w:rPr>
@@ -4526,7 +4314,7 @@
           <w:p>
             <w:r>
               <w:rPr>
-                <w:rFonts w:ascii="ＭＳ 明朝" w:hAnsi="ＭＳ 明朝" w:eastAsia="ＭＳ 明朝"/>
+                <w:rFonts w:ascii="ＭＳ Ｐ明朝" w:hAnsi="ＭＳ Ｐ明朝" w:eastAsia="ＭＳ Ｐ明朝"/>
                 <w:b w:val="0"/>
                 <w:sz w:val="18"/>
               </w:rPr>
@@ -4534,9 +4322,8 @@
             </w:r>
             <w:r>
               <w:rPr>
-                <w:rFonts w:ascii="ＭＳ 明朝" w:hAnsi="ＭＳ 明朝" w:eastAsia="ＭＳ 明朝"/>
+                <w:rFonts w:ascii="ＭＳ Ｐ明朝" w:hAnsi="ＭＳ Ｐ明朝" w:eastAsia="ＭＳ Ｐ明朝"/>
                 <w:b/>
-                <w:color w:val="C00000"/>
                 <w:sz w:val="22"/>
               </w:rPr>
               <w:t>等脚台形</w:t>
@@ -4545,7 +4332,7 @@
           <w:p>
             <w:r>
               <w:rPr>
-                <w:rFonts w:ascii="ＭＳ 明朝" w:hAnsi="ＭＳ 明朝" w:eastAsia="ＭＳ 明朝"/>
+                <w:rFonts w:ascii="ＭＳ Ｐ明朝" w:hAnsi="ＭＳ Ｐ明朝" w:eastAsia="ＭＳ Ｐ明朝"/>
                 <w:b w:val="0"/>
                 <w:sz w:val="18"/>
               </w:rPr>
@@ -4553,16 +4340,15 @@
             </w:r>
             <w:r>
               <w:rPr>
-                <w:rFonts w:ascii="ＭＳ 明朝" w:hAnsi="ＭＳ 明朝" w:eastAsia="ＭＳ 明朝"/>
+                <w:rFonts w:ascii="ＭＳ Ｐ明朝" w:hAnsi="ＭＳ Ｐ明朝" w:eastAsia="ＭＳ Ｐ明朝"/>
                 <w:b/>
-                <w:color w:val="C00000"/>
                 <w:sz w:val="22"/>
               </w:rPr>
               <w:t>162</w:t>
             </w:r>
             <w:r>
               <w:rPr>
-                <w:rFonts w:ascii="ＭＳ 明朝" w:hAnsi="ＭＳ 明朝" w:eastAsia="ＭＳ 明朝"/>
+                <w:rFonts w:ascii="ＭＳ Ｐ明朝" w:hAnsi="ＭＳ Ｐ明朝" w:eastAsia="ＭＳ Ｐ明朝"/>
                 <w:b w:val="0"/>
                 <w:sz w:val="16"/>
               </w:rPr>
@@ -4583,7 +4369,7 @@
           <w:p>
             <w:r>
               <w:rPr>
-                <w:rFonts w:ascii="ＭＳ 明朝" w:hAnsi="ＭＳ 明朝" w:eastAsia="ＭＳ 明朝"/>
+                <w:rFonts w:ascii="ＭＳ Ｐ明朝" w:hAnsi="ＭＳ Ｐ明朝" w:eastAsia="ＭＳ Ｐ明朝"/>
                 <w:b w:val="0"/>
                 <w:sz w:val="18"/>
               </w:rPr>
@@ -4593,7 +4379,7 @@
           <w:p>
             <w:r>
               <w:rPr>
-                <w:rFonts w:ascii="ＭＳ 明朝" w:hAnsi="ＭＳ 明朝" w:eastAsia="ＭＳ 明朝"/>
+                <w:rFonts w:ascii="ＭＳ Ｐ明朝" w:hAnsi="ＭＳ Ｐ明朝" w:eastAsia="ＭＳ Ｐ明朝"/>
                 <w:b w:val="0"/>
                 <w:sz w:val="18"/>
               </w:rPr>
@@ -4601,9 +4387,8 @@
             </w:r>
             <w:r>
               <w:rPr>
-                <w:rFonts w:ascii="ＭＳ 明朝" w:hAnsi="ＭＳ 明朝" w:eastAsia="ＭＳ 明朝"/>
+                <w:rFonts w:ascii="ＭＳ Ｐ明朝" w:hAnsi="ＭＳ Ｐ明朝" w:eastAsia="ＭＳ Ｐ明朝"/>
                 <w:b/>
-                <w:color w:val="C00000"/>
                 <w:sz w:val="22"/>
               </w:rPr>
               <w:t>長方形</w:t>
@@ -4612,7 +4397,7 @@
           <w:p>
             <w:r>
               <w:rPr>
-                <w:rFonts w:ascii="ＭＳ 明朝" w:hAnsi="ＭＳ 明朝" w:eastAsia="ＭＳ 明朝"/>
+                <w:rFonts w:ascii="ＭＳ Ｐ明朝" w:hAnsi="ＭＳ Ｐ明朝" w:eastAsia="ＭＳ Ｐ明朝"/>
                 <w:b w:val="0"/>
                 <w:sz w:val="18"/>
               </w:rPr>
@@ -4620,16 +4405,15 @@
             </w:r>
             <w:r>
               <w:rPr>
-                <w:rFonts w:ascii="ＭＳ 明朝" w:hAnsi="ＭＳ 明朝" w:eastAsia="ＭＳ 明朝"/>
+                <w:rFonts w:ascii="ＭＳ Ｐ明朝" w:hAnsi="ＭＳ Ｐ明朝" w:eastAsia="ＭＳ Ｐ明朝"/>
                 <w:b/>
-                <w:color w:val="C00000"/>
                 <w:sz w:val="22"/>
               </w:rPr>
               <w:t>144√2</w:t>
             </w:r>
             <w:r>
               <w:rPr>
-                <w:rFonts w:ascii="ＭＳ 明朝" w:hAnsi="ＭＳ 明朝" w:eastAsia="ＭＳ 明朝"/>
+                <w:rFonts w:ascii="ＭＳ Ｐ明朝" w:hAnsi="ＭＳ Ｐ明朝" w:eastAsia="ＭＳ Ｐ明朝"/>
                 <w:b w:val="0"/>
                 <w:sz w:val="16"/>
               </w:rPr>
@@ -4650,7 +4434,7 @@
           <w:p>
             <w:r>
               <w:rPr>
-                <w:rFonts w:ascii="ＭＳ 明朝" w:hAnsi="ＭＳ 明朝" w:eastAsia="ＭＳ 明朝"/>
+                <w:rFonts w:ascii="ＭＳ Ｐ明朝" w:hAnsi="ＭＳ Ｐ明朝" w:eastAsia="ＭＳ Ｐ明朝"/>
                 <w:b w:val="0"/>
                 <w:sz w:val="18"/>
               </w:rPr>
@@ -4660,7 +4444,7 @@
           <w:p>
             <w:r>
               <w:rPr>
-                <w:rFonts w:ascii="ＭＳ 明朝" w:hAnsi="ＭＳ 明朝" w:eastAsia="ＭＳ 明朝"/>
+                <w:rFonts w:ascii="ＭＳ Ｐ明朝" w:hAnsi="ＭＳ Ｐ明朝" w:eastAsia="ＭＳ Ｐ明朝"/>
                 <w:b w:val="0"/>
                 <w:sz w:val="18"/>
               </w:rPr>
@@ -4668,9 +4452,8 @@
             </w:r>
             <w:r>
               <w:rPr>
-                <w:rFonts w:ascii="ＭＳ 明朝" w:hAnsi="ＭＳ 明朝" w:eastAsia="ＭＳ 明朝"/>
+                <w:rFonts w:ascii="ＭＳ Ｐ明朝" w:hAnsi="ＭＳ Ｐ明朝" w:eastAsia="ＭＳ Ｐ明朝"/>
                 <w:b/>
-                <w:color w:val="C00000"/>
                 <w:sz w:val="22"/>
               </w:rPr>
               <w:t>正三角形</w:t>
@@ -4679,7 +4462,7 @@
           <w:p>
             <w:r>
               <w:rPr>
-                <w:rFonts w:ascii="ＭＳ 明朝" w:hAnsi="ＭＳ 明朝" w:eastAsia="ＭＳ 明朝"/>
+                <w:rFonts w:ascii="ＭＳ Ｐ明朝" w:hAnsi="ＭＳ Ｐ明朝" w:eastAsia="ＭＳ Ｐ明朝"/>
                 <w:b w:val="0"/>
                 <w:sz w:val="18"/>
               </w:rPr>
@@ -4687,16 +4470,15 @@
             </w:r>
             <w:r>
               <w:rPr>
-                <w:rFonts w:ascii="ＭＳ 明朝" w:hAnsi="ＭＳ 明朝" w:eastAsia="ＭＳ 明朝"/>
+                <w:rFonts w:ascii="ＭＳ Ｐ明朝" w:hAnsi="ＭＳ Ｐ明朝" w:eastAsia="ＭＳ Ｐ明朝"/>
                 <w:b/>
-                <w:color w:val="C00000"/>
                 <w:sz w:val="22"/>
               </w:rPr>
               <w:t>72√3</w:t>
             </w:r>
             <w:r>
               <w:rPr>
-                <w:rFonts w:ascii="ＭＳ 明朝" w:hAnsi="ＭＳ 明朝" w:eastAsia="ＭＳ 明朝"/>
+                <w:rFonts w:ascii="ＭＳ Ｐ明朝" w:hAnsi="ＭＳ Ｐ明朝" w:eastAsia="ＭＳ Ｐ明朝"/>
                 <w:b w:val="0"/>
                 <w:sz w:val="16"/>
               </w:rPr>
@@ -4728,7 +4510,7 @@
           <w:p>
             <w:r>
               <w:rPr>
-                <w:rFonts w:ascii="ＭＳ 明朝" w:hAnsi="ＭＳ 明朝" w:eastAsia="ＭＳ 明朝"/>
+                <w:rFonts w:ascii="ＭＳ ゴシック" w:hAnsi="ＭＳ ゴシック" w:eastAsia="ＭＳ ゴシック"/>
                 <w:b/>
                 <w:sz w:val="20"/>
                 <w:bdr w:val="single" w:sz="6" w:space="0" w:color="000000"/>
@@ -4742,9 +4524,8 @@
             </w:pPr>
             <w:r>
               <w:rPr>
-                <w:rFonts w:ascii="ＭＳ 明朝" w:hAnsi="ＭＳ 明朝" w:eastAsia="ＭＳ 明朝"/>
+                <w:rFonts w:ascii="ＭＳ Ｐ明朝" w:hAnsi="ＭＳ Ｐ明朝" w:eastAsia="ＭＳ Ｐ明朝"/>
                 <w:b/>
-                <w:color w:val="C00000"/>
                 <w:sz w:val="24"/>
               </w:rPr>
               <w:t>10√2</w:t>
@@ -4756,7 +4537,7 @@
             </w:pPr>
             <w:r>
               <w:rPr>
-                <w:rFonts w:ascii="ＭＳ 明朝" w:hAnsi="ＭＳ 明朝" w:eastAsia="ＭＳ 明朝"/>
+                <w:rFonts w:ascii="ＭＳ Ｐ明朝" w:hAnsi="ＭＳ Ｐ明朝" w:eastAsia="ＭＳ Ｐ明朝"/>
                 <w:b w:val="0"/>
                 <w:sz w:val="16"/>
               </w:rPr>
@@ -4777,7 +4558,7 @@
           <w:p>
             <w:r>
               <w:rPr>
-                <w:rFonts w:ascii="ＭＳ 明朝" w:hAnsi="ＭＳ 明朝" w:eastAsia="ＭＳ 明朝"/>
+                <w:rFonts w:ascii="ＭＳ ゴシック" w:hAnsi="ＭＳ ゴシック" w:eastAsia="ＭＳ ゴシック"/>
                 <w:b/>
                 <w:sz w:val="20"/>
                 <w:bdr w:val="single" w:sz="6" w:space="0" w:color="000000"/>
@@ -4791,9 +4572,8 @@
             </w:pPr>
             <w:r>
               <w:rPr>
-                <w:rFonts w:ascii="ＭＳ 明朝" w:hAnsi="ＭＳ 明朝" w:eastAsia="ＭＳ 明朝"/>
+                <w:rFonts w:ascii="ＭＳ Ｐ明朝" w:hAnsi="ＭＳ Ｐ明朝" w:eastAsia="ＭＳ Ｐ明朝"/>
                 <w:b/>
-                <w:color w:val="C00000"/>
                 <w:sz w:val="24"/>
               </w:rPr>
               <w:t>25√2</w:t>
@@ -4805,7 +4585,7 @@
             </w:pPr>
             <w:r>
               <w:rPr>
-                <w:rFonts w:ascii="ＭＳ 明朝" w:hAnsi="ＭＳ 明朝" w:eastAsia="ＭＳ 明朝"/>
+                <w:rFonts w:ascii="ＭＳ Ｐ明朝" w:hAnsi="ＭＳ Ｐ明朝" w:eastAsia="ＭＳ Ｐ明朝"/>
                 <w:b w:val="0"/>
                 <w:sz w:val="16"/>
               </w:rPr>
@@ -4826,7 +4606,7 @@
           <w:p>
             <w:r>
               <w:rPr>
-                <w:rFonts w:ascii="ＭＳ 明朝" w:hAnsi="ＭＳ 明朝" w:eastAsia="ＭＳ 明朝"/>
+                <w:rFonts w:ascii="ＭＳ ゴシック" w:hAnsi="ＭＳ ゴシック" w:eastAsia="ＭＳ ゴシック"/>
                 <w:b/>
                 <w:sz w:val="20"/>
                 <w:bdr w:val="single" w:sz="6" w:space="0" w:color="000000"/>
@@ -4840,9 +4620,8 @@
             </w:pPr>
             <w:r>
               <w:rPr>
-                <w:rFonts w:ascii="ＭＳ 明朝" w:hAnsi="ＭＳ 明朝" w:eastAsia="ＭＳ 明朝"/>
+                <w:rFonts w:ascii="ＭＳ Ｐ明朝" w:hAnsi="ＭＳ Ｐ明朝" w:eastAsia="ＭＳ Ｐ明朝"/>
                 <w:b/>
-                <w:color w:val="C00000"/>
                 <w:sz w:val="24"/>
               </w:rPr>
               <w:t>3√6</w:t>
@@ -4854,7 +4633,7 @@
             </w:pPr>
             <w:r>
               <w:rPr>
-                <w:rFonts w:ascii="ＭＳ 明朝" w:hAnsi="ＭＳ 明朝" w:eastAsia="ＭＳ 明朝"/>
+                <w:rFonts w:ascii="ＭＳ Ｐ明朝" w:hAnsi="ＭＳ Ｐ明朝" w:eastAsia="ＭＳ Ｐ明朝"/>
                 <w:b w:val="0"/>
                 <w:sz w:val="16"/>
               </w:rPr>
@@ -4874,7 +4653,7 @@
           <w:p>
             <w:r>
               <w:rPr>
-                <w:rFonts w:ascii="ＭＳ 明朝" w:hAnsi="ＭＳ 明朝" w:eastAsia="ＭＳ 明朝"/>
+                <w:rFonts w:ascii="ＭＳ ゴシック" w:hAnsi="ＭＳ ゴシック" w:eastAsia="ＭＳ ゴシック"/>
                 <w:b/>
                 <w:sz w:val="20"/>
                 <w:bdr w:val="single" w:sz="6" w:space="0" w:color="000000"/>
@@ -4896,7 +4675,7 @@
           <w:p>
             <w:r>
               <w:rPr>
-                <w:rFonts w:ascii="ＭＳ 明朝" w:hAnsi="ＭＳ 明朝" w:eastAsia="ＭＳ 明朝"/>
+                <w:rFonts w:ascii="ＭＳ Ｐ明朝" w:hAnsi="ＭＳ Ｐ明朝" w:eastAsia="ＭＳ Ｐ明朝"/>
                 <w:b w:val="0"/>
                 <w:sz w:val="18"/>
               </w:rPr>
@@ -4909,9 +4688,8 @@
             </w:pPr>
             <w:r>
               <w:rPr>
-                <w:rFonts w:ascii="ＭＳ 明朝" w:hAnsi="ＭＳ 明朝" w:eastAsia="ＭＳ 明朝"/>
+                <w:rFonts w:ascii="ＭＳ Ｐ明朝" w:hAnsi="ＭＳ Ｐ明朝" w:eastAsia="ＭＳ Ｐ明朝"/>
                 <w:b/>
-                <w:color w:val="C00000"/>
                 <w:sz w:val="24"/>
               </w:rPr>
               <w:t>324</w:t>
@@ -4923,7 +4701,7 @@
             </w:pPr>
             <w:r>
               <w:rPr>
-                <w:rFonts w:ascii="ＭＳ 明朝" w:hAnsi="ＭＳ 明朝" w:eastAsia="ＭＳ 明朝"/>
+                <w:rFonts w:ascii="ＭＳ Ｐ明朝" w:hAnsi="ＭＳ Ｐ明朝" w:eastAsia="ＭＳ Ｐ明朝"/>
                 <w:b w:val="0"/>
                 <w:sz w:val="16"/>
               </w:rPr>
@@ -4944,7 +4722,7 @@
           <w:p>
             <w:r>
               <w:rPr>
-                <w:rFonts w:ascii="ＭＳ 明朝" w:hAnsi="ＭＳ 明朝" w:eastAsia="ＭＳ 明朝"/>
+                <w:rFonts w:ascii="ＭＳ Ｐ明朝" w:hAnsi="ＭＳ Ｐ明朝" w:eastAsia="ＭＳ Ｐ明朝"/>
                 <w:b w:val="0"/>
                 <w:sz w:val="18"/>
               </w:rPr>
@@ -4957,9 +4735,8 @@
             </w:pPr>
             <w:r>
               <w:rPr>
-                <w:rFonts w:ascii="ＭＳ 明朝" w:hAnsi="ＭＳ 明朝" w:eastAsia="ＭＳ 明朝"/>
+                <w:rFonts w:ascii="ＭＳ Ｐ明朝" w:hAnsi="ＭＳ Ｐ明朝" w:eastAsia="ＭＳ Ｐ明朝"/>
                 <w:b/>
-                <w:color w:val="C00000"/>
                 <w:sz w:val="24"/>
               </w:rPr>
               <w:t>72</w:t>
@@ -4971,7 +4748,7 @@
             </w:pPr>
             <w:r>
               <w:rPr>
-                <w:rFonts w:ascii="ＭＳ 明朝" w:hAnsi="ＭＳ 明朝" w:eastAsia="ＭＳ 明朝"/>
+                <w:rFonts w:ascii="ＭＳ Ｐ明朝" w:hAnsi="ＭＳ Ｐ明朝" w:eastAsia="ＭＳ Ｐ明朝"/>
                 <w:b w:val="0"/>
                 <w:sz w:val="16"/>
               </w:rPr>
@@ -4992,7 +4769,7 @@
           <w:p>
             <w:r>
               <w:rPr>
-                <w:rFonts w:ascii="ＭＳ 明朝" w:hAnsi="ＭＳ 明朝" w:eastAsia="ＭＳ 明朝"/>
+                <w:rFonts w:ascii="ＭＳ Ｐ明朝" w:hAnsi="ＭＳ Ｐ明朝" w:eastAsia="ＭＳ Ｐ明朝"/>
                 <w:b w:val="0"/>
                 <w:sz w:val="18"/>
               </w:rPr>
@@ -5005,9 +4782,8 @@
             </w:pPr>
             <w:r>
               <w:rPr>
-                <w:rFonts w:ascii="ＭＳ 明朝" w:hAnsi="ＭＳ 明朝" w:eastAsia="ＭＳ 明朝"/>
+                <w:rFonts w:ascii="ＭＳ Ｐ明朝" w:hAnsi="ＭＳ Ｐ明朝" w:eastAsia="ＭＳ Ｐ明朝"/>
                 <w:b/>
-                <w:color w:val="C00000"/>
                 <w:sz w:val="24"/>
               </w:rPr>
               <w:t>108</w:t>
@@ -5019,7 +4795,7 @@
             </w:pPr>
             <w:r>
               <w:rPr>
-                <w:rFonts w:ascii="ＭＳ 明朝" w:hAnsi="ＭＳ 明朝" w:eastAsia="ＭＳ 明朝"/>
+                <w:rFonts w:ascii="ＭＳ Ｐ明朝" w:hAnsi="ＭＳ Ｐ明朝" w:eastAsia="ＭＳ Ｐ明朝"/>
                 <w:b w:val="0"/>
                 <w:sz w:val="16"/>
               </w:rPr>
@@ -5051,7 +4827,7 @@
           <w:p>
             <w:r>
               <w:rPr>
-                <w:rFonts w:ascii="ＭＳ 明朝" w:hAnsi="ＭＳ 明朝" w:eastAsia="ＭＳ 明朝"/>
+                <w:rFonts w:ascii="ＭＳ Ｐ明朝" w:hAnsi="ＭＳ Ｐ明朝" w:eastAsia="ＭＳ Ｐ明朝"/>
                 <w:b w:val="0"/>
                 <w:sz w:val="18"/>
               </w:rPr>
@@ -5064,9 +4840,8 @@
             </w:pPr>
             <w:r>
               <w:rPr>
-                <w:rFonts w:ascii="ＭＳ 明朝" w:hAnsi="ＭＳ 明朝" w:eastAsia="ＭＳ 明朝"/>
+                <w:rFonts w:ascii="ＭＳ Ｐ明朝" w:hAnsi="ＭＳ Ｐ明朝" w:eastAsia="ＭＳ Ｐ明朝"/>
                 <w:b/>
-                <w:color w:val="C00000"/>
                 <w:sz w:val="24"/>
               </w:rPr>
               <w:t>54</w:t>
@@ -5078,7 +4853,7 @@
             </w:pPr>
             <w:r>
               <w:rPr>
-                <w:rFonts w:ascii="ＭＳ 明朝" w:hAnsi="ＭＳ 明朝" w:eastAsia="ＭＳ 明朝"/>
+                <w:rFonts w:ascii="ＭＳ Ｐ明朝" w:hAnsi="ＭＳ Ｐ明朝" w:eastAsia="ＭＳ Ｐ明朝"/>
                 <w:b w:val="0"/>
                 <w:sz w:val="16"/>
               </w:rPr>
@@ -5099,7 +4874,7 @@
           <w:p>
             <w:r>
               <w:rPr>
-                <w:rFonts w:ascii="ＭＳ 明朝" w:hAnsi="ＭＳ 明朝" w:eastAsia="ＭＳ 明朝"/>
+                <w:rFonts w:ascii="ＭＳ Ｐ明朝" w:hAnsi="ＭＳ Ｐ明朝" w:eastAsia="ＭＳ Ｐ明朝"/>
                 <w:b w:val="0"/>
                 <w:sz w:val="18"/>
               </w:rPr>
@@ -5112,9 +4887,8 @@
             </w:pPr>
             <w:r>
               <w:rPr>
-                <w:rFonts w:ascii="ＭＳ 明朝" w:hAnsi="ＭＳ 明朝" w:eastAsia="ＭＳ 明朝"/>
+                <w:rFonts w:ascii="ＭＳ Ｐ明朝" w:hAnsi="ＭＳ Ｐ明朝" w:eastAsia="ＭＳ Ｐ明朝"/>
                 <w:b/>
-                <w:color w:val="C00000"/>
                 <w:sz w:val="24"/>
               </w:rPr>
               <w:t>24</w:t>
@@ -5126,7 +4900,7 @@
             </w:pPr>
             <w:r>
               <w:rPr>
-                <w:rFonts w:ascii="ＭＳ 明朝" w:hAnsi="ＭＳ 明朝" w:eastAsia="ＭＳ 明朝"/>
+                <w:rFonts w:ascii="ＭＳ Ｐ明朝" w:hAnsi="ＭＳ Ｐ明朝" w:eastAsia="ＭＳ Ｐ明朝"/>
                 <w:b w:val="0"/>
                 <w:sz w:val="16"/>
               </w:rPr>
@@ -5147,7 +4921,7 @@
           <w:p>
             <w:r>
               <w:rPr>
-                <w:rFonts w:ascii="ＭＳ 明朝" w:hAnsi="ＭＳ 明朝" w:eastAsia="ＭＳ 明朝"/>
+                <w:rFonts w:ascii="ＭＳ Ｐ明朝" w:hAnsi="ＭＳ Ｐ明朝" w:eastAsia="ＭＳ Ｐ明朝"/>
                 <w:b w:val="0"/>
                 <w:sz w:val="18"/>
               </w:rPr>
@@ -5160,9 +4934,8 @@
             </w:pPr>
             <w:r>
               <w:rPr>
-                <w:rFonts w:ascii="ＭＳ 明朝" w:hAnsi="ＭＳ 明朝" w:eastAsia="ＭＳ 明朝"/>
+                <w:rFonts w:ascii="ＭＳ Ｐ明朝" w:hAnsi="ＭＳ Ｐ明朝" w:eastAsia="ＭＳ Ｐ明朝"/>
                 <w:b/>
-                <w:color w:val="C00000"/>
                 <w:sz w:val="24"/>
               </w:rPr>
               <w:t>72</w:t>
@@ -5174,7 +4947,7 @@
             </w:pPr>
             <w:r>
               <w:rPr>
-                <w:rFonts w:ascii="ＭＳ 明朝" w:hAnsi="ＭＳ 明朝" w:eastAsia="ＭＳ 明朝"/>
+                <w:rFonts w:ascii="ＭＳ Ｐ明朝" w:hAnsi="ＭＳ Ｐ明朝" w:eastAsia="ＭＳ Ｐ明朝"/>
                 <w:b w:val="0"/>
                 <w:sz w:val="16"/>
               </w:rPr>
@@ -5194,7 +4967,7 @@
           <w:p>
             <w:r>
               <w:rPr>
-                <w:rFonts w:ascii="ＭＳ 明朝" w:hAnsi="ＭＳ 明朝" w:eastAsia="ＭＳ 明朝"/>
+                <w:rFonts w:ascii="ＭＳ ゴシック" w:hAnsi="ＭＳ ゴシック" w:eastAsia="ＭＳ ゴシック"/>
                 <w:b/>
                 <w:sz w:val="20"/>
                 <w:bdr w:val="single" w:sz="6" w:space="0" w:color="000000"/>
@@ -5216,7 +4989,7 @@
           <w:p>
             <w:r>
               <w:rPr>
-                <w:rFonts w:ascii="ＭＳ 明朝" w:hAnsi="ＭＳ 明朝" w:eastAsia="ＭＳ 明朝"/>
+                <w:rFonts w:ascii="ＭＳ Ｐ明朝" w:hAnsi="ＭＳ Ｐ明朝" w:eastAsia="ＭＳ Ｐ明朝"/>
                 <w:b w:val="0"/>
                 <w:sz w:val="18"/>
               </w:rPr>
@@ -5229,9 +5002,8 @@
             </w:pPr>
             <w:r>
               <w:rPr>
-                <w:rFonts w:ascii="ＭＳ 明朝" w:hAnsi="ＭＳ 明朝" w:eastAsia="ＭＳ 明朝"/>
+                <w:rFonts w:ascii="ＭＳ Ｐ明朝" w:hAnsi="ＭＳ Ｐ明朝" w:eastAsia="ＭＳ Ｐ明朝"/>
                 <w:b/>
-                <w:color w:val="C00000"/>
                 <w:sz w:val="24"/>
               </w:rPr>
               <w:t>192</w:t>
@@ -5243,7 +5015,7 @@
             </w:pPr>
             <w:r>
               <w:rPr>
-                <w:rFonts w:ascii="ＭＳ 明朝" w:hAnsi="ＭＳ 明朝" w:eastAsia="ＭＳ 明朝"/>
+                <w:rFonts w:ascii="ＭＳ Ｐ明朝" w:hAnsi="ＭＳ Ｐ明朝" w:eastAsia="ＭＳ Ｐ明朝"/>
                 <w:b w:val="0"/>
                 <w:sz w:val="16"/>
               </w:rPr>
@@ -5264,7 +5036,7 @@
           <w:p>
             <w:r>
               <w:rPr>
-                <w:rFonts w:ascii="ＭＳ 明朝" w:hAnsi="ＭＳ 明朝" w:eastAsia="ＭＳ 明朝"/>
+                <w:rFonts w:ascii="ＭＳ Ｐ明朝" w:hAnsi="ＭＳ Ｐ明朝" w:eastAsia="ＭＳ Ｐ明朝"/>
                 <w:b w:val="0"/>
                 <w:sz w:val="18"/>
               </w:rPr>
@@ -5277,9 +5049,8 @@
             </w:pPr>
             <w:r>
               <w:rPr>
-                <w:rFonts w:ascii="ＭＳ 明朝" w:hAnsi="ＭＳ 明朝" w:eastAsia="ＭＳ 明朝"/>
+                <w:rFonts w:ascii="ＭＳ Ｐ明朝" w:hAnsi="ＭＳ Ｐ明朝" w:eastAsia="ＭＳ Ｐ明朝"/>
                 <w:b/>
-                <w:color w:val="C00000"/>
                 <w:sz w:val="24"/>
               </w:rPr>
               <w:t>120</w:t>
@@ -5291,7 +5062,7 @@
             </w:pPr>
             <w:r>
               <w:rPr>
-                <w:rFonts w:ascii="ＭＳ 明朝" w:hAnsi="ＭＳ 明朝" w:eastAsia="ＭＳ 明朝"/>
+                <w:rFonts w:ascii="ＭＳ Ｐ明朝" w:hAnsi="ＭＳ Ｐ明朝" w:eastAsia="ＭＳ Ｐ明朝"/>
                 <w:b w:val="0"/>
                 <w:sz w:val="16"/>
               </w:rPr>
@@ -5312,7 +5083,7 @@
           <w:p>
             <w:r>
               <w:rPr>
-                <w:rFonts w:ascii="ＭＳ 明朝" w:hAnsi="ＭＳ 明朝" w:eastAsia="ＭＳ 明朝"/>
+                <w:rFonts w:ascii="ＭＳ Ｐ明朝" w:hAnsi="ＭＳ Ｐ明朝" w:eastAsia="ＭＳ Ｐ明朝"/>
                 <w:b w:val="0"/>
                 <w:sz w:val="18"/>
               </w:rPr>
@@ -5325,9 +5096,8 @@
             </w:pPr>
             <w:r>
               <w:rPr>
-                <w:rFonts w:ascii="ＭＳ 明朝" w:hAnsi="ＭＳ 明朝" w:eastAsia="ＭＳ 明朝"/>
+                <w:rFonts w:ascii="ＭＳ Ｐ明朝" w:hAnsi="ＭＳ Ｐ明朝" w:eastAsia="ＭＳ Ｐ明朝"/>
                 <w:b/>
-                <w:color w:val="C00000"/>
                 <w:sz w:val="24"/>
               </w:rPr>
               <w:t>16</w:t>
@@ -5339,7 +5109,7 @@
             </w:pPr>
             <w:r>
               <w:rPr>
-                <w:rFonts w:ascii="ＭＳ 明朝" w:hAnsi="ＭＳ 明朝" w:eastAsia="ＭＳ 明朝"/>
+                <w:rFonts w:ascii="ＭＳ Ｐ明朝" w:hAnsi="ＭＳ Ｐ明朝" w:eastAsia="ＭＳ Ｐ明朝"/>
                 <w:b w:val="0"/>
                 <w:sz w:val="16"/>
               </w:rPr>
@@ -5371,7 +5141,7 @@
           <w:p>
             <w:r>
               <w:rPr>
-                <w:rFonts w:ascii="ＭＳ 明朝" w:hAnsi="ＭＳ 明朝" w:eastAsia="ＭＳ 明朝"/>
+                <w:rFonts w:ascii="ＭＳ Ｐ明朝" w:hAnsi="ＭＳ Ｐ明朝" w:eastAsia="ＭＳ Ｐ明朝"/>
                 <w:b w:val="0"/>
                 <w:sz w:val="18"/>
               </w:rPr>
@@ -5384,9 +5154,8 @@
             </w:pPr>
             <w:r>
               <w:rPr>
-                <w:rFonts w:ascii="ＭＳ 明朝" w:hAnsi="ＭＳ 明朝" w:eastAsia="ＭＳ 明朝"/>
+                <w:rFonts w:ascii="ＭＳ Ｐ明朝" w:hAnsi="ＭＳ Ｐ明朝" w:eastAsia="ＭＳ Ｐ明朝"/>
                 <w:b/>
-                <w:color w:val="C00000"/>
                 <w:sz w:val="24"/>
               </w:rPr>
               <w:t>40</w:t>
@@ -5398,7 +5167,7 @@
             </w:pPr>
             <w:r>
               <w:rPr>
-                <w:rFonts w:ascii="ＭＳ 明朝" w:hAnsi="ＭＳ 明朝" w:eastAsia="ＭＳ 明朝"/>
+                <w:rFonts w:ascii="ＭＳ Ｐ明朝" w:hAnsi="ＭＳ Ｐ明朝" w:eastAsia="ＭＳ Ｐ明朝"/>
                 <w:b w:val="0"/>
                 <w:sz w:val="16"/>
               </w:rPr>
@@ -5419,7 +5188,7 @@
           <w:p>
             <w:r>
               <w:rPr>
-                <w:rFonts w:ascii="ＭＳ 明朝" w:hAnsi="ＭＳ 明朝" w:eastAsia="ＭＳ 明朝"/>
+                <w:rFonts w:ascii="ＭＳ Ｐ明朝" w:hAnsi="ＭＳ Ｐ明朝" w:eastAsia="ＭＳ Ｐ明朝"/>
                 <w:b w:val="0"/>
                 <w:sz w:val="18"/>
               </w:rPr>
@@ -5432,9 +5201,8 @@
             </w:pPr>
             <w:r>
               <w:rPr>
-                <w:rFonts w:ascii="ＭＳ 明朝" w:hAnsi="ＭＳ 明朝" w:eastAsia="ＭＳ 明朝"/>
+                <w:rFonts w:ascii="ＭＳ Ｐ明朝" w:hAnsi="ＭＳ Ｐ明朝" w:eastAsia="ＭＳ Ｐ明朝"/>
                 <w:b/>
-                <w:color w:val="C00000"/>
                 <w:sz w:val="24"/>
               </w:rPr>
               <w:t>12</w:t>
@@ -5446,7 +5214,7 @@
             </w:pPr>
             <w:r>
               <w:rPr>
-                <w:rFonts w:ascii="ＭＳ 明朝" w:hAnsi="ＭＳ 明朝" w:eastAsia="ＭＳ 明朝"/>
+                <w:rFonts w:ascii="ＭＳ Ｐ明朝" w:hAnsi="ＭＳ Ｐ明朝" w:eastAsia="ＭＳ Ｐ明朝"/>
                 <w:b w:val="0"/>
                 <w:sz w:val="16"/>
               </w:rPr>
@@ -5465,40 +5233,64 @@
     <w:p>
       <w:pPr>
         <w:pageBreakBefore/>
-        <w:spacing w:after="0" w:before="0" w:lineRule="exact" w:line="20"/>
+        <w:spacing w:after="80" w:before="0"/>
+        <w:jc w:val="center"/>
       </w:pPr>
       <w:r>
-        <w:rPr>
-          <w:sz w:val="2"/>
-        </w:rPr>
-        <w:t xml:space="preserve"> </w:t>
+        <w:drawing>
+          <wp:inline xmlns:a="http://schemas.openxmlformats.org/drawingml/2006/main" xmlns:pic="http://schemas.openxmlformats.org/drawingml/2006/picture">
+            <wp:extent cx="5543999" cy="651532"/>
+            <wp:docPr id="22" name="Picture 22"/>
+            <wp:cNvGraphicFramePr>
+              <a:graphicFrameLocks noChangeAspect="1"/>
+            </wp:cNvGraphicFramePr>
+            <a:graphic>
+              <a:graphicData uri="http://schemas.openxmlformats.org/drawingml/2006/picture">
+                <pic:pic>
+                  <pic:nvPicPr>
+                    <pic:cNvPr id="0" name="ban_title_e.png"/>
+                    <pic:cNvPicPr/>
+                  </pic:nvPicPr>
+                  <pic:blipFill>
+                    <a:blip r:embed="rId28"/>
+                    <a:stretch>
+                      <a:fillRect/>
+                    </a:stretch>
+                  </pic:blipFill>
+                  <pic:spPr>
+                    <a:xfrm>
+                      <a:off x="0" y="0"/>
+                      <a:ext cx="5543999" cy="651532"/>
+                    </a:xfrm>
+                    <a:prstGeom prst="rect"/>
+                  </pic:spPr>
+                </pic:pic>
+              </a:graphicData>
+            </a:graphic>
+          </wp:inline>
+        </w:drawing>
       </w:r>
     </w:p>
     <w:p>
       <w:pPr>
-        <w:spacing w:after="40" w:before="0"/>
-        <w:jc w:val="right"/>
+        <w:spacing w:after="40" w:before="120"/>
       </w:pPr>
       <w:r>
         <w:rPr>
-          <w:rFonts w:ascii="ＭＳ 明朝" w:hAnsi="ＭＳ 明朝" w:eastAsia="ＭＳ 明朝"/>
-          <w:b w:val="0"/>
-          <w:sz w:val="18"/>
+          <w:rFonts w:ascii="ＭＳ ゴシック" w:hAnsi="ＭＳ ゴシック" w:eastAsia="ＭＳ ゴシック"/>
+          <w:b/>
+          <w:sz w:val="21"/>
+          <w:bdr w:val="single" w:sz="6" w:space="0" w:color="000000"/>
         </w:rPr>
-        <w:t>テストＡ　立体図形　解説　－１－</w:t>
+        <w:t>１</w:t>
       </w:r>
-    </w:p>
-    <w:p>
-      <w:pPr>
-        <w:spacing w:after="40" w:before="100"/>
-      </w:pPr>
       <w:r>
         <w:rPr>
-          <w:rFonts w:ascii="ＭＳ 明朝" w:hAnsi="ＭＳ 明朝" w:eastAsia="ＭＳ 明朝"/>
+          <w:rFonts w:ascii="ＭＳ ゴシック" w:hAnsi="ＭＳ ゴシック" w:eastAsia="ＭＳ ゴシック"/>
           <w:b/>
           <w:sz w:val="21"/>
         </w:rPr>
-        <w:t>１　正四面体（１辺６㎝）</w:t>
+        <w:t xml:space="preserve">　正四面体（１辺６㎝）</w:t>
       </w:r>
     </w:p>
     <w:p>
@@ -5508,7 +5300,7 @@
       </w:pPr>
       <w:r>
         <w:rPr>
-          <w:rFonts w:ascii="ＭＳ 明朝" w:hAnsi="ＭＳ 明朝" w:eastAsia="ＭＳ 明朝"/>
+          <w:rFonts w:ascii="ＭＳ Ｐ明朝" w:hAnsi="ＭＳ Ｐ明朝" w:eastAsia="ＭＳ Ｐ明朝"/>
           <w:b w:val="0"/>
           <w:sz w:val="18"/>
         </w:rPr>
@@ -5522,7 +5314,7 @@
       </w:pPr>
       <w:r>
         <w:rPr>
-          <w:rFonts w:ascii="ＭＳ 明朝" w:hAnsi="ＭＳ 明朝" w:eastAsia="ＭＳ 明朝"/>
+          <w:rFonts w:ascii="ＭＳ Ｐ明朝" w:hAnsi="ＭＳ Ｐ明朝" w:eastAsia="ＭＳ Ｐ明朝"/>
           <w:b w:val="0"/>
           <w:sz w:val="18"/>
         </w:rPr>
@@ -5536,7 +5328,7 @@
       </w:pPr>
       <w:r>
         <w:rPr>
-          <w:rFonts w:ascii="ＭＳ 明朝" w:hAnsi="ＭＳ 明朝" w:eastAsia="ＭＳ 明朝"/>
+          <w:rFonts w:ascii="ＭＳ Ｐ明朝" w:hAnsi="ＭＳ Ｐ明朝" w:eastAsia="ＭＳ Ｐ明朝"/>
           <w:b w:val="0"/>
           <w:sz w:val="18"/>
         </w:rPr>
@@ -5574,7 +5366,7 @@
             </w:pPr>
             <w:r>
               <w:rPr>
-                <w:rFonts w:ascii="ＭＳ 明朝" w:hAnsi="ＭＳ 明朝" w:eastAsia="ＭＳ 明朝"/>
+                <w:rFonts w:ascii="ＭＳ Ｐ明朝" w:hAnsi="ＭＳ Ｐ明朝" w:eastAsia="ＭＳ Ｐ明朝"/>
                 <w:b w:val="0"/>
                 <w:sz w:val="18"/>
               </w:rPr>
@@ -5588,7 +5380,7 @@
             </w:pPr>
             <w:r>
               <w:rPr>
-                <w:rFonts w:ascii="ＭＳ 明朝" w:hAnsi="ＭＳ 明朝" w:eastAsia="ＭＳ 明朝"/>
+                <w:rFonts w:ascii="ＭＳ Ｐ明朝" w:hAnsi="ＭＳ Ｐ明朝" w:eastAsia="ＭＳ Ｐ明朝"/>
                 <w:b w:val="0"/>
                 <w:sz w:val="18"/>
               </w:rPr>
@@ -5602,7 +5394,7 @@
             </w:pPr>
             <w:r>
               <w:rPr>
-                <w:rFonts w:ascii="ＭＳ 明朝" w:hAnsi="ＭＳ 明朝" w:eastAsia="ＭＳ 明朝"/>
+                <w:rFonts w:ascii="ＭＳ Ｐ明朝" w:hAnsi="ＭＳ Ｐ明朝" w:eastAsia="ＭＳ Ｐ明朝"/>
                 <w:b w:val="0"/>
                 <w:sz w:val="18"/>
               </w:rPr>
@@ -5616,7 +5408,7 @@
             </w:pPr>
             <w:r>
               <w:rPr>
-                <w:rFonts w:ascii="ＭＳ 明朝" w:hAnsi="ＭＳ 明朝" w:eastAsia="ＭＳ 明朝"/>
+                <w:rFonts w:ascii="ＭＳ Ｐ明朝" w:hAnsi="ＭＳ Ｐ明朝" w:eastAsia="ＭＳ Ｐ明朝"/>
                 <w:b w:val="0"/>
                 <w:sz w:val="18"/>
               </w:rPr>
@@ -5630,7 +5422,7 @@
             </w:pPr>
             <w:r>
               <w:rPr>
-                <w:rFonts w:ascii="ＭＳ 明朝" w:hAnsi="ＭＳ 明朝" w:eastAsia="ＭＳ 明朝"/>
+                <w:rFonts w:ascii="ＭＳ Ｐ明朝" w:hAnsi="ＭＳ Ｐ明朝" w:eastAsia="ＭＳ Ｐ明朝"/>
                 <w:b w:val="0"/>
                 <w:sz w:val="18"/>
               </w:rPr>
@@ -5652,7 +5444,7 @@
               <w:drawing>
                 <wp:inline xmlns:a="http://schemas.openxmlformats.org/drawingml/2006/main" xmlns:pic="http://schemas.openxmlformats.org/drawingml/2006/picture">
                   <wp:extent cx="1296000" cy="1296000"/>
-                  <wp:docPr id="16" name="Picture 16"/>
+                  <wp:docPr id="23" name="Picture 23"/>
                   <wp:cNvGraphicFramePr>
                     <a:graphicFrameLocks noChangeAspect="1"/>
                   </wp:cNvGraphicFramePr>
@@ -5664,7 +5456,7 @@
                           <pic:cNvPicPr/>
                         </pic:nvPicPr>
                         <pic:blipFill>
-                          <a:blip r:embed="rId24"/>
+                          <a:blip r:embed="rId29"/>
                           <a:stretch>
                             <a:fillRect/>
                           </a:stretch>
@@ -5688,15 +5480,24 @@
     </w:tbl>
     <w:p>
       <w:pPr>
-        <w:spacing w:after="40" w:before="100"/>
+        <w:spacing w:after="40" w:before="120"/>
       </w:pPr>
       <w:r>
         <w:rPr>
-          <w:rFonts w:ascii="ＭＳ 明朝" w:hAnsi="ＭＳ 明朝" w:eastAsia="ＭＳ 明朝"/>
+          <w:rFonts w:ascii="ＭＳ ゴシック" w:hAnsi="ＭＳ ゴシック" w:eastAsia="ＭＳ ゴシック"/>
+          <w:b/>
+          <w:sz w:val="21"/>
+          <w:bdr w:val="single" w:sz="6" w:space="0" w:color="000000"/>
+        </w:rPr>
+        <w:t>２</w:t>
+      </w:r>
+      <w:r>
+        <w:rPr>
+          <w:rFonts w:ascii="ＭＳ ゴシック" w:hAnsi="ＭＳ ゴシック" w:eastAsia="ＭＳ ゴシック"/>
           <w:b/>
           <w:sz w:val="21"/>
         </w:rPr>
-        <w:t>２　正四角錐（すべての辺が６㎝）</w:t>
+        <w:t xml:space="preserve">　正四角錐（すべての辺が６㎝）</w:t>
       </w:r>
     </w:p>
     <w:p>
@@ -5706,7 +5507,7 @@
       </w:pPr>
       <w:r>
         <w:rPr>
-          <w:rFonts w:ascii="ＭＳ 明朝" w:hAnsi="ＭＳ 明朝" w:eastAsia="ＭＳ 明朝"/>
+          <w:rFonts w:ascii="ＭＳ Ｐ明朝" w:hAnsi="ＭＳ Ｐ明朝" w:eastAsia="ＭＳ Ｐ明朝"/>
           <w:b w:val="0"/>
           <w:sz w:val="18"/>
         </w:rPr>
@@ -5720,7 +5521,7 @@
       </w:pPr>
       <w:r>
         <w:rPr>
-          <w:rFonts w:ascii="ＭＳ 明朝" w:hAnsi="ＭＳ 明朝" w:eastAsia="ＭＳ 明朝"/>
+          <w:rFonts w:ascii="ＭＳ Ｐ明朝" w:hAnsi="ＭＳ Ｐ明朝" w:eastAsia="ＭＳ Ｐ明朝"/>
           <w:b w:val="0"/>
           <w:sz w:val="18"/>
         </w:rPr>
@@ -5758,7 +5559,7 @@
             </w:pPr>
             <w:r>
               <w:rPr>
-                <w:rFonts w:ascii="ＭＳ 明朝" w:hAnsi="ＭＳ 明朝" w:eastAsia="ＭＳ 明朝"/>
+                <w:rFonts w:ascii="ＭＳ Ｐ明朝" w:hAnsi="ＭＳ Ｐ明朝" w:eastAsia="ＭＳ Ｐ明朝"/>
                 <w:b w:val="0"/>
                 <w:sz w:val="18"/>
               </w:rPr>
@@ -5772,7 +5573,7 @@
             </w:pPr>
             <w:r>
               <w:rPr>
-                <w:rFonts w:ascii="ＭＳ 明朝" w:hAnsi="ＭＳ 明朝" w:eastAsia="ＭＳ 明朝"/>
+                <w:rFonts w:ascii="ＭＳ Ｐ明朝" w:hAnsi="ＭＳ Ｐ明朝" w:eastAsia="ＭＳ Ｐ明朝"/>
                 <w:b w:val="0"/>
                 <w:sz w:val="18"/>
               </w:rPr>
@@ -5786,7 +5587,7 @@
             </w:pPr>
             <w:r>
               <w:rPr>
-                <w:rFonts w:ascii="ＭＳ 明朝" w:hAnsi="ＭＳ 明朝" w:eastAsia="ＭＳ 明朝"/>
+                <w:rFonts w:ascii="ＭＳ Ｐ明朝" w:hAnsi="ＭＳ Ｐ明朝" w:eastAsia="ＭＳ Ｐ明朝"/>
                 <w:b w:val="0"/>
                 <w:sz w:val="18"/>
               </w:rPr>
@@ -5800,7 +5601,7 @@
             </w:pPr>
             <w:r>
               <w:rPr>
-                <w:rFonts w:ascii="ＭＳ 明朝" w:hAnsi="ＭＳ 明朝" w:eastAsia="ＭＳ 明朝"/>
+                <w:rFonts w:ascii="ＭＳ Ｐ明朝" w:hAnsi="ＭＳ Ｐ明朝" w:eastAsia="ＭＳ Ｐ明朝"/>
                 <w:b w:val="0"/>
                 <w:sz w:val="18"/>
               </w:rPr>
@@ -5814,7 +5615,7 @@
             </w:pPr>
             <w:r>
               <w:rPr>
-                <w:rFonts w:ascii="ＭＳ 明朝" w:hAnsi="ＭＳ 明朝" w:eastAsia="ＭＳ 明朝"/>
+                <w:rFonts w:ascii="ＭＳ Ｐ明朝" w:hAnsi="ＭＳ Ｐ明朝" w:eastAsia="ＭＳ Ｐ明朝"/>
                 <w:b w:val="0"/>
                 <w:sz w:val="18"/>
               </w:rPr>
@@ -5828,7 +5629,7 @@
             </w:pPr>
             <w:r>
               <w:rPr>
-                <w:rFonts w:ascii="ＭＳ 明朝" w:hAnsi="ＭＳ 明朝" w:eastAsia="ＭＳ 明朝"/>
+                <w:rFonts w:ascii="ＭＳ Ｐ明朝" w:hAnsi="ＭＳ Ｐ明朝" w:eastAsia="ＭＳ Ｐ明朝"/>
                 <w:b w:val="0"/>
                 <w:sz w:val="18"/>
               </w:rPr>
@@ -5842,7 +5643,7 @@
             </w:pPr>
             <w:r>
               <w:rPr>
-                <w:rFonts w:ascii="ＭＳ 明朝" w:hAnsi="ＭＳ 明朝" w:eastAsia="ＭＳ 明朝"/>
+                <w:rFonts w:ascii="ＭＳ Ｐ明朝" w:hAnsi="ＭＳ Ｐ明朝" w:eastAsia="ＭＳ Ｐ明朝"/>
                 <w:b w:val="0"/>
                 <w:sz w:val="18"/>
               </w:rPr>
@@ -5864,7 +5665,7 @@
               <w:drawing>
                 <wp:inline xmlns:a="http://schemas.openxmlformats.org/drawingml/2006/main" xmlns:pic="http://schemas.openxmlformats.org/drawingml/2006/picture">
                   <wp:extent cx="1944000" cy="1242000"/>
-                  <wp:docPr id="17" name="Picture 17"/>
+                  <wp:docPr id="24" name="Picture 24"/>
                   <wp:cNvGraphicFramePr>
                     <a:graphicFrameLocks noChangeAspect="1"/>
                   </wp:cNvGraphicFramePr>
@@ -5876,7 +5677,7 @@
                           <pic:cNvPicPr/>
                         </pic:nvPicPr>
                         <pic:blipFill>
-                          <a:blip r:embed="rId25"/>
+                          <a:blip r:embed="rId30"/>
                           <a:stretch>
                             <a:fillRect/>
                           </a:stretch>
@@ -5900,15 +5701,24 @@
     </w:tbl>
     <w:p>
       <w:pPr>
-        <w:spacing w:after="40" w:before="100"/>
+        <w:spacing w:after="40" w:before="120"/>
       </w:pPr>
       <w:r>
         <w:rPr>
-          <w:rFonts w:ascii="ＭＳ 明朝" w:hAnsi="ＭＳ 明朝" w:eastAsia="ＭＳ 明朝"/>
+          <w:rFonts w:ascii="ＭＳ ゴシック" w:hAnsi="ＭＳ ゴシック" w:eastAsia="ＭＳ ゴシック"/>
+          <w:b/>
+          <w:sz w:val="21"/>
+          <w:bdr w:val="single" w:sz="6" w:space="0" w:color="000000"/>
+        </w:rPr>
+        <w:t>３</w:t>
+      </w:r>
+      <w:r>
+        <w:rPr>
+          <w:rFonts w:ascii="ＭＳ ゴシック" w:hAnsi="ＭＳ ゴシック" w:eastAsia="ＭＳ ゴシック"/>
           <w:b/>
           <w:sz w:val="21"/>
         </w:rPr>
-        <w:t>３　円錐（母線１２㎝，底面の半径３㎝）</w:t>
+        <w:t xml:space="preserve">　円錐（母線１２㎝，底面の半径３㎝）</w:t>
       </w:r>
     </w:p>
     <w:p>
@@ -5918,7 +5728,7 @@
       </w:pPr>
       <w:r>
         <w:rPr>
-          <w:rFonts w:ascii="ＭＳ 明朝" w:hAnsi="ＭＳ 明朝" w:eastAsia="ＭＳ 明朝"/>
+          <w:rFonts w:ascii="ＭＳ Ｐ明朝" w:hAnsi="ＭＳ Ｐ明朝" w:eastAsia="ＭＳ Ｐ明朝"/>
           <w:b w:val="0"/>
           <w:sz w:val="18"/>
         </w:rPr>
@@ -5932,7 +5742,7 @@
       </w:pPr>
       <w:r>
         <w:rPr>
-          <w:rFonts w:ascii="ＭＳ 明朝" w:hAnsi="ＭＳ 明朝" w:eastAsia="ＭＳ 明朝"/>
+          <w:rFonts w:ascii="ＭＳ Ｐ明朝" w:hAnsi="ＭＳ Ｐ明朝" w:eastAsia="ＭＳ Ｐ明朝"/>
           <w:b w:val="0"/>
           <w:sz w:val="18"/>
         </w:rPr>
@@ -5970,7 +5780,7 @@
             </w:pPr>
             <w:r>
               <w:rPr>
-                <w:rFonts w:ascii="ＭＳ 明朝" w:hAnsi="ＭＳ 明朝" w:eastAsia="ＭＳ 明朝"/>
+                <w:rFonts w:ascii="ＭＳ Ｐ明朝" w:hAnsi="ＭＳ Ｐ明朝" w:eastAsia="ＭＳ Ｐ明朝"/>
                 <w:b w:val="0"/>
                 <w:sz w:val="18"/>
               </w:rPr>
@@ -5984,7 +5794,7 @@
             </w:pPr>
             <w:r>
               <w:rPr>
-                <w:rFonts w:ascii="ＭＳ 明朝" w:hAnsi="ＭＳ 明朝" w:eastAsia="ＭＳ 明朝"/>
+                <w:rFonts w:ascii="ＭＳ Ｐ明朝" w:hAnsi="ＭＳ Ｐ明朝" w:eastAsia="ＭＳ Ｐ明朝"/>
                 <w:b w:val="0"/>
                 <w:sz w:val="18"/>
               </w:rPr>
@@ -5998,7 +5808,7 @@
             </w:pPr>
             <w:r>
               <w:rPr>
-                <w:rFonts w:ascii="ＭＳ 明朝" w:hAnsi="ＭＳ 明朝" w:eastAsia="ＭＳ 明朝"/>
+                <w:rFonts w:ascii="ＭＳ Ｐ明朝" w:hAnsi="ＭＳ Ｐ明朝" w:eastAsia="ＭＳ Ｐ明朝"/>
                 <w:b w:val="0"/>
                 <w:sz w:val="18"/>
               </w:rPr>
@@ -6012,7 +5822,7 @@
             </w:pPr>
             <w:r>
               <w:rPr>
-                <w:rFonts w:ascii="ＭＳ 明朝" w:hAnsi="ＭＳ 明朝" w:eastAsia="ＭＳ 明朝"/>
+                <w:rFonts w:ascii="ＭＳ Ｐ明朝" w:hAnsi="ＭＳ Ｐ明朝" w:eastAsia="ＭＳ Ｐ明朝"/>
                 <w:b w:val="0"/>
                 <w:sz w:val="18"/>
               </w:rPr>
@@ -6026,7 +5836,7 @@
             </w:pPr>
             <w:r>
               <w:rPr>
-                <w:rFonts w:ascii="ＭＳ 明朝" w:hAnsi="ＭＳ 明朝" w:eastAsia="ＭＳ 明朝"/>
+                <w:rFonts w:ascii="ＭＳ Ｐ明朝" w:hAnsi="ＭＳ Ｐ明朝" w:eastAsia="ＭＳ Ｐ明朝"/>
                 <w:b w:val="0"/>
                 <w:sz w:val="18"/>
               </w:rPr>
@@ -6048,7 +5858,7 @@
               <w:drawing>
                 <wp:inline xmlns:a="http://schemas.openxmlformats.org/drawingml/2006/main" xmlns:pic="http://schemas.openxmlformats.org/drawingml/2006/picture">
                   <wp:extent cx="1368000" cy="1368000"/>
-                  <wp:docPr id="18" name="Picture 18"/>
+                  <wp:docPr id="25" name="Picture 25"/>
                   <wp:cNvGraphicFramePr>
                     <a:graphicFrameLocks noChangeAspect="1"/>
                   </wp:cNvGraphicFramePr>
@@ -6060,7 +5870,7 @@
                           <pic:cNvPicPr/>
                         </pic:nvPicPr>
                         <pic:blipFill>
-                          <a:blip r:embed="rId26"/>
+                          <a:blip r:embed="rId31"/>
                           <a:stretch>
                             <a:fillRect/>
                           </a:stretch>
@@ -6084,41 +5894,29 @@
     </w:tbl>
     <w:p>
       <w:pPr>
-        <w:pageBreakBefore/>
-        <w:spacing w:after="0" w:before="0" w:lineRule="exact" w:line="20"/>
+        <w:spacing w:after="80" w:before="0"/>
+      </w:pPr>
+    </w:p>
+    <w:p>
+      <w:pPr>
+        <w:spacing w:after="40" w:before="120"/>
       </w:pPr>
       <w:r>
         <w:rPr>
-          <w:sz w:val="2"/>
+          <w:rFonts w:ascii="ＭＳ ゴシック" w:hAnsi="ＭＳ ゴシック" w:eastAsia="ＭＳ ゴシック"/>
+          <w:b/>
+          <w:sz w:val="21"/>
+          <w:bdr w:val="single" w:sz="6" w:space="0" w:color="000000"/>
         </w:rPr>
-        <w:t xml:space="preserve"> </w:t>
+        <w:t>４</w:t>
       </w:r>
-    </w:p>
-    <w:p>
-      <w:pPr>
-        <w:spacing w:after="40" w:before="0"/>
-        <w:jc w:val="right"/>
-      </w:pPr>
       <w:r>
         <w:rPr>
-          <w:rFonts w:ascii="ＭＳ 明朝" w:hAnsi="ＭＳ 明朝" w:eastAsia="ＭＳ 明朝"/>
-          <w:b w:val="0"/>
-          <w:sz w:val="18"/>
-        </w:rPr>
-        <w:t>テストＡ　立体図形　解説　－２－</w:t>
-      </w:r>
-    </w:p>
-    <w:p>
-      <w:pPr>
-        <w:spacing w:after="40" w:before="100"/>
-      </w:pPr>
-      <w:r>
-        <w:rPr>
-          <w:rFonts w:ascii="ＭＳ 明朝" w:hAnsi="ＭＳ 明朝" w:eastAsia="ＭＳ 明朝"/>
+          <w:rFonts w:ascii="ＭＳ ゴシック" w:hAnsi="ＭＳ ゴシック" w:eastAsia="ＭＳ ゴシック"/>
           <w:b/>
           <w:sz w:val="21"/>
         </w:rPr>
-        <w:t>４　三角柱（ＢＣ＝８㎝，ＢＥ＝４㎝）</w:t>
+        <w:t xml:space="preserve">　三角柱（ＢＣ＝８㎝，ＢＥ＝４㎝）</w:t>
       </w:r>
     </w:p>
     <w:tbl>
@@ -6152,7 +5950,7 @@
             </w:pPr>
             <w:r>
               <w:rPr>
-                <w:rFonts w:ascii="ＭＳ 明朝" w:hAnsi="ＭＳ 明朝" w:eastAsia="ＭＳ 明朝"/>
+                <w:rFonts w:ascii="ＭＳ Ｐ明朝" w:hAnsi="ＭＳ Ｐ明朝" w:eastAsia="ＭＳ Ｐ明朝"/>
                 <w:b w:val="0"/>
                 <w:sz w:val="18"/>
               </w:rPr>
@@ -6166,7 +5964,7 @@
             </w:pPr>
             <w:r>
               <w:rPr>
-                <w:rFonts w:ascii="ＭＳ 明朝" w:hAnsi="ＭＳ 明朝" w:eastAsia="ＭＳ 明朝"/>
+                <w:rFonts w:ascii="ＭＳ Ｐ明朝" w:hAnsi="ＭＳ Ｐ明朝" w:eastAsia="ＭＳ Ｐ明朝"/>
                 <w:b w:val="0"/>
                 <w:sz w:val="18"/>
               </w:rPr>
@@ -6180,7 +5978,7 @@
             </w:pPr>
             <w:r>
               <w:rPr>
-                <w:rFonts w:ascii="ＭＳ 明朝" w:hAnsi="ＭＳ 明朝" w:eastAsia="ＭＳ 明朝"/>
+                <w:rFonts w:ascii="ＭＳ Ｐ明朝" w:hAnsi="ＭＳ Ｐ明朝" w:eastAsia="ＭＳ Ｐ明朝"/>
                 <w:b w:val="0"/>
                 <w:sz w:val="18"/>
               </w:rPr>
@@ -6194,7 +5992,7 @@
             </w:pPr>
             <w:r>
               <w:rPr>
-                <w:rFonts w:ascii="ＭＳ 明朝" w:hAnsi="ＭＳ 明朝" w:eastAsia="ＭＳ 明朝"/>
+                <w:rFonts w:ascii="ＭＳ Ｐ明朝" w:hAnsi="ＭＳ Ｐ明朝" w:eastAsia="ＭＳ Ｐ明朝"/>
                 <w:b w:val="0"/>
                 <w:sz w:val="18"/>
               </w:rPr>
@@ -6208,7 +6006,7 @@
             </w:pPr>
             <w:r>
               <w:rPr>
-                <w:rFonts w:ascii="ＭＳ 明朝" w:hAnsi="ＭＳ 明朝" w:eastAsia="ＭＳ 明朝"/>
+                <w:rFonts w:ascii="ＭＳ Ｐ明朝" w:hAnsi="ＭＳ Ｐ明朝" w:eastAsia="ＭＳ Ｐ明朝"/>
                 <w:b w:val="0"/>
                 <w:sz w:val="18"/>
               </w:rPr>
@@ -6222,7 +6020,7 @@
             </w:pPr>
             <w:r>
               <w:rPr>
-                <w:rFonts w:ascii="ＭＳ 明朝" w:hAnsi="ＭＳ 明朝" w:eastAsia="ＭＳ 明朝"/>
+                <w:rFonts w:ascii="ＭＳ Ｐ明朝" w:hAnsi="ＭＳ Ｐ明朝" w:eastAsia="ＭＳ Ｐ明朝"/>
                 <w:b w:val="0"/>
                 <w:sz w:val="18"/>
               </w:rPr>
@@ -6236,7 +6034,7 @@
             </w:pPr>
             <w:r>
               <w:rPr>
-                <w:rFonts w:ascii="ＭＳ 明朝" w:hAnsi="ＭＳ 明朝" w:eastAsia="ＭＳ 明朝"/>
+                <w:rFonts w:ascii="ＭＳ Ｐ明朝" w:hAnsi="ＭＳ Ｐ明朝" w:eastAsia="ＭＳ Ｐ明朝"/>
                 <w:b w:val="0"/>
                 <w:sz w:val="18"/>
               </w:rPr>
@@ -6258,7 +6056,7 @@
               <w:drawing>
                 <wp:inline xmlns:a="http://schemas.openxmlformats.org/drawingml/2006/main" xmlns:pic="http://schemas.openxmlformats.org/drawingml/2006/picture">
                   <wp:extent cx="1728000" cy="1423059"/>
-                  <wp:docPr id="19" name="Picture 19"/>
+                  <wp:docPr id="26" name="Picture 26"/>
                   <wp:cNvGraphicFramePr>
                     <a:graphicFrameLocks noChangeAspect="1"/>
                   </wp:cNvGraphicFramePr>
@@ -6270,7 +6068,7 @@
                           <pic:cNvPicPr/>
                         </pic:nvPicPr>
                         <pic:blipFill>
-                          <a:blip r:embed="rId27"/>
+                          <a:blip r:embed="rId32"/>
                           <a:stretch>
                             <a:fillRect/>
                           </a:stretch>
@@ -6294,15 +6092,24 @@
     </w:tbl>
     <w:p>
       <w:pPr>
-        <w:spacing w:after="40" w:before="100"/>
+        <w:spacing w:after="40" w:before="120"/>
       </w:pPr>
       <w:r>
         <w:rPr>
-          <w:rFonts w:ascii="ＭＳ 明朝" w:hAnsi="ＭＳ 明朝" w:eastAsia="ＭＳ 明朝"/>
+          <w:rFonts w:ascii="ＭＳ ゴシック" w:hAnsi="ＭＳ ゴシック" w:eastAsia="ＭＳ ゴシック"/>
+          <w:b/>
+          <w:sz w:val="21"/>
+          <w:bdr w:val="single" w:sz="6" w:space="0" w:color="000000"/>
+        </w:rPr>
+        <w:t>５</w:t>
+      </w:r>
+      <w:r>
+        <w:rPr>
+          <w:rFonts w:ascii="ＭＳ ゴシック" w:hAnsi="ＭＳ ゴシック" w:eastAsia="ＭＳ ゴシック"/>
           <w:b/>
           <w:sz w:val="21"/>
         </w:rPr>
-        <w:t>５　立方体の切断（１辺１２㎝）</w:t>
+        <w:t xml:space="preserve">　立方体の切断（１辺１２㎝）</w:t>
       </w:r>
     </w:p>
     <w:p>
@@ -6312,7 +6119,7 @@
       </w:pPr>
       <w:r>
         <w:rPr>
-          <w:rFonts w:ascii="ＭＳ 明朝" w:hAnsi="ＭＳ 明朝" w:eastAsia="ＭＳ 明朝"/>
+          <w:rFonts w:ascii="ＭＳ Ｐ明朝" w:hAnsi="ＭＳ Ｐ明朝" w:eastAsia="ＭＳ Ｐ明朝"/>
           <w:b w:val="0"/>
           <w:sz w:val="18"/>
         </w:rPr>
@@ -6326,7 +6133,7 @@
       </w:pPr>
       <w:r>
         <w:rPr>
-          <w:rFonts w:ascii="ＭＳ 明朝" w:hAnsi="ＭＳ 明朝" w:eastAsia="ＭＳ 明朝"/>
+          <w:rFonts w:ascii="ＭＳ Ｐ明朝" w:hAnsi="ＭＳ Ｐ明朝" w:eastAsia="ＭＳ Ｐ明朝"/>
           <w:b w:val="0"/>
           <w:sz w:val="18"/>
         </w:rPr>
@@ -6340,7 +6147,7 @@
       </w:pPr>
       <w:r>
         <w:rPr>
-          <w:rFonts w:ascii="ＭＳ 明朝" w:hAnsi="ＭＳ 明朝" w:eastAsia="ＭＳ 明朝"/>
+          <w:rFonts w:ascii="ＭＳ Ｐ明朝" w:hAnsi="ＭＳ Ｐ明朝" w:eastAsia="ＭＳ Ｐ明朝"/>
           <w:b w:val="0"/>
           <w:sz w:val="18"/>
         </w:rPr>
@@ -6354,7 +6161,7 @@
       </w:pPr>
       <w:r>
         <w:rPr>
-          <w:rFonts w:ascii="ＭＳ 明朝" w:hAnsi="ＭＳ 明朝" w:eastAsia="ＭＳ 明朝"/>
+          <w:rFonts w:ascii="ＭＳ Ｐ明朝" w:hAnsi="ＭＳ Ｐ明朝" w:eastAsia="ＭＳ Ｐ明朝"/>
           <w:b w:val="0"/>
           <w:sz w:val="18"/>
         </w:rPr>
@@ -6368,7 +6175,7 @@
       </w:pPr>
       <w:r>
         <w:rPr>
-          <w:rFonts w:ascii="ＭＳ 明朝" w:hAnsi="ＭＳ 明朝" w:eastAsia="ＭＳ 明朝"/>
+          <w:rFonts w:ascii="ＭＳ Ｐ明朝" w:hAnsi="ＭＳ Ｐ明朝" w:eastAsia="ＭＳ Ｐ明朝"/>
           <w:b w:val="0"/>
           <w:sz w:val="18"/>
         </w:rPr>
@@ -6382,7 +6189,7 @@
       </w:pPr>
       <w:r>
         <w:rPr>
-          <w:rFonts w:ascii="ＭＳ 明朝" w:hAnsi="ＭＳ 明朝" w:eastAsia="ＭＳ 明朝"/>
+          <w:rFonts w:ascii="ＭＳ Ｐ明朝" w:hAnsi="ＭＳ Ｐ明朝" w:eastAsia="ＭＳ Ｐ明朝"/>
           <w:b w:val="0"/>
           <w:sz w:val="18"/>
         </w:rPr>
@@ -6391,15 +6198,24 @@
     </w:p>
     <w:p>
       <w:pPr>
-        <w:spacing w:after="40" w:before="100"/>
+        <w:spacing w:after="40" w:before="120"/>
       </w:pPr>
       <w:r>
         <w:rPr>
-          <w:rFonts w:ascii="ＭＳ 明朝" w:hAnsi="ＭＳ 明朝" w:eastAsia="ＭＳ 明朝"/>
+          <w:rFonts w:ascii="ＭＳ ゴシック" w:hAnsi="ＭＳ ゴシック" w:eastAsia="ＭＳ ゴシック"/>
+          <w:b/>
+          <w:sz w:val="21"/>
+          <w:bdr w:val="single" w:sz="6" w:space="0" w:color="000000"/>
+        </w:rPr>
+        <w:t>６</w:t>
+      </w:r>
+      <w:r>
+        <w:rPr>
+          <w:rFonts w:ascii="ＭＳ ゴシック" w:hAnsi="ＭＳ ゴシック" w:eastAsia="ＭＳ ゴシック"/>
           <w:b/>
           <w:sz w:val="21"/>
         </w:rPr>
-        <w:t>６　立方体と太線の長さ（１辺１５㎝）</w:t>
+        <w:t xml:space="preserve">　立方体と太線の長さ（１辺１５㎝）</w:t>
       </w:r>
     </w:p>
     <w:p>
@@ -6409,7 +6225,7 @@
       </w:pPr>
       <w:r>
         <w:rPr>
-          <w:rFonts w:ascii="ＭＳ 明朝" w:hAnsi="ＭＳ 明朝" w:eastAsia="ＭＳ 明朝"/>
+          <w:rFonts w:ascii="ＭＳ Ｐ明朝" w:hAnsi="ＭＳ Ｐ明朝" w:eastAsia="ＭＳ Ｐ明朝"/>
           <w:b w:val="0"/>
           <w:sz w:val="18"/>
         </w:rPr>
@@ -6423,7 +6239,7 @@
       </w:pPr>
       <w:r>
         <w:rPr>
-          <w:rFonts w:ascii="ＭＳ 明朝" w:hAnsi="ＭＳ 明朝" w:eastAsia="ＭＳ 明朝"/>
+          <w:rFonts w:ascii="ＭＳ Ｐ明朝" w:hAnsi="ＭＳ Ｐ明朝" w:eastAsia="ＭＳ Ｐ明朝"/>
           <w:b w:val="0"/>
           <w:sz w:val="18"/>
         </w:rPr>
@@ -6437,7 +6253,7 @@
       </w:pPr>
       <w:r>
         <w:rPr>
-          <w:rFonts w:ascii="ＭＳ 明朝" w:hAnsi="ＭＳ 明朝" w:eastAsia="ＭＳ 明朝"/>
+          <w:rFonts w:ascii="ＭＳ Ｐ明朝" w:hAnsi="ＭＳ Ｐ明朝" w:eastAsia="ＭＳ Ｐ明朝"/>
           <w:b w:val="0"/>
           <w:sz w:val="18"/>
         </w:rPr>
@@ -6446,15 +6262,24 @@
     </w:p>
     <w:p>
       <w:pPr>
-        <w:spacing w:after="40" w:before="100"/>
+        <w:spacing w:after="40" w:before="120"/>
       </w:pPr>
       <w:r>
         <w:rPr>
-          <w:rFonts w:ascii="ＭＳ 明朝" w:hAnsi="ＭＳ 明朝" w:eastAsia="ＭＳ 明朝"/>
+          <w:rFonts w:ascii="ＭＳ ゴシック" w:hAnsi="ＭＳ ゴシック" w:eastAsia="ＭＳ ゴシック"/>
+          <w:b/>
+          <w:sz w:val="21"/>
+          <w:bdr w:val="single" w:sz="6" w:space="0" w:color="000000"/>
+        </w:rPr>
+        <w:t>７</w:t>
+      </w:r>
+      <w:r>
+        <w:rPr>
+          <w:rFonts w:ascii="ＭＳ ゴシック" w:hAnsi="ＭＳ ゴシック" w:eastAsia="ＭＳ ゴシック"/>
           <w:b/>
           <w:sz w:val="21"/>
         </w:rPr>
-        <w:t>７　正四面体の△ＡＰＢ（１辺１０㎝）</w:t>
+        <w:t xml:space="preserve">　正四面体の△ＡＰＢ（１辺１０㎝）</w:t>
       </w:r>
     </w:p>
     <w:p>
@@ -6464,7 +6289,7 @@
       </w:pPr>
       <w:r>
         <w:rPr>
-          <w:rFonts w:ascii="ＭＳ 明朝" w:hAnsi="ＭＳ 明朝" w:eastAsia="ＭＳ 明朝"/>
+          <w:rFonts w:ascii="ＭＳ Ｐ明朝" w:hAnsi="ＭＳ Ｐ明朝" w:eastAsia="ＭＳ Ｐ明朝"/>
           <w:b w:val="0"/>
           <w:sz w:val="18"/>
         </w:rPr>
@@ -6478,7 +6303,7 @@
       </w:pPr>
       <w:r>
         <w:rPr>
-          <w:rFonts w:ascii="ＭＳ 明朝" w:hAnsi="ＭＳ 明朝" w:eastAsia="ＭＳ 明朝"/>
+          <w:rFonts w:ascii="ＭＳ Ｐ明朝" w:hAnsi="ＭＳ Ｐ明朝" w:eastAsia="ＭＳ Ｐ明朝"/>
           <w:b w:val="0"/>
           <w:sz w:val="18"/>
         </w:rPr>
@@ -6492,7 +6317,7 @@
       </w:pPr>
       <w:r>
         <w:rPr>
-          <w:rFonts w:ascii="ＭＳ 明朝" w:hAnsi="ＭＳ 明朝" w:eastAsia="ＭＳ 明朝"/>
+          <w:rFonts w:ascii="ＭＳ Ｐ明朝" w:hAnsi="ＭＳ Ｐ明朝" w:eastAsia="ＭＳ Ｐ明朝"/>
           <w:b w:val="0"/>
           <w:sz w:val="18"/>
         </w:rPr>
@@ -6501,41 +6326,29 @@
     </w:p>
     <w:p>
       <w:pPr>
-        <w:pageBreakBefore/>
-        <w:spacing w:after="0" w:before="0" w:lineRule="exact" w:line="20"/>
+        <w:spacing w:after="80" w:before="0"/>
+      </w:pPr>
+    </w:p>
+    <w:p>
+      <w:pPr>
+        <w:spacing w:after="40" w:before="120"/>
       </w:pPr>
       <w:r>
         <w:rPr>
-          <w:sz w:val="2"/>
+          <w:rFonts w:ascii="ＭＳ ゴシック" w:hAnsi="ＭＳ ゴシック" w:eastAsia="ＭＳ ゴシック"/>
+          <w:b/>
+          <w:sz w:val="21"/>
+          <w:bdr w:val="single" w:sz="6" w:space="0" w:color="000000"/>
         </w:rPr>
-        <w:t xml:space="preserve"> </w:t>
+        <w:t>８</w:t>
       </w:r>
-    </w:p>
-    <w:p>
-      <w:pPr>
-        <w:spacing w:after="40" w:before="0"/>
-        <w:jc w:val="right"/>
-      </w:pPr>
       <w:r>
         <w:rPr>
-          <w:rFonts w:ascii="ＭＳ 明朝" w:hAnsi="ＭＳ 明朝" w:eastAsia="ＭＳ 明朝"/>
-          <w:b w:val="0"/>
-          <w:sz w:val="18"/>
-        </w:rPr>
-        <w:t>テストＡ　立体図形　解説　－３－</w:t>
-      </w:r>
-    </w:p>
-    <w:p>
-      <w:pPr>
-        <w:spacing w:after="40" w:before="100"/>
-      </w:pPr>
-      <w:r>
-        <w:rPr>
-          <w:rFonts w:ascii="ＭＳ 明朝" w:hAnsi="ＭＳ 明朝" w:eastAsia="ＭＳ 明朝"/>
+          <w:rFonts w:ascii="ＭＳ ゴシック" w:hAnsi="ＭＳ ゴシック" w:eastAsia="ＭＳ ゴシック"/>
           <w:b/>
           <w:sz w:val="21"/>
         </w:rPr>
-        <w:t>８　正四角錐（すべての辺が９㎝）</w:t>
+        <w:t xml:space="preserve">　正四角錐（すべての辺が９㎝）</w:t>
       </w:r>
     </w:p>
     <w:p>
@@ -6545,7 +6358,7 @@
       </w:pPr>
       <w:r>
         <w:rPr>
-          <w:rFonts w:ascii="ＭＳ 明朝" w:hAnsi="ＭＳ 明朝" w:eastAsia="ＭＳ 明朝"/>
+          <w:rFonts w:ascii="ＭＳ Ｐ明朝" w:hAnsi="ＭＳ Ｐ明朝" w:eastAsia="ＭＳ Ｐ明朝"/>
           <w:b w:val="0"/>
           <w:sz w:val="18"/>
         </w:rPr>
@@ -6559,7 +6372,7 @@
       </w:pPr>
       <w:r>
         <w:rPr>
-          <w:rFonts w:ascii="ＭＳ 明朝" w:hAnsi="ＭＳ 明朝" w:eastAsia="ＭＳ 明朝"/>
+          <w:rFonts w:ascii="ＭＳ Ｐ明朝" w:hAnsi="ＭＳ Ｐ明朝" w:eastAsia="ＭＳ Ｐ明朝"/>
           <w:b w:val="0"/>
           <w:sz w:val="18"/>
         </w:rPr>
@@ -6573,7 +6386,7 @@
       </w:pPr>
       <w:r>
         <w:rPr>
-          <w:rFonts w:ascii="ＭＳ 明朝" w:hAnsi="ＭＳ 明朝" w:eastAsia="ＭＳ 明朝"/>
+          <w:rFonts w:ascii="ＭＳ Ｐ明朝" w:hAnsi="ＭＳ Ｐ明朝" w:eastAsia="ＭＳ Ｐ明朝"/>
           <w:b w:val="0"/>
           <w:sz w:val="18"/>
         </w:rPr>
@@ -6582,15 +6395,24 @@
     </w:p>
     <w:p>
       <w:pPr>
-        <w:spacing w:after="40" w:before="100"/>
+        <w:spacing w:after="40" w:before="120"/>
       </w:pPr>
       <w:r>
         <w:rPr>
-          <w:rFonts w:ascii="ＭＳ 明朝" w:hAnsi="ＭＳ 明朝" w:eastAsia="ＭＳ 明朝"/>
+          <w:rFonts w:ascii="ＭＳ ゴシック" w:hAnsi="ＭＳ ゴシック" w:eastAsia="ＭＳ ゴシック"/>
+          <w:b/>
+          <w:sz w:val="21"/>
+          <w:bdr w:val="single" w:sz="6" w:space="0" w:color="000000"/>
+        </w:rPr>
+        <w:t>９</w:t>
+      </w:r>
+      <w:r>
+        <w:rPr>
+          <w:rFonts w:ascii="ＭＳ ゴシック" w:hAnsi="ＭＳ ゴシック" w:eastAsia="ＭＳ ゴシック"/>
           <w:b/>
           <w:sz w:val="21"/>
         </w:rPr>
-        <w:t>９　直方体の切断（ＡＢ＝ＡＥ＝６，ＡＤ＝１２）</w:t>
+        <w:t xml:space="preserve">　直方体の切断（ＡＢ＝ＡＥ＝６，ＡＤ＝１２）</w:t>
       </w:r>
     </w:p>
     <w:p>
@@ -6600,7 +6422,7 @@
       </w:pPr>
       <w:r>
         <w:rPr>
-          <w:rFonts w:ascii="ＭＳ 明朝" w:hAnsi="ＭＳ 明朝" w:eastAsia="ＭＳ 明朝"/>
+          <w:rFonts w:ascii="ＭＳ Ｐ明朝" w:hAnsi="ＭＳ Ｐ明朝" w:eastAsia="ＭＳ Ｐ明朝"/>
           <w:b w:val="0"/>
           <w:sz w:val="18"/>
         </w:rPr>
@@ -6614,7 +6436,7 @@
       </w:pPr>
       <w:r>
         <w:rPr>
-          <w:rFonts w:ascii="ＭＳ 明朝" w:hAnsi="ＭＳ 明朝" w:eastAsia="ＭＳ 明朝"/>
+          <w:rFonts w:ascii="ＭＳ Ｐ明朝" w:hAnsi="ＭＳ Ｐ明朝" w:eastAsia="ＭＳ Ｐ明朝"/>
           <w:b w:val="0"/>
           <w:sz w:val="18"/>
         </w:rPr>
@@ -6628,7 +6450,7 @@
       </w:pPr>
       <w:r>
         <w:rPr>
-          <w:rFonts w:ascii="ＭＳ 明朝" w:hAnsi="ＭＳ 明朝" w:eastAsia="ＭＳ 明朝"/>
+          <w:rFonts w:ascii="ＭＳ Ｐ明朝" w:hAnsi="ＭＳ Ｐ明朝" w:eastAsia="ＭＳ Ｐ明朝"/>
           <w:b w:val="0"/>
           <w:sz w:val="18"/>
         </w:rPr>
@@ -6642,7 +6464,7 @@
       </w:pPr>
       <w:r>
         <w:rPr>
-          <w:rFonts w:ascii="ＭＳ 明朝" w:hAnsi="ＭＳ 明朝" w:eastAsia="ＭＳ 明朝"/>
+          <w:rFonts w:ascii="ＭＳ Ｐ明朝" w:hAnsi="ＭＳ Ｐ明朝" w:eastAsia="ＭＳ Ｐ明朝"/>
           <w:b w:val="0"/>
           <w:sz w:val="18"/>
         </w:rPr>
@@ -6656,7 +6478,7 @@
       </w:pPr>
       <w:r>
         <w:rPr>
-          <w:rFonts w:ascii="ＭＳ 明朝" w:hAnsi="ＭＳ 明朝" w:eastAsia="ＭＳ 明朝"/>
+          <w:rFonts w:ascii="ＭＳ Ｐ明朝" w:hAnsi="ＭＳ Ｐ明朝" w:eastAsia="ＭＳ Ｐ明朝"/>
           <w:b w:val="0"/>
           <w:sz w:val="18"/>
         </w:rPr>
@@ -6670,7 +6492,7 @@
       </w:pPr>
       <w:r>
         <w:rPr>
-          <w:rFonts w:ascii="ＭＳ 明朝" w:hAnsi="ＭＳ 明朝" w:eastAsia="ＭＳ 明朝"/>
+          <w:rFonts w:ascii="ＭＳ Ｐ明朝" w:hAnsi="ＭＳ Ｐ明朝" w:eastAsia="ＭＳ Ｐ明朝"/>
           <w:b w:val="0"/>
           <w:sz w:val="18"/>
         </w:rPr>
@@ -6684,7 +6506,7 @@
       </w:pPr>
       <w:r>
         <w:rPr>
-          <w:rFonts w:ascii="ＭＳ 明朝" w:hAnsi="ＭＳ 明朝" w:eastAsia="ＭＳ 明朝"/>
+          <w:rFonts w:ascii="ＭＳ Ｐ明朝" w:hAnsi="ＭＳ Ｐ明朝" w:eastAsia="ＭＳ Ｐ明朝"/>
           <w:b w:val="0"/>
           <w:sz w:val="18"/>
         </w:rPr>
@@ -6698,7 +6520,7 @@
       </w:pPr>
       <w:r>
         <w:rPr>
-          <w:rFonts w:ascii="ＭＳ 明朝" w:hAnsi="ＭＳ 明朝" w:eastAsia="ＭＳ 明朝"/>
+          <w:rFonts w:ascii="ＭＳ Ｐ明朝" w:hAnsi="ＭＳ Ｐ明朝" w:eastAsia="ＭＳ Ｐ明朝"/>
           <w:b w:val="0"/>
           <w:sz w:val="18"/>
         </w:rPr>
@@ -6707,15 +6529,24 @@
     </w:p>
     <w:p>
       <w:pPr>
-        <w:spacing w:after="40" w:before="100"/>
+        <w:spacing w:after="40" w:before="120"/>
       </w:pPr>
       <w:r>
         <w:rPr>
-          <w:rFonts w:ascii="ＭＳ 明朝" w:hAnsi="ＭＳ 明朝" w:eastAsia="ＭＳ 明朝"/>
+          <w:rFonts w:ascii="ＭＳ ゴシック" w:hAnsi="ＭＳ ゴシック" w:eastAsia="ＭＳ ゴシック"/>
+          <w:b/>
+          <w:sz w:val="21"/>
+          <w:bdr w:val="single" w:sz="6" w:space="0" w:color="000000"/>
+        </w:rPr>
+        <w:t>10</w:t>
+      </w:r>
+      <w:r>
+        <w:rPr>
+          <w:rFonts w:ascii="ＭＳ ゴシック" w:hAnsi="ＭＳ ゴシック" w:eastAsia="ＭＳ ゴシック"/>
           <w:b/>
           <w:sz w:val="21"/>
         </w:rPr>
-        <w:t>10　五角柱の頂点を結ぶ立体（ＡＢ＝ＡＥ＝ＢＣ＝６，ＣＤ＝ＤＥ＝５，ＡＦ＝４）</w:t>
+        <w:t xml:space="preserve">　五角柱の頂点を結ぶ立体（ＡＢ＝ＡＥ＝ＢＣ＝６，ＣＤ＝ＤＥ＝５，ＡＦ＝４）</w:t>
       </w:r>
     </w:p>
     <w:p>
@@ -6725,7 +6556,7 @@
       </w:pPr>
       <w:r>
         <w:rPr>
-          <w:rFonts w:ascii="ＭＳ 明朝" w:hAnsi="ＭＳ 明朝" w:eastAsia="ＭＳ 明朝"/>
+          <w:rFonts w:ascii="ＭＳ Ｐ明朝" w:hAnsi="ＭＳ Ｐ明朝" w:eastAsia="ＭＳ Ｐ明朝"/>
           <w:b w:val="0"/>
           <w:sz w:val="18"/>
         </w:rPr>
@@ -6739,7 +6570,7 @@
       </w:pPr>
       <w:r>
         <w:rPr>
-          <w:rFonts w:ascii="ＭＳ 明朝" w:hAnsi="ＭＳ 明朝" w:eastAsia="ＭＳ 明朝"/>
+          <w:rFonts w:ascii="ＭＳ Ｐ明朝" w:hAnsi="ＭＳ Ｐ明朝" w:eastAsia="ＭＳ Ｐ明朝"/>
           <w:b w:val="0"/>
           <w:sz w:val="18"/>
         </w:rPr>
@@ -6753,7 +6584,7 @@
       </w:pPr>
       <w:r>
         <w:rPr>
-          <w:rFonts w:ascii="ＭＳ 明朝" w:hAnsi="ＭＳ 明朝" w:eastAsia="ＭＳ 明朝"/>
+          <w:rFonts w:ascii="ＭＳ Ｐ明朝" w:hAnsi="ＭＳ Ｐ明朝" w:eastAsia="ＭＳ Ｐ明朝"/>
           <w:b w:val="0"/>
           <w:sz w:val="18"/>
         </w:rPr>
@@ -6767,7 +6598,7 @@
       </w:pPr>
       <w:r>
         <w:rPr>
-          <w:rFonts w:ascii="ＭＳ 明朝" w:hAnsi="ＭＳ 明朝" w:eastAsia="ＭＳ 明朝"/>
+          <w:rFonts w:ascii="ＭＳ Ｐ明朝" w:hAnsi="ＭＳ Ｐ明朝" w:eastAsia="ＭＳ Ｐ明朝"/>
           <w:b w:val="0"/>
           <w:sz w:val="18"/>
         </w:rPr>
@@ -6781,7 +6612,7 @@
       </w:pPr>
       <w:r>
         <w:rPr>
-          <w:rFonts w:ascii="ＭＳ 明朝" w:hAnsi="ＭＳ 明朝" w:eastAsia="ＭＳ 明朝"/>
+          <w:rFonts w:ascii="ＭＳ Ｐ明朝" w:hAnsi="ＭＳ Ｐ明朝" w:eastAsia="ＭＳ Ｐ明朝"/>
           <w:b w:val="0"/>
           <w:sz w:val="18"/>
         </w:rPr>
@@ -6795,7 +6626,7 @@
       </w:pPr>
       <w:r>
         <w:rPr>
-          <w:rFonts w:ascii="ＭＳ 明朝" w:hAnsi="ＭＳ 明朝" w:eastAsia="ＭＳ 明朝"/>
+          <w:rFonts w:ascii="ＭＳ Ｐ明朝" w:hAnsi="ＭＳ Ｐ明朝" w:eastAsia="ＭＳ Ｐ明朝"/>
           <w:b w:val="0"/>
           <w:sz w:val="18"/>
         </w:rPr>
@@ -7179,7 +7010,7 @@
       <w:spacing w:after="0"/>
     </w:pPr>
     <w:rPr>
-      <w:rFonts w:ascii="ＭＳ 明朝" w:hAnsi="ＭＳ 明朝" w:eastAsia="ＭＳ 明朝"/>
+      <w:rFonts w:ascii="ＭＳ Ｐ明朝" w:hAnsi="ＭＳ Ｐ明朝" w:eastAsia="ＭＳ Ｐ明朝"/>
       <w:sz w:val="20"/>
     </w:rPr>
   </w:style>
